--- a/DocumentoSoftware/planejamentoPexIV.docx
+++ b/DocumentoSoftware/planejamentoPexIV.docx
@@ -133,7 +133,14 @@
           <w:b/>
           <w:color w:val="FF0000"/>
         </w:rPr>
-        <w:t xml:space="preserve"> IV</w:t>
+        <w:t xml:space="preserve"> </w:t>
+      </w:r>
+      <w:r>
+        <w:rPr>
+          <w:b/>
+          <w:color w:val="FF0000"/>
+        </w:rPr>
+        <w:t>V</w:t>
       </w:r>
     </w:p>
     <w:p>
@@ -162,12 +169,272 @@
       </w:r>
       <w:r>
         <w:br/>
-        <w:t>2025</w:t>
+        <w:t>2026</w:t>
+      </w:r>
+    </w:p>
+    <w:p/>
+    <w:p>
+      <w:pPr>
+        <w:rPr>
+          <w:rStyle w:val="Forte"/>
+          <w:b w:val="0"/>
+          <w:bCs w:val="0"/>
+        </w:rPr>
+      </w:pPr>
+    </w:p>
+    <w:p>
+      <w:pPr>
+        <w:rPr>
+          <w:rStyle w:val="Forte"/>
+          <w:b w:val="0"/>
+          <w:bCs w:val="0"/>
+        </w:rPr>
+      </w:pPr>
+    </w:p>
+    <w:p>
+      <w:pPr>
+        <w:rPr>
+          <w:rStyle w:val="Forte"/>
+          <w:b w:val="0"/>
+          <w:bCs w:val="0"/>
+        </w:rPr>
+      </w:pPr>
+    </w:p>
+    <w:p>
+      <w:pPr>
+        <w:rPr>
+          <w:rStyle w:val="Forte"/>
+          <w:b w:val="0"/>
+          <w:bCs w:val="0"/>
+        </w:rPr>
+      </w:pPr>
+    </w:p>
+    <w:p>
+      <w:pPr>
+        <w:rPr>
+          <w:rStyle w:val="Forte"/>
+          <w:b w:val="0"/>
+          <w:bCs w:val="0"/>
+        </w:rPr>
+      </w:pPr>
+    </w:p>
+    <w:p>
+      <w:pPr>
+        <w:rPr>
+          <w:rStyle w:val="Forte"/>
+          <w:b w:val="0"/>
+          <w:bCs w:val="0"/>
+        </w:rPr>
+      </w:pPr>
+    </w:p>
+    <w:p>
+      <w:pPr>
+        <w:rPr>
+          <w:rStyle w:val="Forte"/>
+          <w:b w:val="0"/>
+          <w:bCs w:val="0"/>
+        </w:rPr>
+      </w:pPr>
+    </w:p>
+    <w:p>
+      <w:pPr>
+        <w:rPr>
+          <w:rStyle w:val="Forte"/>
+          <w:b w:val="0"/>
+          <w:bCs w:val="0"/>
+        </w:rPr>
+      </w:pPr>
+    </w:p>
+    <w:p>
+      <w:r>
+        <w:lastRenderedPageBreak/>
+        <w:pict>
+          <v:rect id="_x0000_i1295" style="width:0;height:1.5pt" o:hralign="center" o:hrstd="t" o:hr="t" fillcolor="#a0a0a0" stroked="f"/>
+        </w:pict>
+      </w:r>
+    </w:p>
+    <w:p>
+      <w:pPr>
+        <w:pStyle w:val="Ttulo1"/>
+      </w:pPr>
+      <w:r>
+        <w:rPr>
+          <w:rStyle w:val="Forte"/>
+          <w:b/>
+          <w:bCs/>
+        </w:rPr>
+        <w:t>O QUE VOCÊ JÁ COMPLETOU (</w:t>
+      </w:r>
+      <w:proofErr w:type="spellStart"/>
+      <w:r>
+        <w:rPr>
+          <w:rStyle w:val="Forte"/>
+          <w:b/>
+          <w:bCs/>
+        </w:rPr>
+        <w:t>confirmado</w:t>
+      </w:r>
+      <w:proofErr w:type="spellEnd"/>
+      <w:r>
+        <w:rPr>
+          <w:rStyle w:val="Forte"/>
+          <w:b/>
+          <w:bCs/>
+        </w:rPr>
+        <w:t xml:space="preserve"> pela </w:t>
+      </w:r>
+      <w:proofErr w:type="spellStart"/>
+      <w:r>
+        <w:rPr>
+          <w:rStyle w:val="Forte"/>
+          <w:b/>
+          <w:bCs/>
+        </w:rPr>
+        <w:t>estrutura</w:t>
+      </w:r>
+      <w:proofErr w:type="spellEnd"/>
+      <w:r>
+        <w:rPr>
+          <w:rStyle w:val="Forte"/>
+          <w:b/>
+          <w:bCs/>
+        </w:rPr>
+        <w:t>)</w:t>
+      </w:r>
+    </w:p>
+    <w:p>
+      <w:pPr>
+        <w:pStyle w:val="NormalWeb"/>
+      </w:pPr>
+      <w:r>
+        <w:rPr>
+          <w:rFonts w:ascii="MS Gothic" w:eastAsia="MS Gothic" w:hAnsi="MS Gothic" w:cs="MS Gothic" w:hint="eastAsia"/>
+        </w:rPr>
+        <w:t>✔</w:t>
+      </w:r>
+      <w:r>
+        <w:t xml:space="preserve"> Carta de apresentação</w:t>
+      </w:r>
+      <w:r>
+        <w:br/>
+      </w:r>
+      <w:r>
+        <w:rPr>
+          <w:rFonts w:ascii="MS Gothic" w:eastAsia="MS Gothic" w:hAnsi="MS Gothic" w:cs="MS Gothic" w:hint="eastAsia"/>
+        </w:rPr>
+        <w:t>✔</w:t>
+      </w:r>
+      <w:r>
+        <w:t xml:space="preserve"> Termo de autorização</w:t>
+      </w:r>
+      <w:r>
+        <w:br/>
+      </w:r>
+      <w:r>
+        <w:rPr>
+          <w:rFonts w:ascii="MS Gothic" w:eastAsia="MS Gothic" w:hAnsi="MS Gothic" w:cs="MS Gothic" w:hint="eastAsia"/>
+        </w:rPr>
+        <w:t>✔</w:t>
+      </w:r>
+      <w:r>
+        <w:t xml:space="preserve"> Levantamento de requisitos</w:t>
+      </w:r>
+      <w:r>
+        <w:br/>
+      </w:r>
+      <w:r>
+        <w:rPr>
+          <w:rFonts w:ascii="MS Gothic" w:eastAsia="MS Gothic" w:hAnsi="MS Gothic" w:cs="MS Gothic" w:hint="eastAsia"/>
+        </w:rPr>
+        <w:t>✔</w:t>
+      </w:r>
+      <w:r>
+        <w:t xml:space="preserve"> Documento de software</w:t>
+      </w:r>
+      <w:r>
+        <w:br/>
+      </w:r>
+      <w:r>
+        <w:rPr>
+          <w:rFonts w:ascii="MS Gothic" w:eastAsia="MS Gothic" w:hAnsi="MS Gothic" w:cs="MS Gothic" w:hint="eastAsia"/>
+        </w:rPr>
+        <w:t>✔</w:t>
+      </w:r>
+      <w:r>
+        <w:t xml:space="preserve"> Modelagem (diagramas + </w:t>
+      </w:r>
+      <w:proofErr w:type="spellStart"/>
+      <w:r>
+        <w:t>wireframes</w:t>
+      </w:r>
+      <w:proofErr w:type="spellEnd"/>
+      <w:proofErr w:type="gramStart"/>
+      <w:r>
+        <w:t>)</w:t>
+      </w:r>
+      <w:proofErr w:type="gramEnd"/>
+      <w:r>
+        <w:br/>
+      </w:r>
+      <w:r>
+        <w:rPr>
+          <w:rFonts w:ascii="MS Gothic" w:eastAsia="MS Gothic" w:hAnsi="MS Gothic" w:cs="MS Gothic" w:hint="eastAsia"/>
+        </w:rPr>
+        <w:t>✔</w:t>
+      </w:r>
+      <w:r>
+        <w:t xml:space="preserve"> Banco de dados</w:t>
+      </w:r>
+      <w:r>
+        <w:br/>
+      </w:r>
+      <w:r>
+        <w:rPr>
+          <w:rFonts w:ascii="MS Gothic" w:eastAsia="MS Gothic" w:hAnsi="MS Gothic" w:cs="MS Gothic" w:hint="eastAsia"/>
+        </w:rPr>
+        <w:t>✔</w:t>
+      </w:r>
+      <w:r>
+        <w:t xml:space="preserve"> Desenvolvimento em Java</w:t>
+      </w:r>
+      <w:r>
+        <w:br/>
+      </w:r>
+      <w:r>
+        <w:rPr>
+          <w:rFonts w:ascii="MS Gothic" w:eastAsia="MS Gothic" w:hAnsi="MS Gothic" w:cs="MS Gothic" w:hint="eastAsia"/>
+        </w:rPr>
+        <w:t>✔</w:t>
+      </w:r>
+      <w:r>
+        <w:t xml:space="preserve"> Organização do projeto</w:t>
+      </w:r>
+    </w:p>
+    <w:p>
+      <w:pPr>
+        <w:pStyle w:val="NormalWeb"/>
+      </w:pPr>
+      <w:r>
+        <w:rPr>
+          <w:rFonts w:ascii="Segoe UI Symbol" w:hAnsi="Segoe UI Symbol" w:cs="Segoe UI Symbol"/>
+        </w:rPr>
+        <w:t>👉</w:t>
+      </w:r>
+      <w:r>
+        <w:t xml:space="preserve"> Ou seja: </w:t>
+      </w:r>
+      <w:r>
+        <w:rPr>
+          <w:rStyle w:val="Forte"/>
+        </w:rPr>
+        <w:t>planejamento + construção = OK</w:t>
       </w:r>
     </w:p>
     <w:p>
       <w:r>
-        <w:br w:type="page"/>
+        <w:pict>
+          <v:rect id="_x0000_i1296" style="width:0;height:1.5pt" o:hralign="center" o:hrstd="t" o:hr="t" fillcolor="#a0a0a0" stroked="f"/>
+        </w:pict>
       </w:r>
     </w:p>
     <w:p>
@@ -175,538 +442,1171 @@
         <w:pStyle w:val="Ttulo1"/>
       </w:pPr>
       <w:r>
-        <w:lastRenderedPageBreak/>
-        <w:t xml:space="preserve">Planejamento de Coleta e Análise de Dados - </w:t>
+        <w:t xml:space="preserve"> </w:t>
+      </w:r>
+      <w:r>
+        <w:rPr>
+          <w:rStyle w:val="Forte"/>
+          <w:b/>
+          <w:bCs/>
+        </w:rPr>
+        <w:t>O QUE AINDA FALTA (CRÍTICO PARA ENTREGA)</w:t>
+      </w:r>
+    </w:p>
+    <w:p>
+      <w:pPr>
+        <w:pStyle w:val="Ttulo2"/>
+      </w:pPr>
+      <w:r>
+        <w:rPr>
+          <w:rStyle w:val="Forte"/>
+          <w:b/>
+          <w:bCs/>
+        </w:rPr>
+        <w:t>1. EXECUÇÃO PRELIMINAR (PILOTO)</w:t>
+      </w:r>
+    </w:p>
+    <w:p>
+      <w:pPr>
+        <w:pStyle w:val="NormalWeb"/>
+      </w:pPr>
+      <w:r>
+        <w:rPr>
+          <w:rStyle w:val="Forte"/>
+        </w:rPr>
+        <w:t>Essa é obrigatória no documento e é o ponto mais importante que geralmente falta</w:t>
+      </w:r>
+    </w:p>
+    <w:p>
+      <w:pPr>
+        <w:pStyle w:val="NormalWeb"/>
+      </w:pPr>
+      <w:r>
+        <w:t>Você precisa:</w:t>
+      </w:r>
+    </w:p>
+    <w:p>
+      <w:pPr>
+        <w:pStyle w:val="NormalWeb"/>
+        <w:numPr>
+          <w:ilvl w:val="0"/>
+          <w:numId w:val="28"/>
+        </w:numPr>
+      </w:pPr>
+      <w:r>
+        <w:object w:dxaOrig="1000" w:dyaOrig="500">
+          <v:shapetype id="_x0000_t75" coordsize="21600,21600" o:spt="75" o:preferrelative="t" path="m@4@5l@4@11@9@11@9@5xe" filled="f" stroked="f">
+            <v:stroke joinstyle="miter"/>
+            <v:formulas>
+              <v:f eqn="if lineDrawn pixelLineWidth 0"/>
+              <v:f eqn="sum @0 1 0"/>
+              <v:f eqn="sum 0 0 @1"/>
+              <v:f eqn="prod @2 1 2"/>
+              <v:f eqn="prod @3 21600 pixelWidth"/>
+              <v:f eqn="prod @3 21600 pixelHeight"/>
+              <v:f eqn="sum @0 0 1"/>
+              <v:f eqn="prod @6 1 2"/>
+              <v:f eqn="prod @7 21600 pixelWidth"/>
+              <v:f eqn="sum @8 21600 0"/>
+              <v:f eqn="prod @7 21600 pixelHeight"/>
+              <v:f eqn="sum @10 21600 0"/>
+            </v:formulas>
+            <v:path o:extrusionok="f" gradientshapeok="t" o:connecttype="rect"/>
+            <o:lock v:ext="edit" aspectratio="t"/>
+          </v:shapetype>
+          <v:shape id="_x0000_i1400" type="#_x0000_t75" style="width:18.2pt;height:15.9pt" o:ole="">
+            <v:imagedata r:id="rId9" o:title=""/>
+          </v:shape>
+          <w:control r:id="rId10" w:name="DefaultOcxName" w:shapeid="_x0000_i1400"/>
+        </w:object>
+      </w:r>
+      <w:r>
+        <w:t xml:space="preserve">Escolher </w:t>
+      </w:r>
+      <w:proofErr w:type="gramStart"/>
+      <w:r>
+        <w:t>1</w:t>
+      </w:r>
+      <w:proofErr w:type="gramEnd"/>
+      <w:r>
+        <w:t xml:space="preserve"> funcionalidade (</w:t>
       </w:r>
       <w:proofErr w:type="spellStart"/>
       <w:r>
-        <w:t>Projeto</w:t>
+        <w:t>ex</w:t>
       </w:r>
       <w:proofErr w:type="spellEnd"/>
       <w:r>
-        <w:t xml:space="preserve"> de </w:t>
+        <w:t>: cadastro de cliente ou venda)</w:t>
+      </w:r>
+    </w:p>
+    <w:p>
+      <w:pPr>
+        <w:pStyle w:val="NormalWeb"/>
+        <w:numPr>
+          <w:ilvl w:val="0"/>
+          <w:numId w:val="28"/>
+        </w:numPr>
+      </w:pPr>
+      <w:r>
+        <w:object w:dxaOrig="1000" w:dyaOrig="500">
+          <v:shape id="_x0000_i1399" type="#_x0000_t75" style="width:18.2pt;height:15.9pt" o:ole="">
+            <v:imagedata r:id="rId9" o:title=""/>
+          </v:shape>
+          <w:control r:id="rId11" w:name="DefaultOcxName1" w:shapeid="_x0000_i1399"/>
+        </w:object>
+      </w:r>
+      <w:r>
+        <w:t>Rodar o sistema em ambiente de teste</w:t>
+      </w:r>
+    </w:p>
+    <w:p>
+      <w:pPr>
+        <w:pStyle w:val="NormalWeb"/>
+        <w:numPr>
+          <w:ilvl w:val="0"/>
+          <w:numId w:val="28"/>
+        </w:numPr>
+      </w:pPr>
+      <w:r>
+        <w:object w:dxaOrig="1000" w:dyaOrig="500">
+          <v:shape id="_x0000_i1398" type="#_x0000_t75" style="width:18.2pt;height:15.9pt" o:ole="">
+            <v:imagedata r:id="rId9" o:title=""/>
+          </v:shape>
+          <w:control r:id="rId12" w:name="DefaultOcxName2" w:shapeid="_x0000_i1398"/>
+        </w:object>
+      </w:r>
+      <w:r>
+        <w:t>Simular uso real (ou usar usuários reais)</w:t>
+      </w:r>
+    </w:p>
+    <w:p>
+      <w:pPr>
+        <w:pStyle w:val="NormalWeb"/>
+        <w:numPr>
+          <w:ilvl w:val="0"/>
+          <w:numId w:val="28"/>
+        </w:numPr>
+      </w:pPr>
+      <w:r>
+        <w:object w:dxaOrig="1000" w:dyaOrig="500">
+          <v:shape id="_x0000_i1397" type="#_x0000_t75" style="width:18.2pt;height:15.9pt" o:ole="">
+            <v:imagedata r:id="rId9" o:title=""/>
+          </v:shape>
+          <w:control r:id="rId13" w:name="DefaultOcxName3" w:shapeid="_x0000_i1397"/>
+        </w:object>
+      </w:r>
+      <w:r>
+        <w:t>Coletar evidências:</w:t>
+      </w:r>
+    </w:p>
+    <w:p>
+      <w:pPr>
+        <w:pStyle w:val="NormalWeb"/>
+        <w:numPr>
+          <w:ilvl w:val="1"/>
+          <w:numId w:val="28"/>
+        </w:numPr>
+      </w:pPr>
+      <w:proofErr w:type="spellStart"/>
+      <w:r>
+        <w:t>Prints</w:t>
+      </w:r>
+      <w:proofErr w:type="spellEnd"/>
+      <w:r>
+        <w:t xml:space="preserve"> do sistema funcionando</w:t>
+      </w:r>
+    </w:p>
+    <w:p>
+      <w:pPr>
+        <w:pStyle w:val="NormalWeb"/>
+        <w:numPr>
+          <w:ilvl w:val="1"/>
+          <w:numId w:val="28"/>
+        </w:numPr>
+      </w:pPr>
+      <w:r>
+        <w:t>Testes realizados</w:t>
+      </w:r>
+    </w:p>
+    <w:p>
+      <w:pPr>
+        <w:pStyle w:val="NormalWeb"/>
+        <w:numPr>
+          <w:ilvl w:val="1"/>
+          <w:numId w:val="28"/>
+        </w:numPr>
+      </w:pPr>
+      <w:r>
+        <w:t>Resultados</w:t>
+      </w:r>
+    </w:p>
+    <w:p>
+      <w:r>
+        <w:pict>
+          <v:rect id="_x0000_i1297" style="width:0;height:1.5pt" o:hralign="center" o:hrstd="t" o:hr="t" fillcolor="#a0a0a0" stroked="f"/>
+        </w:pict>
+      </w:r>
+    </w:p>
+    <w:p>
+      <w:pPr>
+        <w:pStyle w:val="Ttulo2"/>
+        <w:rPr>
+          <w:rStyle w:val="Forte"/>
+          <w:b/>
+          <w:bCs/>
+        </w:rPr>
+      </w:pPr>
+    </w:p>
+    <w:p/>
+    <w:p>
+      <w:pPr>
+        <w:pStyle w:val="Ttulo2"/>
+      </w:pPr>
+      <w:r>
+        <w:rPr>
+          <w:rStyle w:val="Forte"/>
+          <w:b/>
+          <w:bCs/>
+        </w:rPr>
+        <w:lastRenderedPageBreak/>
+        <w:t>2. EVIDÊNCIAS DO PROJETO</w:t>
+      </w:r>
+    </w:p>
+    <w:p>
+      <w:pPr>
+        <w:pStyle w:val="NormalWeb"/>
+      </w:pPr>
+      <w:r>
+        <w:t>Mesmo tendo pasta “Fotos”, valide se você tem:</w:t>
+      </w:r>
+    </w:p>
+    <w:p>
+      <w:pPr>
+        <w:pStyle w:val="NormalWeb"/>
+        <w:numPr>
+          <w:ilvl w:val="0"/>
+          <w:numId w:val="29"/>
+        </w:numPr>
+      </w:pPr>
+      <w:r>
+        <w:object w:dxaOrig="1000" w:dyaOrig="500">
+          <v:shape id="_x0000_i1396" type="#_x0000_t75" style="width:18.2pt;height:15.9pt" o:ole="">
+            <v:imagedata r:id="rId9" o:title=""/>
+          </v:shape>
+          <w:control r:id="rId14" w:name="DefaultOcxName4" w:shapeid="_x0000_i1396"/>
+        </w:object>
       </w:r>
       <w:proofErr w:type="spellStart"/>
       <w:r>
-        <w:t>Extensão</w:t>
+        <w:t>Prints</w:t>
+      </w:r>
+      <w:proofErr w:type="spellEnd"/>
+      <w:r>
+        <w:t xml:space="preserve"> do sistema funcionando</w:t>
+      </w:r>
+    </w:p>
+    <w:p>
+      <w:pPr>
+        <w:pStyle w:val="NormalWeb"/>
+        <w:numPr>
+          <w:ilvl w:val="0"/>
+          <w:numId w:val="29"/>
+        </w:numPr>
+      </w:pPr>
+      <w:r>
+        <w:object w:dxaOrig="1000" w:dyaOrig="500">
+          <v:shape id="_x0000_i1395" type="#_x0000_t75" style="width:18.2pt;height:15.9pt" o:ole="">
+            <v:imagedata r:id="rId9" o:title=""/>
+          </v:shape>
+          <w:control r:id="rId15" w:name="DefaultOcxName5" w:shapeid="_x0000_i1395"/>
+        </w:object>
+      </w:r>
+      <w:proofErr w:type="spellStart"/>
+      <w:r>
+        <w:t>Prints</w:t>
+      </w:r>
+      <w:proofErr w:type="spellEnd"/>
+      <w:r>
+        <w:t xml:space="preserve"> do banco de dados</w:t>
+      </w:r>
+    </w:p>
+    <w:p>
+      <w:pPr>
+        <w:pStyle w:val="NormalWeb"/>
+        <w:numPr>
+          <w:ilvl w:val="0"/>
+          <w:numId w:val="29"/>
+        </w:numPr>
+      </w:pPr>
+      <w:r>
+        <w:object w:dxaOrig="1000" w:dyaOrig="500">
+          <v:shape id="_x0000_i1394" type="#_x0000_t75" style="width:18.2pt;height:15.9pt" o:ole="">
+            <v:imagedata r:id="rId9" o:title=""/>
+          </v:shape>
+          <w:control r:id="rId16" w:name="DefaultOcxName6" w:shapeid="_x0000_i1394"/>
+        </w:object>
+      </w:r>
+      <w:r>
+        <w:t>Telas principais (cadastro, vendas, etc.</w:t>
+      </w:r>
+      <w:proofErr w:type="gramStart"/>
+      <w:r>
+        <w:t>)</w:t>
+      </w:r>
+      <w:proofErr w:type="gramEnd"/>
+    </w:p>
+    <w:p>
+      <w:pPr>
+        <w:pStyle w:val="NormalWeb"/>
+        <w:numPr>
+          <w:ilvl w:val="0"/>
+          <w:numId w:val="29"/>
+        </w:numPr>
+      </w:pPr>
+      <w:r>
+        <w:object w:dxaOrig="1000" w:dyaOrig="500">
+          <v:shape id="_x0000_i1393" type="#_x0000_t75" style="width:18.2pt;height:15.9pt" o:ole="">
+            <v:imagedata r:id="rId9" o:title=""/>
+          </v:shape>
+          <w:control r:id="rId17" w:name="DefaultOcxName7" w:shapeid="_x0000_i1393"/>
+        </w:object>
+      </w:r>
+      <w:r>
+        <w:t>Registro de testes</w:t>
+      </w:r>
+    </w:p>
+    <w:p>
+      <w:pPr>
+        <w:pStyle w:val="NormalWeb"/>
+      </w:pPr>
+      <w:r>
+        <w:rPr>
+          <w:rFonts w:ascii="Segoe UI Symbol" w:hAnsi="Segoe UI Symbol" w:cs="Segoe UI Symbol"/>
+        </w:rPr>
+        <w:t>👉</w:t>
+      </w:r>
+      <w:r>
+        <w:t xml:space="preserve"> Isso precisa entrar no relatório</w:t>
+      </w:r>
+    </w:p>
+    <w:p>
+      <w:r>
+        <w:pict>
+          <v:rect id="_x0000_i1298" style="width:0;height:1.5pt" o:hralign="center" o:hrstd="t" o:hr="t" fillcolor="#a0a0a0" stroked="f"/>
+        </w:pict>
+      </w:r>
+    </w:p>
+    <w:p>
+      <w:pPr>
+        <w:pStyle w:val="Ttulo2"/>
+      </w:pPr>
+      <w:r>
+        <w:t xml:space="preserve"> </w:t>
+      </w:r>
+      <w:r>
+        <w:rPr>
+          <w:rStyle w:val="Forte"/>
+          <w:b/>
+          <w:bCs/>
+        </w:rPr>
+        <w:t>3. RELATÓRIO DE EXECUÇÃO PRELIMINAR</w:t>
+      </w:r>
+    </w:p>
+    <w:p>
+      <w:pPr>
+        <w:pStyle w:val="NormalWeb"/>
+      </w:pPr>
+      <w:r>
+        <w:t>Você precisa documentar:</w:t>
+      </w:r>
+    </w:p>
+    <w:p>
+      <w:pPr>
+        <w:pStyle w:val="NormalWeb"/>
+        <w:numPr>
+          <w:ilvl w:val="0"/>
+          <w:numId w:val="30"/>
+        </w:numPr>
+      </w:pPr>
+      <w:r>
+        <w:object w:dxaOrig="1000" w:dyaOrig="500">
+          <v:shape id="_x0000_i1392" type="#_x0000_t75" style="width:18.2pt;height:15.9pt" o:ole="">
+            <v:imagedata r:id="rId9" o:title=""/>
+          </v:shape>
+          <w:control r:id="rId18" w:name="DefaultOcxName8" w:shapeid="_x0000_i1392"/>
+        </w:object>
+      </w:r>
+      <w:r>
+        <w:t>O que foi testado (qual funcionalidade)</w:t>
+      </w:r>
+    </w:p>
+    <w:p>
+      <w:pPr>
+        <w:pStyle w:val="NormalWeb"/>
+        <w:numPr>
+          <w:ilvl w:val="0"/>
+          <w:numId w:val="30"/>
+        </w:numPr>
+      </w:pPr>
+      <w:r>
+        <w:object w:dxaOrig="1000" w:dyaOrig="500">
+          <v:shape id="_x0000_i1391" type="#_x0000_t75" style="width:18.2pt;height:15.9pt" o:ole="">
+            <v:imagedata r:id="rId9" o:title=""/>
+          </v:shape>
+          <w:control r:id="rId19" w:name="DefaultOcxName9" w:shapeid="_x0000_i1391"/>
+        </w:object>
+      </w:r>
+      <w:r>
+        <w:t>Como foi testado</w:t>
+      </w:r>
+    </w:p>
+    <w:p>
+      <w:pPr>
+        <w:pStyle w:val="NormalWeb"/>
+        <w:numPr>
+          <w:ilvl w:val="0"/>
+          <w:numId w:val="30"/>
+        </w:numPr>
+      </w:pPr>
+      <w:r>
+        <w:object w:dxaOrig="1000" w:dyaOrig="500">
+          <v:shape id="_x0000_i1390" type="#_x0000_t75" style="width:18.2pt;height:15.9pt" o:ole="">
+            <v:imagedata r:id="rId9" o:title=""/>
+          </v:shape>
+          <w:control r:id="rId20" w:name="DefaultOcxName10" w:shapeid="_x0000_i1390"/>
+        </w:object>
+      </w:r>
+      <w:r>
+        <w:t>Resultados obtidos</w:t>
+      </w:r>
+    </w:p>
+    <w:p>
+      <w:pPr>
+        <w:pStyle w:val="NormalWeb"/>
+        <w:numPr>
+          <w:ilvl w:val="0"/>
+          <w:numId w:val="30"/>
+        </w:numPr>
+      </w:pPr>
+      <w:r>
+        <w:object w:dxaOrig="1000" w:dyaOrig="500">
+          <v:shape id="_x0000_i1389" type="#_x0000_t75" style="width:18.2pt;height:15.9pt" o:ole="">
+            <v:imagedata r:id="rId9" o:title=""/>
+          </v:shape>
+          <w:control r:id="rId21" w:name="DefaultOcxName11" w:shapeid="_x0000_i1389"/>
+        </w:object>
+      </w:r>
+      <w:r>
+        <w:t>Problemas encontrados</w:t>
+      </w:r>
+    </w:p>
+    <w:p>
+      <w:pPr>
+        <w:pStyle w:val="NormalWeb"/>
+        <w:numPr>
+          <w:ilvl w:val="0"/>
+          <w:numId w:val="30"/>
+        </w:numPr>
+      </w:pPr>
+      <w:r>
+        <w:object w:dxaOrig="1000" w:dyaOrig="500">
+          <v:shape id="_x0000_i1388" type="#_x0000_t75" style="width:18.2pt;height:15.9pt" o:ole="">
+            <v:imagedata r:id="rId9" o:title=""/>
+          </v:shape>
+          <w:control r:id="rId22" w:name="DefaultOcxName12" w:shapeid="_x0000_i1388"/>
+        </w:object>
+      </w:r>
+      <w:r>
+        <w:t>Melhorias sugeridas</w:t>
+      </w:r>
+    </w:p>
+    <w:p>
+      <w:r>
+        <w:pict>
+          <v:rect id="_x0000_i1299" style="width:0;height:1.5pt" o:hralign="center" o:hrstd="t" o:hr="t" fillcolor="#a0a0a0" stroked="f"/>
+        </w:pict>
+      </w:r>
+    </w:p>
+    <w:p>
+      <w:pPr>
+        <w:pStyle w:val="Ttulo2"/>
+      </w:pPr>
+      <w:r>
+        <w:t xml:space="preserve"> </w:t>
+      </w:r>
+      <w:r>
+        <w:rPr>
+          <w:rStyle w:val="Forte"/>
+          <w:b/>
+          <w:bCs/>
+        </w:rPr>
+        <w:t>4. INDICADORES DE SUCESSO (PROVAVELMENTE FALTANDO)</w:t>
+      </w:r>
+    </w:p>
+    <w:p>
+      <w:pPr>
+        <w:pStyle w:val="NormalWeb"/>
+      </w:pPr>
+      <w:r>
+        <w:t>Você precisa definir no documento:</w:t>
+      </w:r>
+    </w:p>
+    <w:p>
+      <w:pPr>
+        <w:pStyle w:val="NormalWeb"/>
+        <w:numPr>
+          <w:ilvl w:val="0"/>
+          <w:numId w:val="31"/>
+        </w:numPr>
+      </w:pPr>
+      <w:r>
+        <w:object w:dxaOrig="1000" w:dyaOrig="500">
+          <v:shape id="_x0000_i1387" type="#_x0000_t75" style="width:18.2pt;height:15.9pt" o:ole="">
+            <v:imagedata r:id="rId9" o:title=""/>
+          </v:shape>
+          <w:control r:id="rId23" w:name="DefaultOcxName13" w:shapeid="_x0000_i1387"/>
+        </w:object>
+      </w:r>
+      <w:r>
+        <w:t>Métricas (</w:t>
+      </w:r>
+      <w:proofErr w:type="spellStart"/>
+      <w:r>
+        <w:t>ex</w:t>
+      </w:r>
+      <w:proofErr w:type="spellEnd"/>
+      <w:r>
+        <w:t>: tempo de cadastro, organização, redução de erro</w:t>
+      </w:r>
+      <w:proofErr w:type="gramStart"/>
+      <w:r>
+        <w:t>)</w:t>
+      </w:r>
+      <w:proofErr w:type="gramEnd"/>
+    </w:p>
+    <w:p>
+      <w:pPr>
+        <w:pStyle w:val="NormalWeb"/>
+        <w:numPr>
+          <w:ilvl w:val="0"/>
+          <w:numId w:val="31"/>
+        </w:numPr>
+      </w:pPr>
+      <w:r>
+        <w:object w:dxaOrig="1000" w:dyaOrig="500">
+          <v:shape id="_x0000_i1386" type="#_x0000_t75" style="width:18.2pt;height:15.9pt" o:ole="">
+            <v:imagedata r:id="rId9" o:title=""/>
+          </v:shape>
+          <w:control r:id="rId24" w:name="DefaultOcxName14" w:shapeid="_x0000_i1386"/>
+        </w:object>
+      </w:r>
+      <w:r>
+        <w:t>Avaliação qualitativa (facilidade de uso)</w:t>
+      </w:r>
+    </w:p>
+    <w:p>
+      <w:r>
+        <w:pict>
+          <v:rect id="_x0000_i1300" style="width:0;height:1.5pt" o:hralign="center" o:hrstd="t" o:hr="t" fillcolor="#a0a0a0" stroked="f"/>
+        </w:pict>
+      </w:r>
+    </w:p>
+    <w:p/>
+    <w:p/>
+    <w:p/>
+    <w:p/>
+    <w:p>
+      <w:pPr>
+        <w:rPr>
+          <w:rStyle w:val="Forte"/>
+          <w:bCs w:val="0"/>
+          <w:color w:val="4F81BD" w:themeColor="accent1"/>
+        </w:rPr>
+      </w:pPr>
+    </w:p>
+    <w:p>
+      <w:pPr>
+        <w:rPr>
+          <w:color w:val="4F81BD" w:themeColor="accent1"/>
+        </w:rPr>
+      </w:pPr>
+      <w:r>
+        <w:rPr>
+          <w:rStyle w:val="Forte"/>
+          <w:bCs w:val="0"/>
+          <w:color w:val="4F81BD" w:themeColor="accent1"/>
+        </w:rPr>
+        <w:lastRenderedPageBreak/>
+        <w:t>5. REVISÃO DO PROJETO (PÓS-PILOTO)</w:t>
+      </w:r>
+    </w:p>
+    <w:p>
+      <w:pPr>
+        <w:pStyle w:val="NormalWeb"/>
+      </w:pPr>
+      <w:r>
+        <w:t>Após testar, você precisa:</w:t>
+      </w:r>
+    </w:p>
+    <w:p>
+      <w:pPr>
+        <w:pStyle w:val="NormalWeb"/>
+        <w:numPr>
+          <w:ilvl w:val="0"/>
+          <w:numId w:val="32"/>
+        </w:numPr>
+      </w:pPr>
+      <w:r>
+        <w:object w:dxaOrig="1000" w:dyaOrig="500">
+          <v:shape id="_x0000_i1385" type="#_x0000_t75" style="width:18.2pt;height:15.9pt" o:ole="">
+            <v:imagedata r:id="rId9" o:title=""/>
+          </v:shape>
+          <w:control r:id="rId25" w:name="DefaultOcxName15" w:shapeid="_x0000_i1385"/>
+        </w:object>
+      </w:r>
+      <w:r>
+        <w:t>Ajustar requisitos</w:t>
+      </w:r>
+    </w:p>
+    <w:p>
+      <w:pPr>
+        <w:pStyle w:val="NormalWeb"/>
+        <w:numPr>
+          <w:ilvl w:val="0"/>
+          <w:numId w:val="32"/>
+        </w:numPr>
+      </w:pPr>
+      <w:r>
+        <w:object w:dxaOrig="1000" w:dyaOrig="500">
+          <v:shape id="_x0000_i1384" type="#_x0000_t75" style="width:18.2pt;height:15.9pt" o:ole="">
+            <v:imagedata r:id="rId9" o:title=""/>
+          </v:shape>
+          <w:control r:id="rId26" w:name="DefaultOcxName16" w:shapeid="_x0000_i1384"/>
+        </w:object>
+      </w:r>
+      <w:r>
+        <w:t>Atualizar cronograma</w:t>
+      </w:r>
+    </w:p>
+    <w:p>
+      <w:pPr>
+        <w:pStyle w:val="NormalWeb"/>
+        <w:numPr>
+          <w:ilvl w:val="0"/>
+          <w:numId w:val="32"/>
+        </w:numPr>
+      </w:pPr>
+      <w:r>
+        <w:object w:dxaOrig="1000" w:dyaOrig="500">
+          <v:shape id="_x0000_i1383" type="#_x0000_t75" style="width:18.2pt;height:15.9pt" o:ole="">
+            <v:imagedata r:id="rId9" o:title=""/>
+          </v:shape>
+          <w:control r:id="rId27" w:name="DefaultOcxName17" w:shapeid="_x0000_i1383"/>
+        </w:object>
+      </w:r>
+      <w:r>
+        <w:t xml:space="preserve">Atualizar </w:t>
+      </w:r>
+      <w:proofErr w:type="spellStart"/>
+      <w:r>
+        <w:t>backlog</w:t>
       </w:r>
       <w:proofErr w:type="spellEnd"/>
     </w:p>
-    <w:p/>
     <w:p>
-      <w:pPr>
-        <w:pStyle w:val="Ttulo2"/>
-      </w:pPr>
       <w:r>
-        <w:t>Planejamento de Coleta de Dados</w:t>
+        <w:pict>
+          <v:rect id="_x0000_i1301" style="width:0;height:1.5pt" o:hralign="center" o:hrstd="t" o:hr="t" fillcolor="#a0a0a0" stroked="f"/>
+        </w:pict>
       </w:r>
     </w:p>
     <w:p>
       <w:pPr>
-        <w:pStyle w:val="Commarcadores"/>
+        <w:pStyle w:val="Ttulo2"/>
       </w:pPr>
       <w:r>
-        <w:t xml:space="preserve">- Definir métodos e ferramentas adequadas para coletar informações </w:t>
+        <w:rPr>
+          <w:rStyle w:val="Forte"/>
+          <w:b/>
+          <w:bCs/>
+        </w:rPr>
+        <w:t>6. DOCUMENTO FINAL CONSOLIDADO</w:t>
+      </w:r>
+    </w:p>
+    <w:p>
+      <w:pPr>
+        <w:pStyle w:val="NormalWeb"/>
+      </w:pPr>
+      <w:r>
+        <w:t>Você provavelmente tem partes separadas, mas precisa garantir um documento final com:</w:t>
+      </w:r>
+    </w:p>
+    <w:p>
+      <w:pPr>
+        <w:pStyle w:val="NormalWeb"/>
+        <w:numPr>
+          <w:ilvl w:val="0"/>
+          <w:numId w:val="33"/>
+        </w:numPr>
+      </w:pPr>
+      <w:r>
+        <w:object w:dxaOrig="1000" w:dyaOrig="500">
+          <v:shape id="_x0000_i1382" type="#_x0000_t75" style="width:18.2pt;height:15.9pt" o:ole="">
+            <v:imagedata r:id="rId9" o:title=""/>
+          </v:shape>
+          <w:control r:id="rId28" w:name="DefaultOcxName18" w:shapeid="_x0000_i1382"/>
+        </w:object>
+      </w:r>
+      <w:r>
+        <w:t>Estrutura completa (Introdução → Conclusão)</w:t>
+      </w:r>
+    </w:p>
+    <w:p>
+      <w:pPr>
+        <w:pStyle w:val="NormalWeb"/>
+        <w:numPr>
+          <w:ilvl w:val="0"/>
+          <w:numId w:val="33"/>
+        </w:numPr>
+      </w:pPr>
+      <w:r>
+        <w:object w:dxaOrig="1000" w:dyaOrig="500">
+          <v:shape id="_x0000_i1381" type="#_x0000_t75" style="width:18.2pt;height:15.9pt" o:ole="">
+            <v:imagedata r:id="rId9" o:title=""/>
+          </v:shape>
+          <w:control r:id="rId29" w:name="DefaultOcxName19" w:shapeid="_x0000_i1381"/>
+        </w:object>
+      </w:r>
+      <w:r>
+        <w:t>Metodologia (</w:t>
       </w:r>
       <w:proofErr w:type="spellStart"/>
       <w:r>
-        <w:t>sobre</w:t>
+        <w:t>Scrum</w:t>
       </w:r>
       <w:proofErr w:type="spellEnd"/>
       <w:r>
-        <w:t xml:space="preserve"> o </w:t>
-      </w:r>
-      <w:proofErr w:type="spellStart"/>
-      <w:r>
-        <w:t>contexto</w:t>
-      </w:r>
-      <w:proofErr w:type="spellEnd"/>
-      <w:r>
-        <w:t xml:space="preserve"> o </w:t>
-      </w:r>
-      <w:proofErr w:type="spellStart"/>
-      <w:r>
-        <w:t>projeto</w:t>
-      </w:r>
-      <w:proofErr w:type="spellEnd"/>
-      <w:r>
-        <w:t>.</w:t>
-      </w:r>
-      <w:r>
-        <w:t xml:space="preserve"> - </w:t>
-      </w:r>
-      <w:r>
-        <w:rPr>
-          <w:color w:val="FF0000"/>
-        </w:rPr>
-        <w:t>ok</w:t>
+        <w:t>)</w:t>
       </w:r>
     </w:p>
     <w:p>
       <w:pPr>
-        <w:pStyle w:val="Commarcadores"/>
-        <w:rPr>
-          <w:color w:val="FF0000"/>
-        </w:rPr>
+        <w:pStyle w:val="NormalWeb"/>
+        <w:numPr>
+          <w:ilvl w:val="0"/>
+          <w:numId w:val="33"/>
+        </w:numPr>
       </w:pPr>
       <w:r>
-        <w:t xml:space="preserve">- Mapear necessidades do </w:t>
-      </w:r>
-      <w:proofErr w:type="spellStart"/>
-      <w:r>
-        <w:t>cliente</w:t>
-      </w:r>
-      <w:proofErr w:type="spellEnd"/>
-      <w:r>
-        <w:t xml:space="preserve"> </w:t>
-      </w:r>
-      <w:proofErr w:type="spellStart"/>
-      <w:r>
-        <w:t>ou</w:t>
-      </w:r>
-      <w:proofErr w:type="spellEnd"/>
-      <w:r>
-        <w:t xml:space="preserve"> </w:t>
-      </w:r>
-      <w:proofErr w:type="spellStart"/>
-      <w:r>
-        <w:t>comunidade</w:t>
-      </w:r>
-      <w:proofErr w:type="spellEnd"/>
-      <w:r>
-        <w:t>.</w:t>
+        <w:object w:dxaOrig="1000" w:dyaOrig="500">
+          <v:shape id="_x0000_i1380" type="#_x0000_t75" style="width:18.2pt;height:15.9pt" o:ole="">
+            <v:imagedata r:id="rId9" o:title=""/>
+          </v:shape>
+          <w:control r:id="rId30" w:name="DefaultOcxName20" w:shapeid="_x0000_i1380"/>
+        </w:object>
       </w:r>
       <w:r>
-        <w:t xml:space="preserve"> - </w:t>
-      </w:r>
-      <w:r>
-        <w:rPr>
-          <w:color w:val="FF0000"/>
-        </w:rPr>
-        <w:t>ok</w:t>
+        <w:t>Cronograma</w:t>
       </w:r>
     </w:p>
     <w:p>
       <w:pPr>
-        <w:pStyle w:val="Commarcadores"/>
+        <w:pStyle w:val="NormalWeb"/>
+        <w:numPr>
+          <w:ilvl w:val="0"/>
+          <w:numId w:val="33"/>
+        </w:numPr>
       </w:pPr>
       <w:r>
-        <w:t xml:space="preserve">- Definir requisitos do </w:t>
-      </w:r>
-      <w:proofErr w:type="spellStart"/>
-      <w:r>
-        <w:t>sistema</w:t>
-      </w:r>
-      <w:proofErr w:type="spellEnd"/>
-      <w:r>
-        <w:t xml:space="preserve"> </w:t>
-      </w:r>
-      <w:proofErr w:type="spellStart"/>
-      <w:r>
-        <w:t>ou</w:t>
-      </w:r>
-      <w:proofErr w:type="spellEnd"/>
-      <w:r>
-        <w:t xml:space="preserve"> </w:t>
-      </w:r>
-      <w:proofErr w:type="spellStart"/>
-      <w:r>
-        <w:t>solução</w:t>
-      </w:r>
-      <w:proofErr w:type="spellEnd"/>
-      <w:r>
-        <w:t xml:space="preserve"> </w:t>
-      </w:r>
-      <w:proofErr w:type="spellStart"/>
-      <w:r>
-        <w:t>tecnológica</w:t>
-      </w:r>
-      <w:proofErr w:type="spellEnd"/>
-      <w:r>
-        <w:t>.</w:t>
+        <w:object w:dxaOrig="1000" w:dyaOrig="500">
+          <v:shape id="_x0000_i1379" type="#_x0000_t75" style="width:18.2pt;height:15.9pt" o:ole="">
+            <v:imagedata r:id="rId9" o:title=""/>
+          </v:shape>
+          <w:control r:id="rId31" w:name="DefaultOcxName21" w:shapeid="_x0000_i1379"/>
+        </w:object>
       </w:r>
       <w:r>
-        <w:t xml:space="preserve"> - </w:t>
-      </w:r>
-      <w:r>
-        <w:rPr>
-          <w:color w:val="FF0000"/>
-        </w:rPr>
-        <w:t>ok</w:t>
+        <w:t>Recursos</w:t>
       </w:r>
     </w:p>
     <w:p>
       <w:pPr>
-        <w:pStyle w:val="Commarcadores"/>
+        <w:pStyle w:val="NormalWeb"/>
         <w:numPr>
           <w:ilvl w:val="0"/>
-          <w:numId w:val="0"/>
+          <w:numId w:val="33"/>
         </w:numPr>
-        <w:ind w:left="360"/>
-      </w:pPr>
-    </w:p>
-    <w:p>
-      <w:pPr>
-        <w:pStyle w:val="Ttulo2"/>
       </w:pPr>
       <w:r>
-        <w:t>Coleta de Informações</w:t>
+        <w:object w:dxaOrig="1000" w:dyaOrig="500">
+          <v:shape id="_x0000_i1378" type="#_x0000_t75" style="width:18.2pt;height:15.9pt" o:ole="">
+            <v:imagedata r:id="rId9" o:title=""/>
+          </v:shape>
+          <w:control r:id="rId32" w:name="DefaultOcxName22" w:shapeid="_x0000_i1378"/>
+        </w:object>
+      </w:r>
+      <w:r>
+        <w:t>Indicadores</w:t>
       </w:r>
     </w:p>
     <w:p>
       <w:pPr>
-        <w:pStyle w:val="Commarcadores"/>
+        <w:pStyle w:val="NormalWeb"/>
+        <w:numPr>
+          <w:ilvl w:val="0"/>
+          <w:numId w:val="33"/>
+        </w:numPr>
       </w:pPr>
       <w:r>
-        <w:t xml:space="preserve">- Realizar entrevistas com usuários e </w:t>
+        <w:object w:dxaOrig="1000" w:dyaOrig="500">
+          <v:shape id="_x0000_i1377" type="#_x0000_t75" style="width:18.2pt;height:15.9pt" o:ole="">
+            <v:imagedata r:id="rId9" o:title=""/>
+          </v:shape>
+          <w:control r:id="rId33" w:name="DefaultOcxName23" w:shapeid="_x0000_i1377"/>
+        </w:object>
       </w:r>
-      <w:proofErr w:type="spellStart"/>
       <w:r>
-        <w:t>levantamento</w:t>
+        <w:t>Execução preliminar</w:t>
       </w:r>
-      <w:proofErr w:type="spellEnd"/>
+    </w:p>
+    <w:p>
+      <w:pPr>
+        <w:pStyle w:val="NormalWeb"/>
+        <w:numPr>
+          <w:ilvl w:val="0"/>
+          <w:numId w:val="33"/>
+        </w:numPr>
+      </w:pPr>
       <w:r>
-        <w:t xml:space="preserve"> de </w:t>
+        <w:object w:dxaOrig="1000" w:dyaOrig="500">
+          <v:shape id="_x0000_i1376" type="#_x0000_t75" style="width:18.2pt;height:15.9pt" o:ole="">
+            <v:imagedata r:id="rId9" o:title=""/>
+          </v:shape>
+          <w:control r:id="rId34" w:name="DefaultOcxName24" w:shapeid="_x0000_i1376"/>
+        </w:object>
       </w:r>
-      <w:proofErr w:type="spellStart"/>
       <w:r>
-        <w:t>requisitos</w:t>
+        <w:t>Evidências</w:t>
       </w:r>
-      <w:proofErr w:type="spellEnd"/>
+    </w:p>
+    <w:p>
       <w:r>
-        <w:t>.</w:t>
+        <w:pict>
+          <v:rect id="_x0000_i1302" style="width:0;height:1.5pt" o:hralign="center" o:hrstd="t" o:hr="t" fillcolor="#a0a0a0" stroked="f"/>
+        </w:pict>
+      </w:r>
+    </w:p>
+    <w:p>
+      <w:pPr>
+        <w:pStyle w:val="Ttulo2"/>
+      </w:pPr>
+      <w:r>
+        <w:rPr>
+          <w:rStyle w:val="Forte"/>
+          <w:b/>
+          <w:bCs/>
+        </w:rPr>
+        <w:t>7. (DIFERENCIAL – PODE VALER PONTO)</w:t>
+      </w:r>
+    </w:p>
+    <w:p>
+      <w:pPr>
+        <w:pStyle w:val="NormalWeb"/>
+        <w:numPr>
+          <w:ilvl w:val="0"/>
+          <w:numId w:val="34"/>
+        </w:numPr>
+      </w:pPr>
+      <w:r>
+        <w:object w:dxaOrig="1000" w:dyaOrig="500">
+          <v:shape id="_x0000_i1375" type="#_x0000_t75" style="width:18.2pt;height:15.9pt" o:ole="">
+            <v:imagedata r:id="rId9" o:title=""/>
+          </v:shape>
+          <w:control r:id="rId35" w:name="DefaultOcxName25" w:shapeid="_x0000_i1375"/>
+        </w:object>
+      </w:r>
+      <w:r>
+        <w:t>Pequeno treinamento ou apresentação do sistema</w:t>
+      </w:r>
+    </w:p>
+    <w:p>
+      <w:pPr>
+        <w:pStyle w:val="NormalWeb"/>
+        <w:numPr>
+          <w:ilvl w:val="0"/>
+          <w:numId w:val="34"/>
+        </w:numPr>
+      </w:pPr>
+      <w:r>
+        <w:object w:dxaOrig="1000" w:dyaOrig="500">
+          <v:shape id="_x0000_i1374" type="#_x0000_t75" style="width:18.2pt;height:15.9pt" o:ole="">
+            <v:imagedata r:id="rId9" o:title=""/>
+          </v:shape>
+          <w:control r:id="rId36" w:name="DefaultOcxName26" w:shapeid="_x0000_i1374"/>
+        </w:object>
+      </w:r>
+      <w:r>
+        <w:t>Demonstração para a empresa</w:t>
+      </w:r>
+    </w:p>
+    <w:p>
+      <w:pPr>
+        <w:pStyle w:val="NormalWeb"/>
+        <w:numPr>
+          <w:ilvl w:val="0"/>
+          <w:numId w:val="34"/>
+        </w:numPr>
+      </w:pPr>
+      <w:r>
+        <w:object w:dxaOrig="1000" w:dyaOrig="500">
+          <v:shape id="_x0000_i1373" type="#_x0000_t75" style="width:18.2pt;height:15.9pt" o:ole="">
+            <v:imagedata r:id="rId9" o:title=""/>
+          </v:shape>
+          <w:control r:id="rId37" w:name="DefaultOcxName27" w:shapeid="_x0000_i1373"/>
+        </w:object>
+      </w:r>
+      <w:proofErr w:type="gramStart"/>
+      <w:r>
+        <w:t>Feedback</w:t>
+      </w:r>
+      <w:proofErr w:type="gramEnd"/>
+      <w:r>
+        <w:t xml:space="preserve"> formal do cliente</w:t>
+      </w:r>
+    </w:p>
+    <w:p>
+      <w:r>
+        <w:pict>
+          <v:rect id="_x0000_i1303" style="width:0;height:1.5pt" o:hralign="center" o:hrstd="t" o:hr="t" fillcolor="#a0a0a0" stroked="f"/>
+        </w:pict>
+      </w:r>
+    </w:p>
+    <w:p>
+      <w:pPr>
+        <w:rPr>
+          <w:rFonts w:ascii="Segoe UI Symbol" w:eastAsiaTheme="majorEastAsia" w:hAnsi="Segoe UI Symbol" w:cs="Segoe UI Symbol"/>
+          <w:b/>
+          <w:bCs/>
+          <w:color w:val="365F91" w:themeColor="accent1" w:themeShade="BF"/>
+          <w:sz w:val="28"/>
+          <w:szCs w:val="28"/>
+        </w:rPr>
+      </w:pPr>
+    </w:p>
+    <w:p/>
+    <w:p>
+      <w:pPr>
+        <w:pStyle w:val="Ttulo1"/>
+        <w:rPr>
+          <w:rFonts w:ascii="Segoe UI Symbol" w:hAnsi="Segoe UI Symbol" w:cs="Segoe UI Symbol"/>
+        </w:rPr>
+      </w:pPr>
+    </w:p>
+    <w:p>
+      <w:pPr>
+        <w:pStyle w:val="Ttulo1"/>
+      </w:pPr>
+      <w:bookmarkStart w:id="0" w:name="_GoBack"/>
+      <w:bookmarkEnd w:id="0"/>
+      <w:r>
+        <w:rPr>
+          <w:rFonts w:ascii="Segoe UI Symbol" w:hAnsi="Segoe UI Symbol" w:cs="Segoe UI Symbol"/>
+        </w:rPr>
+        <w:t>🎯</w:t>
       </w:r>
       <w:r>
         <w:t xml:space="preserve"> </w:t>
       </w:r>
       <w:r>
-        <w:t xml:space="preserve">- </w:t>
+        <w:rPr>
+          <w:rStyle w:val="Forte"/>
+          <w:b/>
+          <w:bCs/>
+        </w:rPr>
+        <w:t>RESUMO DIRETO (SEM ENROLAÇÃO)</w:t>
+      </w:r>
+    </w:p>
+    <w:p>
+      <w:pPr>
+        <w:pStyle w:val="NormalWeb"/>
+      </w:pPr>
+      <w:r>
+        <w:rPr>
+          <w:rFonts w:ascii="Segoe UI Symbol" w:hAnsi="Segoe UI Symbol" w:cs="Segoe UI Symbol"/>
+        </w:rPr>
+        <w:t>👉</w:t>
+      </w:r>
+      <w:r>
+        <w:t xml:space="preserve"> O que falta MESMO:</w:t>
+      </w:r>
+    </w:p>
+    <w:p>
+      <w:pPr>
+        <w:pStyle w:val="NormalWeb"/>
+        <w:numPr>
+          <w:ilvl w:val="0"/>
+          <w:numId w:val="35"/>
+        </w:numPr>
+      </w:pPr>
+      <w:r>
+        <w:rPr>
+          <w:rStyle w:val="Forte"/>
+        </w:rPr>
+        <w:t>Rodar o sistema (piloto)</w:t>
+      </w:r>
+    </w:p>
+    <w:p>
+      <w:pPr>
+        <w:pStyle w:val="NormalWeb"/>
+        <w:numPr>
+          <w:ilvl w:val="0"/>
+          <w:numId w:val="35"/>
+        </w:numPr>
+      </w:pPr>
+      <w:r>
+        <w:rPr>
+          <w:rStyle w:val="Forte"/>
+        </w:rPr>
+        <w:t>Testar com cenário real</w:t>
+      </w:r>
+    </w:p>
+    <w:p>
+      <w:pPr>
+        <w:pStyle w:val="NormalWeb"/>
+        <w:numPr>
+          <w:ilvl w:val="0"/>
+          <w:numId w:val="35"/>
+        </w:numPr>
+      </w:pPr>
+      <w:r>
+        <w:rPr>
+          <w:rStyle w:val="Forte"/>
+        </w:rPr>
+        <w:t>Registrar evidências</w:t>
+      </w:r>
+    </w:p>
+    <w:p>
+      <w:pPr>
+        <w:pStyle w:val="NormalWeb"/>
+        <w:numPr>
+          <w:ilvl w:val="0"/>
+          <w:numId w:val="35"/>
+        </w:numPr>
+      </w:pPr>
+      <w:r>
+        <w:rPr>
+          <w:rStyle w:val="Forte"/>
+        </w:rPr>
+        <w:t>Escrever o relatório do piloto</w:t>
+      </w:r>
+    </w:p>
+    <w:p>
+      <w:pPr>
+        <w:pStyle w:val="NormalWeb"/>
+        <w:numPr>
+          <w:ilvl w:val="0"/>
+          <w:numId w:val="35"/>
+        </w:numPr>
+      </w:pPr>
+      <w:r>
+        <w:rPr>
+          <w:rStyle w:val="Forte"/>
+        </w:rPr>
+        <w:t>Atualizar o projeto com base nisso</w:t>
+      </w:r>
+    </w:p>
+    <w:p>
+      <w:r>
+        <w:pict>
+          <v:rect id="_x0000_i1304" style="width:0;height:1.5pt" o:hralign="center" o:hrstd="t" o:hr="t" fillcolor="#a0a0a0" stroked="f"/>
+        </w:pict>
+      </w:r>
+    </w:p>
+    <w:p>
+      <w:pPr>
+        <w:pStyle w:val="Ttulo1"/>
+      </w:pPr>
+      <w:r>
+        <w:rPr>
+          <w:rFonts w:ascii="Segoe UI Symbol" w:hAnsi="Segoe UI Symbol" w:cs="Segoe UI Symbol"/>
+        </w:rPr>
+        <w:t>💡</w:t>
+      </w:r>
+      <w:r>
+        <w:t xml:space="preserve"> VISÃO PROFISSIONAL (IMPORTANTE)</w:t>
+      </w:r>
+    </w:p>
+    <w:p>
+      <w:pPr>
+        <w:pStyle w:val="NormalWeb"/>
+      </w:pPr>
+      <w:r>
+        <w:t>Você já fez o mais difícil:</w:t>
+      </w:r>
+    </w:p>
+    <w:p>
+      <w:pPr>
+        <w:pStyle w:val="NormalWeb"/>
+      </w:pPr>
+      <w:r>
+        <w:br/>
       </w:r>
       <w:r>
         <w:rPr>
-          <w:color w:val="FF0000"/>
+          <w:rFonts w:ascii="Segoe UI Symbol" w:hAnsi="Segoe UI Symbol" w:cs="Segoe UI Symbol"/>
         </w:rPr>
-        <w:t>ok</w:t>
-      </w:r>
-    </w:p>
-    <w:p>
-      <w:pPr>
-        <w:pStyle w:val="Commarcadores"/>
-      </w:pPr>
-      <w:r>
-        <w:t xml:space="preserve">- </w:t>
-      </w:r>
-      <w:proofErr w:type="spellStart"/>
-      <w:r>
-        <w:t>Analisar</w:t>
-      </w:r>
-      <w:proofErr w:type="spellEnd"/>
-      <w:r>
-        <w:t xml:space="preserve"> </w:t>
-      </w:r>
-      <w:proofErr w:type="spellStart"/>
-      <w:r>
-        <w:t>sistemas</w:t>
-      </w:r>
-      <w:proofErr w:type="spellEnd"/>
-      <w:r>
-        <w:t xml:space="preserve"> </w:t>
-      </w:r>
-      <w:proofErr w:type="spellStart"/>
-      <w:r>
-        <w:t>existentes</w:t>
-      </w:r>
-      <w:proofErr w:type="spellEnd"/>
-      <w:r>
-        <w:t xml:space="preserve"> </w:t>
-      </w:r>
-      <w:proofErr w:type="spellStart"/>
-      <w:r>
-        <w:t>relacionados</w:t>
-      </w:r>
-      <w:proofErr w:type="spellEnd"/>
-      <w:r>
-        <w:t>.</w:t>
+        <w:t>👉</w:t>
       </w:r>
       <w:r>
         <w:t xml:space="preserve"> </w:t>
       </w:r>
       <w:r>
-        <w:t xml:space="preserve">- </w:t>
+        <w:rPr>
+          <w:rStyle w:val="Forte"/>
+        </w:rPr>
+        <w:t>engenharia + desenvolvimento</w:t>
+      </w:r>
+    </w:p>
+    <w:p>
+      <w:pPr>
+        <w:pStyle w:val="NormalWeb"/>
+      </w:pPr>
+      <w:r>
+        <w:t>O que falta agora é:</w:t>
+      </w:r>
+    </w:p>
+    <w:p>
+      <w:pPr>
+        <w:pStyle w:val="NormalWeb"/>
+      </w:pPr>
+      <w:r>
+        <w:br/>
       </w:r>
       <w:r>
         <w:rPr>
-          <w:color w:val="FF0000"/>
+          <w:rFonts w:ascii="Segoe UI Symbol" w:hAnsi="Segoe UI Symbol" w:cs="Segoe UI Symbol"/>
         </w:rPr>
-        <w:t>ok</w:t>
-      </w:r>
-    </w:p>
-    <w:p>
-      <w:pPr>
-        <w:pStyle w:val="Commarcadores"/>
-      </w:pPr>
-      <w:r>
-        <w:t xml:space="preserve">- Utilizar ferramentas </w:t>
-      </w:r>
-      <w:proofErr w:type="gramStart"/>
-      <w:r>
-        <w:t>como</w:t>
-      </w:r>
-      <w:proofErr w:type="gramEnd"/>
-      <w:r>
-        <w:t xml:space="preserve"> Google Forms, Trello </w:t>
-      </w:r>
-      <w:proofErr w:type="spellStart"/>
-      <w:r>
-        <w:t>ou</w:t>
-      </w:r>
-      <w:proofErr w:type="spellEnd"/>
-      <w:r>
-        <w:t xml:space="preserve"> </w:t>
-      </w:r>
-      <w:proofErr w:type="spellStart"/>
-      <w:r>
-        <w:t>softwares</w:t>
-      </w:r>
-      <w:proofErr w:type="spellEnd"/>
-      <w:r>
-        <w:t xml:space="preserve"> de </w:t>
-      </w:r>
-      <w:proofErr w:type="spellStart"/>
-      <w:r>
-        <w:t>prototipação</w:t>
-      </w:r>
-      <w:proofErr w:type="spellEnd"/>
-      <w:r>
-        <w:t>.</w:t>
+        <w:t>👉</w:t>
       </w:r>
       <w:r>
         <w:t xml:space="preserve"> </w:t>
       </w:r>
       <w:r>
-        <w:t xml:space="preserve">- </w:t>
-      </w:r>
-      <w:r>
         <w:rPr>
-          <w:color w:val="FF0000"/>
+          <w:rStyle w:val="Forte"/>
         </w:rPr>
-        <w:t>ok</w:t>
+        <w:t>validação + documentação (fase final de projeto real)</w:t>
       </w:r>
     </w:p>
     <w:p>
-      <w:pPr>
-        <w:pStyle w:val="Commarcadores"/>
-      </w:pPr>
       <w:r>
-        <w:t xml:space="preserve">- Registrar o processo de coleta por meio de </w:t>
-      </w:r>
-      <w:proofErr w:type="spellStart"/>
-      <w:r>
-        <w:t>fotos</w:t>
-      </w:r>
-      <w:proofErr w:type="spellEnd"/>
-      <w:r>
-        <w:t xml:space="preserve">, </w:t>
-      </w:r>
-      <w:proofErr w:type="spellStart"/>
-      <w:r>
-        <w:t>relatórios</w:t>
-      </w:r>
-      <w:proofErr w:type="spellEnd"/>
-      <w:r>
-        <w:t xml:space="preserve"> e </w:t>
-      </w:r>
-      <w:proofErr w:type="spellStart"/>
-      <w:r>
-        <w:t>registros</w:t>
-      </w:r>
-      <w:proofErr w:type="spellEnd"/>
-      <w:r>
-        <w:t>.</w:t>
-      </w:r>
-      <w:r>
-        <w:t xml:space="preserve"> </w:t>
-      </w:r>
-      <w:r>
-        <w:t xml:space="preserve">- </w:t>
-      </w:r>
-      <w:r>
-        <w:rPr>
-          <w:color w:val="FF0000"/>
-        </w:rPr>
-        <w:t>ok</w:t>
+        <w:pict>
+          <v:rect id="_x0000_i1305" style="width:0;height:1.5pt" o:hralign="center" o:hrstd="t" o:hr="t" fillcolor="#a0a0a0" stroked="f"/>
+        </w:pict>
       </w:r>
     </w:p>
-    <w:p>
-      <w:pPr>
-        <w:pStyle w:val="Commarcadores"/>
-        <w:numPr>
-          <w:ilvl w:val="0"/>
-          <w:numId w:val="0"/>
-        </w:numPr>
-        <w:ind w:left="360"/>
-      </w:pPr>
-    </w:p>
-    <w:p>
-      <w:pPr>
-        <w:pStyle w:val="Ttulo2"/>
-      </w:pPr>
-      <w:r>
-        <w:t>Organização e Análise dos Dados</w:t>
-      </w:r>
-    </w:p>
-    <w:p>
-      <w:pPr>
-        <w:pStyle w:val="Commarcadores"/>
-      </w:pPr>
-      <w:r>
-        <w:t xml:space="preserve">- Estruturar dados em tabelas, gráficos ou documentos utilizando Excel, Power BI </w:t>
-      </w:r>
-      <w:proofErr w:type="spellStart"/>
-      <w:r>
-        <w:t>ou</w:t>
-      </w:r>
-      <w:proofErr w:type="spellEnd"/>
-      <w:r>
-        <w:t xml:space="preserve"> </w:t>
-      </w:r>
-      <w:proofErr w:type="spellStart"/>
-      <w:r>
-        <w:t>softwares</w:t>
-      </w:r>
-      <w:proofErr w:type="spellEnd"/>
-      <w:r>
-        <w:t xml:space="preserve"> de </w:t>
-      </w:r>
-      <w:proofErr w:type="spellStart"/>
-      <w:r>
-        <w:t>análise</w:t>
-      </w:r>
-      <w:proofErr w:type="spellEnd"/>
-      <w:r>
-        <w:t>.</w:t>
-      </w:r>
-      <w:r>
-        <w:t xml:space="preserve"> </w:t>
-      </w:r>
-      <w:r>
-        <w:t xml:space="preserve">- </w:t>
-      </w:r>
-      <w:r>
-        <w:rPr>
-          <w:color w:val="FF0000"/>
-        </w:rPr>
-        <w:t>ok</w:t>
-      </w:r>
-    </w:p>
-    <w:p>
-      <w:pPr>
-        <w:pStyle w:val="Commarcadores"/>
-      </w:pPr>
-      <w:r>
-        <w:t>- Modelar o sistema por meio de fluxogramas, diagramas UML e esquemas de banco de dados.</w:t>
-      </w:r>
-      <w:r>
-        <w:t xml:space="preserve"> </w:t>
-      </w:r>
-      <w:r>
-        <w:t xml:space="preserve">- </w:t>
-      </w:r>
-      <w:r>
-        <w:rPr>
-          <w:color w:val="FF0000"/>
-        </w:rPr>
-        <w:t>ok</w:t>
-      </w:r>
-    </w:p>
-    <w:p>
-      <w:pPr>
-        <w:pStyle w:val="Commarcadores"/>
-      </w:pPr>
-      <w:r>
-        <w:t xml:space="preserve">- Identificar padrões e gargalos para </w:t>
-      </w:r>
-      <w:proofErr w:type="spellStart"/>
-      <w:r>
-        <w:t>fundamentar</w:t>
-      </w:r>
-      <w:proofErr w:type="spellEnd"/>
-      <w:r>
-        <w:t xml:space="preserve"> </w:t>
-      </w:r>
-      <w:proofErr w:type="spellStart"/>
-      <w:r>
-        <w:t>soluções</w:t>
-      </w:r>
-      <w:proofErr w:type="spellEnd"/>
-      <w:r>
-        <w:t xml:space="preserve"> </w:t>
-      </w:r>
-      <w:proofErr w:type="spellStart"/>
-      <w:r>
-        <w:t>tecnológicas</w:t>
-      </w:r>
-      <w:proofErr w:type="spellEnd"/>
-      <w:r>
-        <w:t>.</w:t>
-      </w:r>
-      <w:r>
-        <w:t xml:space="preserve"> </w:t>
-      </w:r>
-      <w:r>
-        <w:t xml:space="preserve">- </w:t>
-      </w:r>
-      <w:r>
-        <w:rPr>
-          <w:color w:val="FF0000"/>
-        </w:rPr>
-        <w:t>ok</w:t>
-      </w:r>
-      <w:bookmarkStart w:id="0" w:name="_GoBack"/>
-      <w:bookmarkEnd w:id="0"/>
-    </w:p>
-    <w:p>
-      <w:pPr>
-        <w:pStyle w:val="Commarcadores"/>
-        <w:numPr>
-          <w:ilvl w:val="0"/>
-          <w:numId w:val="0"/>
-        </w:numPr>
-        <w:ind w:left="360"/>
-      </w:pPr>
-    </w:p>
-    <w:p>
-      <w:pPr>
-        <w:pStyle w:val="Ttulo2"/>
-      </w:pPr>
-      <w:r>
-        <w:t>Produção de Relatório ou Dossiê</w:t>
-      </w:r>
-    </w:p>
-    <w:p>
-      <w:pPr>
-        <w:pStyle w:val="Commarcadores"/>
-      </w:pPr>
-      <w:r>
-        <w:t>- Consolidar resultados em um relatório claro e técnico.</w:t>
-      </w:r>
-    </w:p>
-    <w:p>
-      <w:pPr>
-        <w:pStyle w:val="Commarcadores"/>
-      </w:pPr>
-      <w:r>
-        <w:t>- Apresentar conclusões baseadas em evidências.</w:t>
-      </w:r>
-    </w:p>
-    <w:p>
-      <w:pPr>
-        <w:pStyle w:val="Commarcadores"/>
-      </w:pPr>
-      <w:r>
-        <w:t>- Apontar soluções viáveis para os problemas identificados.</w:t>
-      </w:r>
-    </w:p>
+    <w:p/>
     <w:sectPr>
       <w:pgSz w:w="12240" w:h="15840"/>
       <w:pgMar w:top="1440" w:right="1800" w:bottom="1440" w:left="1800" w:header="720" w:footer="720" w:gutter="0"/>
@@ -715,6 +1615,56 @@
     </w:sectPr>
   </w:body>
 </w:document>
+</file>
+
+<file path=word/endnotes.xml><?xml version="1.0" encoding="utf-8"?>
+<w:endnotes xmlns:wpc="http://schemas.microsoft.com/office/word/2010/wordprocessingCanvas" xmlns:mc="http://schemas.openxmlformats.org/markup-compatibility/2006" xmlns:o="urn:schemas-microsoft-com:office:office" xmlns:r="http://schemas.openxmlformats.org/officeDocument/2006/relationships" xmlns:m="http://schemas.openxmlformats.org/officeDocument/2006/math" xmlns:v="urn:schemas-microsoft-com:vml" xmlns:wp14="http://schemas.microsoft.com/office/word/2010/wordprocessingDrawing" xmlns:wp="http://schemas.openxmlformats.org/drawingml/2006/wordprocessingDrawing" xmlns:w10="urn:schemas-microsoft-com:office:word" xmlns:w="http://schemas.openxmlformats.org/wordprocessingml/2006/main" xmlns:w14="http://schemas.microsoft.com/office/word/2010/wordml" xmlns:wpg="http://schemas.microsoft.com/office/word/2010/wordprocessingGroup" xmlns:wpi="http://schemas.microsoft.com/office/word/2010/wordprocessingInk" xmlns:wne="http://schemas.microsoft.com/office/word/2006/wordml" xmlns:wps="http://schemas.microsoft.com/office/word/2010/wordprocessingShape" mc:Ignorable="w14 wp14">
+  <w:endnote w:type="separator" w:id="-1">
+    <w:p>
+      <w:pPr>
+        <w:spacing w:after="0" w:line="240" w:lineRule="auto"/>
+      </w:pPr>
+      <w:r>
+        <w:separator/>
+      </w:r>
+    </w:p>
+  </w:endnote>
+  <w:endnote w:type="continuationSeparator" w:id="0">
+    <w:p>
+      <w:pPr>
+        <w:spacing w:after="0" w:line="240" w:lineRule="auto"/>
+      </w:pPr>
+      <w:r>
+        <w:continuationSeparator/>
+      </w:r>
+    </w:p>
+  </w:endnote>
+</w:endnotes>
+</file>
+
+<file path=word/footnotes.xml><?xml version="1.0" encoding="utf-8"?>
+<w:footnotes xmlns:wpc="http://schemas.microsoft.com/office/word/2010/wordprocessingCanvas" xmlns:mc="http://schemas.openxmlformats.org/markup-compatibility/2006" xmlns:o="urn:schemas-microsoft-com:office:office" xmlns:r="http://schemas.openxmlformats.org/officeDocument/2006/relationships" xmlns:m="http://schemas.openxmlformats.org/officeDocument/2006/math" xmlns:v="urn:schemas-microsoft-com:vml" xmlns:wp14="http://schemas.microsoft.com/office/word/2010/wordprocessingDrawing" xmlns:wp="http://schemas.openxmlformats.org/drawingml/2006/wordprocessingDrawing" xmlns:w10="urn:schemas-microsoft-com:office:word" xmlns:w="http://schemas.openxmlformats.org/wordprocessingml/2006/main" xmlns:w14="http://schemas.microsoft.com/office/word/2010/wordml" xmlns:wpg="http://schemas.microsoft.com/office/word/2010/wordprocessingGroup" xmlns:wpi="http://schemas.microsoft.com/office/word/2010/wordprocessingInk" xmlns:wne="http://schemas.microsoft.com/office/word/2006/wordml" xmlns:wps="http://schemas.microsoft.com/office/word/2010/wordprocessingShape" mc:Ignorable="w14 wp14">
+  <w:footnote w:type="separator" w:id="-1">
+    <w:p>
+      <w:pPr>
+        <w:spacing w:after="0" w:line="240" w:lineRule="auto"/>
+      </w:pPr>
+      <w:r>
+        <w:separator/>
+      </w:r>
+    </w:p>
+  </w:footnote>
+  <w:footnote w:type="continuationSeparator" w:id="0">
+    <w:p>
+      <w:pPr>
+        <w:spacing w:after="0" w:line="240" w:lineRule="auto"/>
+      </w:pPr>
+      <w:r>
+        <w:continuationSeparator/>
+      </w:r>
+    </w:p>
+  </w:footnote>
+</w:footnotes>
 </file>
 
 <file path=word/numbering.xml><?xml version="1.0" encoding="utf-8"?>
@@ -887,6 +1837,3808 @@
       </w:pPr>
       <w:rPr>
         <w:rFonts w:ascii="Symbol" w:hAnsi="Symbol" w:hint="default"/>
+      </w:rPr>
+    </w:lvl>
+  </w:abstractNum>
+  <w:abstractNum w:abstractNumId="9">
+    <w:nsid w:val="06BF75E8"/>
+    <w:multiLevelType w:val="multilevel"/>
+    <w:tmpl w:val="07B40024"/>
+    <w:lvl w:ilvl="0">
+      <w:start w:val="1"/>
+      <w:numFmt w:val="bullet"/>
+      <w:lvlText w:val=""/>
+      <w:lvlJc w:val="left"/>
+      <w:pPr>
+        <w:tabs>
+          <w:tab w:val="num" w:pos="720"/>
+        </w:tabs>
+        <w:ind w:left="720" w:hanging="360"/>
+      </w:pPr>
+      <w:rPr>
+        <w:rFonts w:ascii="Symbol" w:hAnsi="Symbol" w:hint="default"/>
+        <w:sz w:val="20"/>
+      </w:rPr>
+    </w:lvl>
+    <w:lvl w:ilvl="1">
+      <w:start w:val="1"/>
+      <w:numFmt w:val="bullet"/>
+      <w:lvlText w:val="o"/>
+      <w:lvlJc w:val="left"/>
+      <w:pPr>
+        <w:tabs>
+          <w:tab w:val="num" w:pos="1440"/>
+        </w:tabs>
+        <w:ind w:left="1440" w:hanging="360"/>
+      </w:pPr>
+      <w:rPr>
+        <w:rFonts w:ascii="Courier New" w:hAnsi="Courier New" w:hint="default"/>
+        <w:sz w:val="20"/>
+      </w:rPr>
+    </w:lvl>
+    <w:lvl w:ilvl="2" w:tentative="1">
+      <w:start w:val="1"/>
+      <w:numFmt w:val="bullet"/>
+      <w:lvlText w:val=""/>
+      <w:lvlJc w:val="left"/>
+      <w:pPr>
+        <w:tabs>
+          <w:tab w:val="num" w:pos="2160"/>
+        </w:tabs>
+        <w:ind w:left="2160" w:hanging="360"/>
+      </w:pPr>
+      <w:rPr>
+        <w:rFonts w:ascii="Wingdings" w:hAnsi="Wingdings" w:hint="default"/>
+        <w:sz w:val="20"/>
+      </w:rPr>
+    </w:lvl>
+    <w:lvl w:ilvl="3" w:tentative="1">
+      <w:start w:val="1"/>
+      <w:numFmt w:val="bullet"/>
+      <w:lvlText w:val=""/>
+      <w:lvlJc w:val="left"/>
+      <w:pPr>
+        <w:tabs>
+          <w:tab w:val="num" w:pos="2880"/>
+        </w:tabs>
+        <w:ind w:left="2880" w:hanging="360"/>
+      </w:pPr>
+      <w:rPr>
+        <w:rFonts w:ascii="Wingdings" w:hAnsi="Wingdings" w:hint="default"/>
+        <w:sz w:val="20"/>
+      </w:rPr>
+    </w:lvl>
+    <w:lvl w:ilvl="4" w:tentative="1">
+      <w:start w:val="1"/>
+      <w:numFmt w:val="bullet"/>
+      <w:lvlText w:val=""/>
+      <w:lvlJc w:val="left"/>
+      <w:pPr>
+        <w:tabs>
+          <w:tab w:val="num" w:pos="3600"/>
+        </w:tabs>
+        <w:ind w:left="3600" w:hanging="360"/>
+      </w:pPr>
+      <w:rPr>
+        <w:rFonts w:ascii="Wingdings" w:hAnsi="Wingdings" w:hint="default"/>
+        <w:sz w:val="20"/>
+      </w:rPr>
+    </w:lvl>
+    <w:lvl w:ilvl="5" w:tentative="1">
+      <w:start w:val="1"/>
+      <w:numFmt w:val="bullet"/>
+      <w:lvlText w:val=""/>
+      <w:lvlJc w:val="left"/>
+      <w:pPr>
+        <w:tabs>
+          <w:tab w:val="num" w:pos="4320"/>
+        </w:tabs>
+        <w:ind w:left="4320" w:hanging="360"/>
+      </w:pPr>
+      <w:rPr>
+        <w:rFonts w:ascii="Wingdings" w:hAnsi="Wingdings" w:hint="default"/>
+        <w:sz w:val="20"/>
+      </w:rPr>
+    </w:lvl>
+    <w:lvl w:ilvl="6" w:tentative="1">
+      <w:start w:val="1"/>
+      <w:numFmt w:val="bullet"/>
+      <w:lvlText w:val=""/>
+      <w:lvlJc w:val="left"/>
+      <w:pPr>
+        <w:tabs>
+          <w:tab w:val="num" w:pos="5040"/>
+        </w:tabs>
+        <w:ind w:left="5040" w:hanging="360"/>
+      </w:pPr>
+      <w:rPr>
+        <w:rFonts w:ascii="Wingdings" w:hAnsi="Wingdings" w:hint="default"/>
+        <w:sz w:val="20"/>
+      </w:rPr>
+    </w:lvl>
+    <w:lvl w:ilvl="7" w:tentative="1">
+      <w:start w:val="1"/>
+      <w:numFmt w:val="bullet"/>
+      <w:lvlText w:val=""/>
+      <w:lvlJc w:val="left"/>
+      <w:pPr>
+        <w:tabs>
+          <w:tab w:val="num" w:pos="5760"/>
+        </w:tabs>
+        <w:ind w:left="5760" w:hanging="360"/>
+      </w:pPr>
+      <w:rPr>
+        <w:rFonts w:ascii="Wingdings" w:hAnsi="Wingdings" w:hint="default"/>
+        <w:sz w:val="20"/>
+      </w:rPr>
+    </w:lvl>
+    <w:lvl w:ilvl="8" w:tentative="1">
+      <w:start w:val="1"/>
+      <w:numFmt w:val="bullet"/>
+      <w:lvlText w:val=""/>
+      <w:lvlJc w:val="left"/>
+      <w:pPr>
+        <w:tabs>
+          <w:tab w:val="num" w:pos="6480"/>
+        </w:tabs>
+        <w:ind w:left="6480" w:hanging="360"/>
+      </w:pPr>
+      <w:rPr>
+        <w:rFonts w:ascii="Wingdings" w:hAnsi="Wingdings" w:hint="default"/>
+        <w:sz w:val="20"/>
+      </w:rPr>
+    </w:lvl>
+  </w:abstractNum>
+  <w:abstractNum w:abstractNumId="10">
+    <w:nsid w:val="0A6750F9"/>
+    <w:multiLevelType w:val="multilevel"/>
+    <w:tmpl w:val="572829D4"/>
+    <w:lvl w:ilvl="0">
+      <w:start w:val="1"/>
+      <w:numFmt w:val="bullet"/>
+      <w:lvlText w:val=""/>
+      <w:lvlJc w:val="left"/>
+      <w:pPr>
+        <w:tabs>
+          <w:tab w:val="num" w:pos="720"/>
+        </w:tabs>
+        <w:ind w:left="720" w:hanging="360"/>
+      </w:pPr>
+      <w:rPr>
+        <w:rFonts w:ascii="Symbol" w:hAnsi="Symbol" w:hint="default"/>
+        <w:sz w:val="20"/>
+      </w:rPr>
+    </w:lvl>
+    <w:lvl w:ilvl="1" w:tentative="1">
+      <w:start w:val="1"/>
+      <w:numFmt w:val="bullet"/>
+      <w:lvlText w:val="o"/>
+      <w:lvlJc w:val="left"/>
+      <w:pPr>
+        <w:tabs>
+          <w:tab w:val="num" w:pos="1440"/>
+        </w:tabs>
+        <w:ind w:left="1440" w:hanging="360"/>
+      </w:pPr>
+      <w:rPr>
+        <w:rFonts w:ascii="Courier New" w:hAnsi="Courier New" w:hint="default"/>
+        <w:sz w:val="20"/>
+      </w:rPr>
+    </w:lvl>
+    <w:lvl w:ilvl="2" w:tentative="1">
+      <w:start w:val="1"/>
+      <w:numFmt w:val="bullet"/>
+      <w:lvlText w:val=""/>
+      <w:lvlJc w:val="left"/>
+      <w:pPr>
+        <w:tabs>
+          <w:tab w:val="num" w:pos="2160"/>
+        </w:tabs>
+        <w:ind w:left="2160" w:hanging="360"/>
+      </w:pPr>
+      <w:rPr>
+        <w:rFonts w:ascii="Wingdings" w:hAnsi="Wingdings" w:hint="default"/>
+        <w:sz w:val="20"/>
+      </w:rPr>
+    </w:lvl>
+    <w:lvl w:ilvl="3" w:tentative="1">
+      <w:start w:val="1"/>
+      <w:numFmt w:val="bullet"/>
+      <w:lvlText w:val=""/>
+      <w:lvlJc w:val="left"/>
+      <w:pPr>
+        <w:tabs>
+          <w:tab w:val="num" w:pos="2880"/>
+        </w:tabs>
+        <w:ind w:left="2880" w:hanging="360"/>
+      </w:pPr>
+      <w:rPr>
+        <w:rFonts w:ascii="Wingdings" w:hAnsi="Wingdings" w:hint="default"/>
+        <w:sz w:val="20"/>
+      </w:rPr>
+    </w:lvl>
+    <w:lvl w:ilvl="4" w:tentative="1">
+      <w:start w:val="1"/>
+      <w:numFmt w:val="bullet"/>
+      <w:lvlText w:val=""/>
+      <w:lvlJc w:val="left"/>
+      <w:pPr>
+        <w:tabs>
+          <w:tab w:val="num" w:pos="3600"/>
+        </w:tabs>
+        <w:ind w:left="3600" w:hanging="360"/>
+      </w:pPr>
+      <w:rPr>
+        <w:rFonts w:ascii="Wingdings" w:hAnsi="Wingdings" w:hint="default"/>
+        <w:sz w:val="20"/>
+      </w:rPr>
+    </w:lvl>
+    <w:lvl w:ilvl="5" w:tentative="1">
+      <w:start w:val="1"/>
+      <w:numFmt w:val="bullet"/>
+      <w:lvlText w:val=""/>
+      <w:lvlJc w:val="left"/>
+      <w:pPr>
+        <w:tabs>
+          <w:tab w:val="num" w:pos="4320"/>
+        </w:tabs>
+        <w:ind w:left="4320" w:hanging="360"/>
+      </w:pPr>
+      <w:rPr>
+        <w:rFonts w:ascii="Wingdings" w:hAnsi="Wingdings" w:hint="default"/>
+        <w:sz w:val="20"/>
+      </w:rPr>
+    </w:lvl>
+    <w:lvl w:ilvl="6" w:tentative="1">
+      <w:start w:val="1"/>
+      <w:numFmt w:val="bullet"/>
+      <w:lvlText w:val=""/>
+      <w:lvlJc w:val="left"/>
+      <w:pPr>
+        <w:tabs>
+          <w:tab w:val="num" w:pos="5040"/>
+        </w:tabs>
+        <w:ind w:left="5040" w:hanging="360"/>
+      </w:pPr>
+      <w:rPr>
+        <w:rFonts w:ascii="Wingdings" w:hAnsi="Wingdings" w:hint="default"/>
+        <w:sz w:val="20"/>
+      </w:rPr>
+    </w:lvl>
+    <w:lvl w:ilvl="7" w:tentative="1">
+      <w:start w:val="1"/>
+      <w:numFmt w:val="bullet"/>
+      <w:lvlText w:val=""/>
+      <w:lvlJc w:val="left"/>
+      <w:pPr>
+        <w:tabs>
+          <w:tab w:val="num" w:pos="5760"/>
+        </w:tabs>
+        <w:ind w:left="5760" w:hanging="360"/>
+      </w:pPr>
+      <w:rPr>
+        <w:rFonts w:ascii="Wingdings" w:hAnsi="Wingdings" w:hint="default"/>
+        <w:sz w:val="20"/>
+      </w:rPr>
+    </w:lvl>
+    <w:lvl w:ilvl="8" w:tentative="1">
+      <w:start w:val="1"/>
+      <w:numFmt w:val="bullet"/>
+      <w:lvlText w:val=""/>
+      <w:lvlJc w:val="left"/>
+      <w:pPr>
+        <w:tabs>
+          <w:tab w:val="num" w:pos="6480"/>
+        </w:tabs>
+        <w:ind w:left="6480" w:hanging="360"/>
+      </w:pPr>
+      <w:rPr>
+        <w:rFonts w:ascii="Wingdings" w:hAnsi="Wingdings" w:hint="default"/>
+        <w:sz w:val="20"/>
+      </w:rPr>
+    </w:lvl>
+  </w:abstractNum>
+  <w:abstractNum w:abstractNumId="11">
+    <w:nsid w:val="0BBF3E67"/>
+    <w:multiLevelType w:val="multilevel"/>
+    <w:tmpl w:val="5D82DB00"/>
+    <w:lvl w:ilvl="0">
+      <w:start w:val="1"/>
+      <w:numFmt w:val="bullet"/>
+      <w:lvlText w:val=""/>
+      <w:lvlJc w:val="left"/>
+      <w:pPr>
+        <w:tabs>
+          <w:tab w:val="num" w:pos="720"/>
+        </w:tabs>
+        <w:ind w:left="720" w:hanging="360"/>
+      </w:pPr>
+      <w:rPr>
+        <w:rFonts w:ascii="Symbol" w:hAnsi="Symbol" w:hint="default"/>
+        <w:sz w:val="20"/>
+      </w:rPr>
+    </w:lvl>
+    <w:lvl w:ilvl="1">
+      <w:start w:val="1"/>
+      <w:numFmt w:val="bullet"/>
+      <w:lvlText w:val="o"/>
+      <w:lvlJc w:val="left"/>
+      <w:pPr>
+        <w:tabs>
+          <w:tab w:val="num" w:pos="1440"/>
+        </w:tabs>
+        <w:ind w:left="1440" w:hanging="360"/>
+      </w:pPr>
+      <w:rPr>
+        <w:rFonts w:ascii="Courier New" w:hAnsi="Courier New" w:hint="default"/>
+        <w:sz w:val="20"/>
+      </w:rPr>
+    </w:lvl>
+    <w:lvl w:ilvl="2" w:tentative="1">
+      <w:start w:val="1"/>
+      <w:numFmt w:val="bullet"/>
+      <w:lvlText w:val=""/>
+      <w:lvlJc w:val="left"/>
+      <w:pPr>
+        <w:tabs>
+          <w:tab w:val="num" w:pos="2160"/>
+        </w:tabs>
+        <w:ind w:left="2160" w:hanging="360"/>
+      </w:pPr>
+      <w:rPr>
+        <w:rFonts w:ascii="Wingdings" w:hAnsi="Wingdings" w:hint="default"/>
+        <w:sz w:val="20"/>
+      </w:rPr>
+    </w:lvl>
+    <w:lvl w:ilvl="3" w:tentative="1">
+      <w:start w:val="1"/>
+      <w:numFmt w:val="bullet"/>
+      <w:lvlText w:val=""/>
+      <w:lvlJc w:val="left"/>
+      <w:pPr>
+        <w:tabs>
+          <w:tab w:val="num" w:pos="2880"/>
+        </w:tabs>
+        <w:ind w:left="2880" w:hanging="360"/>
+      </w:pPr>
+      <w:rPr>
+        <w:rFonts w:ascii="Wingdings" w:hAnsi="Wingdings" w:hint="default"/>
+        <w:sz w:val="20"/>
+      </w:rPr>
+    </w:lvl>
+    <w:lvl w:ilvl="4" w:tentative="1">
+      <w:start w:val="1"/>
+      <w:numFmt w:val="bullet"/>
+      <w:lvlText w:val=""/>
+      <w:lvlJc w:val="left"/>
+      <w:pPr>
+        <w:tabs>
+          <w:tab w:val="num" w:pos="3600"/>
+        </w:tabs>
+        <w:ind w:left="3600" w:hanging="360"/>
+      </w:pPr>
+      <w:rPr>
+        <w:rFonts w:ascii="Wingdings" w:hAnsi="Wingdings" w:hint="default"/>
+        <w:sz w:val="20"/>
+      </w:rPr>
+    </w:lvl>
+    <w:lvl w:ilvl="5" w:tentative="1">
+      <w:start w:val="1"/>
+      <w:numFmt w:val="bullet"/>
+      <w:lvlText w:val=""/>
+      <w:lvlJc w:val="left"/>
+      <w:pPr>
+        <w:tabs>
+          <w:tab w:val="num" w:pos="4320"/>
+        </w:tabs>
+        <w:ind w:left="4320" w:hanging="360"/>
+      </w:pPr>
+      <w:rPr>
+        <w:rFonts w:ascii="Wingdings" w:hAnsi="Wingdings" w:hint="default"/>
+        <w:sz w:val="20"/>
+      </w:rPr>
+    </w:lvl>
+    <w:lvl w:ilvl="6" w:tentative="1">
+      <w:start w:val="1"/>
+      <w:numFmt w:val="bullet"/>
+      <w:lvlText w:val=""/>
+      <w:lvlJc w:val="left"/>
+      <w:pPr>
+        <w:tabs>
+          <w:tab w:val="num" w:pos="5040"/>
+        </w:tabs>
+        <w:ind w:left="5040" w:hanging="360"/>
+      </w:pPr>
+      <w:rPr>
+        <w:rFonts w:ascii="Wingdings" w:hAnsi="Wingdings" w:hint="default"/>
+        <w:sz w:val="20"/>
+      </w:rPr>
+    </w:lvl>
+    <w:lvl w:ilvl="7" w:tentative="1">
+      <w:start w:val="1"/>
+      <w:numFmt w:val="bullet"/>
+      <w:lvlText w:val=""/>
+      <w:lvlJc w:val="left"/>
+      <w:pPr>
+        <w:tabs>
+          <w:tab w:val="num" w:pos="5760"/>
+        </w:tabs>
+        <w:ind w:left="5760" w:hanging="360"/>
+      </w:pPr>
+      <w:rPr>
+        <w:rFonts w:ascii="Wingdings" w:hAnsi="Wingdings" w:hint="default"/>
+        <w:sz w:val="20"/>
+      </w:rPr>
+    </w:lvl>
+    <w:lvl w:ilvl="8" w:tentative="1">
+      <w:start w:val="1"/>
+      <w:numFmt w:val="bullet"/>
+      <w:lvlText w:val=""/>
+      <w:lvlJc w:val="left"/>
+      <w:pPr>
+        <w:tabs>
+          <w:tab w:val="num" w:pos="6480"/>
+        </w:tabs>
+        <w:ind w:left="6480" w:hanging="360"/>
+      </w:pPr>
+      <w:rPr>
+        <w:rFonts w:ascii="Wingdings" w:hAnsi="Wingdings" w:hint="default"/>
+        <w:sz w:val="20"/>
+      </w:rPr>
+    </w:lvl>
+  </w:abstractNum>
+  <w:abstractNum w:abstractNumId="12">
+    <w:nsid w:val="0C9D0D41"/>
+    <w:multiLevelType w:val="multilevel"/>
+    <w:tmpl w:val="38CE9098"/>
+    <w:lvl w:ilvl="0">
+      <w:start w:val="1"/>
+      <w:numFmt w:val="bullet"/>
+      <w:lvlText w:val=""/>
+      <w:lvlJc w:val="left"/>
+      <w:pPr>
+        <w:tabs>
+          <w:tab w:val="num" w:pos="720"/>
+        </w:tabs>
+        <w:ind w:left="720" w:hanging="360"/>
+      </w:pPr>
+      <w:rPr>
+        <w:rFonts w:ascii="Symbol" w:hAnsi="Symbol" w:hint="default"/>
+        <w:sz w:val="20"/>
+      </w:rPr>
+    </w:lvl>
+    <w:lvl w:ilvl="1">
+      <w:start w:val="1"/>
+      <w:numFmt w:val="bullet"/>
+      <w:lvlText w:val="o"/>
+      <w:lvlJc w:val="left"/>
+      <w:pPr>
+        <w:tabs>
+          <w:tab w:val="num" w:pos="1440"/>
+        </w:tabs>
+        <w:ind w:left="1440" w:hanging="360"/>
+      </w:pPr>
+      <w:rPr>
+        <w:rFonts w:ascii="Courier New" w:hAnsi="Courier New" w:hint="default"/>
+        <w:sz w:val="20"/>
+      </w:rPr>
+    </w:lvl>
+    <w:lvl w:ilvl="2" w:tentative="1">
+      <w:start w:val="1"/>
+      <w:numFmt w:val="bullet"/>
+      <w:lvlText w:val=""/>
+      <w:lvlJc w:val="left"/>
+      <w:pPr>
+        <w:tabs>
+          <w:tab w:val="num" w:pos="2160"/>
+        </w:tabs>
+        <w:ind w:left="2160" w:hanging="360"/>
+      </w:pPr>
+      <w:rPr>
+        <w:rFonts w:ascii="Wingdings" w:hAnsi="Wingdings" w:hint="default"/>
+        <w:sz w:val="20"/>
+      </w:rPr>
+    </w:lvl>
+    <w:lvl w:ilvl="3" w:tentative="1">
+      <w:start w:val="1"/>
+      <w:numFmt w:val="bullet"/>
+      <w:lvlText w:val=""/>
+      <w:lvlJc w:val="left"/>
+      <w:pPr>
+        <w:tabs>
+          <w:tab w:val="num" w:pos="2880"/>
+        </w:tabs>
+        <w:ind w:left="2880" w:hanging="360"/>
+      </w:pPr>
+      <w:rPr>
+        <w:rFonts w:ascii="Wingdings" w:hAnsi="Wingdings" w:hint="default"/>
+        <w:sz w:val="20"/>
+      </w:rPr>
+    </w:lvl>
+    <w:lvl w:ilvl="4" w:tentative="1">
+      <w:start w:val="1"/>
+      <w:numFmt w:val="bullet"/>
+      <w:lvlText w:val=""/>
+      <w:lvlJc w:val="left"/>
+      <w:pPr>
+        <w:tabs>
+          <w:tab w:val="num" w:pos="3600"/>
+        </w:tabs>
+        <w:ind w:left="3600" w:hanging="360"/>
+      </w:pPr>
+      <w:rPr>
+        <w:rFonts w:ascii="Wingdings" w:hAnsi="Wingdings" w:hint="default"/>
+        <w:sz w:val="20"/>
+      </w:rPr>
+    </w:lvl>
+    <w:lvl w:ilvl="5" w:tentative="1">
+      <w:start w:val="1"/>
+      <w:numFmt w:val="bullet"/>
+      <w:lvlText w:val=""/>
+      <w:lvlJc w:val="left"/>
+      <w:pPr>
+        <w:tabs>
+          <w:tab w:val="num" w:pos="4320"/>
+        </w:tabs>
+        <w:ind w:left="4320" w:hanging="360"/>
+      </w:pPr>
+      <w:rPr>
+        <w:rFonts w:ascii="Wingdings" w:hAnsi="Wingdings" w:hint="default"/>
+        <w:sz w:val="20"/>
+      </w:rPr>
+    </w:lvl>
+    <w:lvl w:ilvl="6" w:tentative="1">
+      <w:start w:val="1"/>
+      <w:numFmt w:val="bullet"/>
+      <w:lvlText w:val=""/>
+      <w:lvlJc w:val="left"/>
+      <w:pPr>
+        <w:tabs>
+          <w:tab w:val="num" w:pos="5040"/>
+        </w:tabs>
+        <w:ind w:left="5040" w:hanging="360"/>
+      </w:pPr>
+      <w:rPr>
+        <w:rFonts w:ascii="Wingdings" w:hAnsi="Wingdings" w:hint="default"/>
+        <w:sz w:val="20"/>
+      </w:rPr>
+    </w:lvl>
+    <w:lvl w:ilvl="7" w:tentative="1">
+      <w:start w:val="1"/>
+      <w:numFmt w:val="bullet"/>
+      <w:lvlText w:val=""/>
+      <w:lvlJc w:val="left"/>
+      <w:pPr>
+        <w:tabs>
+          <w:tab w:val="num" w:pos="5760"/>
+        </w:tabs>
+        <w:ind w:left="5760" w:hanging="360"/>
+      </w:pPr>
+      <w:rPr>
+        <w:rFonts w:ascii="Wingdings" w:hAnsi="Wingdings" w:hint="default"/>
+        <w:sz w:val="20"/>
+      </w:rPr>
+    </w:lvl>
+    <w:lvl w:ilvl="8" w:tentative="1">
+      <w:start w:val="1"/>
+      <w:numFmt w:val="bullet"/>
+      <w:lvlText w:val=""/>
+      <w:lvlJc w:val="left"/>
+      <w:pPr>
+        <w:tabs>
+          <w:tab w:val="num" w:pos="6480"/>
+        </w:tabs>
+        <w:ind w:left="6480" w:hanging="360"/>
+      </w:pPr>
+      <w:rPr>
+        <w:rFonts w:ascii="Wingdings" w:hAnsi="Wingdings" w:hint="default"/>
+        <w:sz w:val="20"/>
+      </w:rPr>
+    </w:lvl>
+  </w:abstractNum>
+  <w:abstractNum w:abstractNumId="13">
+    <w:nsid w:val="0F7C3B14"/>
+    <w:multiLevelType w:val="multilevel"/>
+    <w:tmpl w:val="3BB4DC24"/>
+    <w:lvl w:ilvl="0">
+      <w:start w:val="1"/>
+      <w:numFmt w:val="bullet"/>
+      <w:lvlText w:val=""/>
+      <w:lvlJc w:val="left"/>
+      <w:pPr>
+        <w:tabs>
+          <w:tab w:val="num" w:pos="720"/>
+        </w:tabs>
+        <w:ind w:left="720" w:hanging="360"/>
+      </w:pPr>
+      <w:rPr>
+        <w:rFonts w:ascii="Symbol" w:hAnsi="Symbol" w:hint="default"/>
+        <w:sz w:val="20"/>
+      </w:rPr>
+    </w:lvl>
+    <w:lvl w:ilvl="1">
+      <w:start w:val="1"/>
+      <w:numFmt w:val="bullet"/>
+      <w:lvlText w:val="o"/>
+      <w:lvlJc w:val="left"/>
+      <w:pPr>
+        <w:tabs>
+          <w:tab w:val="num" w:pos="1440"/>
+        </w:tabs>
+        <w:ind w:left="1440" w:hanging="360"/>
+      </w:pPr>
+      <w:rPr>
+        <w:rFonts w:ascii="Courier New" w:hAnsi="Courier New" w:hint="default"/>
+        <w:sz w:val="20"/>
+      </w:rPr>
+    </w:lvl>
+    <w:lvl w:ilvl="2" w:tentative="1">
+      <w:start w:val="1"/>
+      <w:numFmt w:val="bullet"/>
+      <w:lvlText w:val=""/>
+      <w:lvlJc w:val="left"/>
+      <w:pPr>
+        <w:tabs>
+          <w:tab w:val="num" w:pos="2160"/>
+        </w:tabs>
+        <w:ind w:left="2160" w:hanging="360"/>
+      </w:pPr>
+      <w:rPr>
+        <w:rFonts w:ascii="Wingdings" w:hAnsi="Wingdings" w:hint="default"/>
+        <w:sz w:val="20"/>
+      </w:rPr>
+    </w:lvl>
+    <w:lvl w:ilvl="3" w:tentative="1">
+      <w:start w:val="1"/>
+      <w:numFmt w:val="bullet"/>
+      <w:lvlText w:val=""/>
+      <w:lvlJc w:val="left"/>
+      <w:pPr>
+        <w:tabs>
+          <w:tab w:val="num" w:pos="2880"/>
+        </w:tabs>
+        <w:ind w:left="2880" w:hanging="360"/>
+      </w:pPr>
+      <w:rPr>
+        <w:rFonts w:ascii="Wingdings" w:hAnsi="Wingdings" w:hint="default"/>
+        <w:sz w:val="20"/>
+      </w:rPr>
+    </w:lvl>
+    <w:lvl w:ilvl="4" w:tentative="1">
+      <w:start w:val="1"/>
+      <w:numFmt w:val="bullet"/>
+      <w:lvlText w:val=""/>
+      <w:lvlJc w:val="left"/>
+      <w:pPr>
+        <w:tabs>
+          <w:tab w:val="num" w:pos="3600"/>
+        </w:tabs>
+        <w:ind w:left="3600" w:hanging="360"/>
+      </w:pPr>
+      <w:rPr>
+        <w:rFonts w:ascii="Wingdings" w:hAnsi="Wingdings" w:hint="default"/>
+        <w:sz w:val="20"/>
+      </w:rPr>
+    </w:lvl>
+    <w:lvl w:ilvl="5" w:tentative="1">
+      <w:start w:val="1"/>
+      <w:numFmt w:val="bullet"/>
+      <w:lvlText w:val=""/>
+      <w:lvlJc w:val="left"/>
+      <w:pPr>
+        <w:tabs>
+          <w:tab w:val="num" w:pos="4320"/>
+        </w:tabs>
+        <w:ind w:left="4320" w:hanging="360"/>
+      </w:pPr>
+      <w:rPr>
+        <w:rFonts w:ascii="Wingdings" w:hAnsi="Wingdings" w:hint="default"/>
+        <w:sz w:val="20"/>
+      </w:rPr>
+    </w:lvl>
+    <w:lvl w:ilvl="6" w:tentative="1">
+      <w:start w:val="1"/>
+      <w:numFmt w:val="bullet"/>
+      <w:lvlText w:val=""/>
+      <w:lvlJc w:val="left"/>
+      <w:pPr>
+        <w:tabs>
+          <w:tab w:val="num" w:pos="5040"/>
+        </w:tabs>
+        <w:ind w:left="5040" w:hanging="360"/>
+      </w:pPr>
+      <w:rPr>
+        <w:rFonts w:ascii="Wingdings" w:hAnsi="Wingdings" w:hint="default"/>
+        <w:sz w:val="20"/>
+      </w:rPr>
+    </w:lvl>
+    <w:lvl w:ilvl="7" w:tentative="1">
+      <w:start w:val="1"/>
+      <w:numFmt w:val="bullet"/>
+      <w:lvlText w:val=""/>
+      <w:lvlJc w:val="left"/>
+      <w:pPr>
+        <w:tabs>
+          <w:tab w:val="num" w:pos="5760"/>
+        </w:tabs>
+        <w:ind w:left="5760" w:hanging="360"/>
+      </w:pPr>
+      <w:rPr>
+        <w:rFonts w:ascii="Wingdings" w:hAnsi="Wingdings" w:hint="default"/>
+        <w:sz w:val="20"/>
+      </w:rPr>
+    </w:lvl>
+    <w:lvl w:ilvl="8" w:tentative="1">
+      <w:start w:val="1"/>
+      <w:numFmt w:val="bullet"/>
+      <w:lvlText w:val=""/>
+      <w:lvlJc w:val="left"/>
+      <w:pPr>
+        <w:tabs>
+          <w:tab w:val="num" w:pos="6480"/>
+        </w:tabs>
+        <w:ind w:left="6480" w:hanging="360"/>
+      </w:pPr>
+      <w:rPr>
+        <w:rFonts w:ascii="Wingdings" w:hAnsi="Wingdings" w:hint="default"/>
+        <w:sz w:val="20"/>
+      </w:rPr>
+    </w:lvl>
+  </w:abstractNum>
+  <w:abstractNum w:abstractNumId="14">
+    <w:nsid w:val="13072AEE"/>
+    <w:multiLevelType w:val="multilevel"/>
+    <w:tmpl w:val="6042537A"/>
+    <w:lvl w:ilvl="0">
+      <w:start w:val="1"/>
+      <w:numFmt w:val="decimal"/>
+      <w:lvlText w:val="%1."/>
+      <w:lvlJc w:val="left"/>
+      <w:pPr>
+        <w:tabs>
+          <w:tab w:val="num" w:pos="720"/>
+        </w:tabs>
+        <w:ind w:left="720" w:hanging="360"/>
+      </w:pPr>
+    </w:lvl>
+    <w:lvl w:ilvl="1" w:tentative="1">
+      <w:start w:val="1"/>
+      <w:numFmt w:val="decimal"/>
+      <w:lvlText w:val="%2."/>
+      <w:lvlJc w:val="left"/>
+      <w:pPr>
+        <w:tabs>
+          <w:tab w:val="num" w:pos="1440"/>
+        </w:tabs>
+        <w:ind w:left="1440" w:hanging="360"/>
+      </w:pPr>
+    </w:lvl>
+    <w:lvl w:ilvl="2" w:tentative="1">
+      <w:start w:val="1"/>
+      <w:numFmt w:val="decimal"/>
+      <w:lvlText w:val="%3."/>
+      <w:lvlJc w:val="left"/>
+      <w:pPr>
+        <w:tabs>
+          <w:tab w:val="num" w:pos="2160"/>
+        </w:tabs>
+        <w:ind w:left="2160" w:hanging="360"/>
+      </w:pPr>
+    </w:lvl>
+    <w:lvl w:ilvl="3" w:tentative="1">
+      <w:start w:val="1"/>
+      <w:numFmt w:val="decimal"/>
+      <w:lvlText w:val="%4."/>
+      <w:lvlJc w:val="left"/>
+      <w:pPr>
+        <w:tabs>
+          <w:tab w:val="num" w:pos="2880"/>
+        </w:tabs>
+        <w:ind w:left="2880" w:hanging="360"/>
+      </w:pPr>
+    </w:lvl>
+    <w:lvl w:ilvl="4" w:tentative="1">
+      <w:start w:val="1"/>
+      <w:numFmt w:val="decimal"/>
+      <w:lvlText w:val="%5."/>
+      <w:lvlJc w:val="left"/>
+      <w:pPr>
+        <w:tabs>
+          <w:tab w:val="num" w:pos="3600"/>
+        </w:tabs>
+        <w:ind w:left="3600" w:hanging="360"/>
+      </w:pPr>
+    </w:lvl>
+    <w:lvl w:ilvl="5" w:tentative="1">
+      <w:start w:val="1"/>
+      <w:numFmt w:val="decimal"/>
+      <w:lvlText w:val="%6."/>
+      <w:lvlJc w:val="left"/>
+      <w:pPr>
+        <w:tabs>
+          <w:tab w:val="num" w:pos="4320"/>
+        </w:tabs>
+        <w:ind w:left="4320" w:hanging="360"/>
+      </w:pPr>
+    </w:lvl>
+    <w:lvl w:ilvl="6" w:tentative="1">
+      <w:start w:val="1"/>
+      <w:numFmt w:val="decimal"/>
+      <w:lvlText w:val="%7."/>
+      <w:lvlJc w:val="left"/>
+      <w:pPr>
+        <w:tabs>
+          <w:tab w:val="num" w:pos="5040"/>
+        </w:tabs>
+        <w:ind w:left="5040" w:hanging="360"/>
+      </w:pPr>
+    </w:lvl>
+    <w:lvl w:ilvl="7" w:tentative="1">
+      <w:start w:val="1"/>
+      <w:numFmt w:val="decimal"/>
+      <w:lvlText w:val="%8."/>
+      <w:lvlJc w:val="left"/>
+      <w:pPr>
+        <w:tabs>
+          <w:tab w:val="num" w:pos="5760"/>
+        </w:tabs>
+        <w:ind w:left="5760" w:hanging="360"/>
+      </w:pPr>
+    </w:lvl>
+    <w:lvl w:ilvl="8" w:tentative="1">
+      <w:start w:val="1"/>
+      <w:numFmt w:val="decimal"/>
+      <w:lvlText w:val="%9."/>
+      <w:lvlJc w:val="left"/>
+      <w:pPr>
+        <w:tabs>
+          <w:tab w:val="num" w:pos="6480"/>
+        </w:tabs>
+        <w:ind w:left="6480" w:hanging="360"/>
+      </w:pPr>
+    </w:lvl>
+  </w:abstractNum>
+  <w:abstractNum w:abstractNumId="15">
+    <w:nsid w:val="1F7B63A8"/>
+    <w:multiLevelType w:val="multilevel"/>
+    <w:tmpl w:val="E67CC2AC"/>
+    <w:lvl w:ilvl="0">
+      <w:start w:val="1"/>
+      <w:numFmt w:val="bullet"/>
+      <w:lvlText w:val=""/>
+      <w:lvlJc w:val="left"/>
+      <w:pPr>
+        <w:tabs>
+          <w:tab w:val="num" w:pos="720"/>
+        </w:tabs>
+        <w:ind w:left="720" w:hanging="360"/>
+      </w:pPr>
+      <w:rPr>
+        <w:rFonts w:ascii="Symbol" w:hAnsi="Symbol" w:hint="default"/>
+        <w:sz w:val="20"/>
+      </w:rPr>
+    </w:lvl>
+    <w:lvl w:ilvl="1">
+      <w:start w:val="1"/>
+      <w:numFmt w:val="bullet"/>
+      <w:lvlText w:val="o"/>
+      <w:lvlJc w:val="left"/>
+      <w:pPr>
+        <w:tabs>
+          <w:tab w:val="num" w:pos="1440"/>
+        </w:tabs>
+        <w:ind w:left="1440" w:hanging="360"/>
+      </w:pPr>
+      <w:rPr>
+        <w:rFonts w:ascii="Courier New" w:hAnsi="Courier New" w:hint="default"/>
+        <w:sz w:val="20"/>
+      </w:rPr>
+    </w:lvl>
+    <w:lvl w:ilvl="2" w:tentative="1">
+      <w:start w:val="1"/>
+      <w:numFmt w:val="bullet"/>
+      <w:lvlText w:val=""/>
+      <w:lvlJc w:val="left"/>
+      <w:pPr>
+        <w:tabs>
+          <w:tab w:val="num" w:pos="2160"/>
+        </w:tabs>
+        <w:ind w:left="2160" w:hanging="360"/>
+      </w:pPr>
+      <w:rPr>
+        <w:rFonts w:ascii="Wingdings" w:hAnsi="Wingdings" w:hint="default"/>
+        <w:sz w:val="20"/>
+      </w:rPr>
+    </w:lvl>
+    <w:lvl w:ilvl="3" w:tentative="1">
+      <w:start w:val="1"/>
+      <w:numFmt w:val="bullet"/>
+      <w:lvlText w:val=""/>
+      <w:lvlJc w:val="left"/>
+      <w:pPr>
+        <w:tabs>
+          <w:tab w:val="num" w:pos="2880"/>
+        </w:tabs>
+        <w:ind w:left="2880" w:hanging="360"/>
+      </w:pPr>
+      <w:rPr>
+        <w:rFonts w:ascii="Wingdings" w:hAnsi="Wingdings" w:hint="default"/>
+        <w:sz w:val="20"/>
+      </w:rPr>
+    </w:lvl>
+    <w:lvl w:ilvl="4" w:tentative="1">
+      <w:start w:val="1"/>
+      <w:numFmt w:val="bullet"/>
+      <w:lvlText w:val=""/>
+      <w:lvlJc w:val="left"/>
+      <w:pPr>
+        <w:tabs>
+          <w:tab w:val="num" w:pos="3600"/>
+        </w:tabs>
+        <w:ind w:left="3600" w:hanging="360"/>
+      </w:pPr>
+      <w:rPr>
+        <w:rFonts w:ascii="Wingdings" w:hAnsi="Wingdings" w:hint="default"/>
+        <w:sz w:val="20"/>
+      </w:rPr>
+    </w:lvl>
+    <w:lvl w:ilvl="5" w:tentative="1">
+      <w:start w:val="1"/>
+      <w:numFmt w:val="bullet"/>
+      <w:lvlText w:val=""/>
+      <w:lvlJc w:val="left"/>
+      <w:pPr>
+        <w:tabs>
+          <w:tab w:val="num" w:pos="4320"/>
+        </w:tabs>
+        <w:ind w:left="4320" w:hanging="360"/>
+      </w:pPr>
+      <w:rPr>
+        <w:rFonts w:ascii="Wingdings" w:hAnsi="Wingdings" w:hint="default"/>
+        <w:sz w:val="20"/>
+      </w:rPr>
+    </w:lvl>
+    <w:lvl w:ilvl="6" w:tentative="1">
+      <w:start w:val="1"/>
+      <w:numFmt w:val="bullet"/>
+      <w:lvlText w:val=""/>
+      <w:lvlJc w:val="left"/>
+      <w:pPr>
+        <w:tabs>
+          <w:tab w:val="num" w:pos="5040"/>
+        </w:tabs>
+        <w:ind w:left="5040" w:hanging="360"/>
+      </w:pPr>
+      <w:rPr>
+        <w:rFonts w:ascii="Wingdings" w:hAnsi="Wingdings" w:hint="default"/>
+        <w:sz w:val="20"/>
+      </w:rPr>
+    </w:lvl>
+    <w:lvl w:ilvl="7" w:tentative="1">
+      <w:start w:val="1"/>
+      <w:numFmt w:val="bullet"/>
+      <w:lvlText w:val=""/>
+      <w:lvlJc w:val="left"/>
+      <w:pPr>
+        <w:tabs>
+          <w:tab w:val="num" w:pos="5760"/>
+        </w:tabs>
+        <w:ind w:left="5760" w:hanging="360"/>
+      </w:pPr>
+      <w:rPr>
+        <w:rFonts w:ascii="Wingdings" w:hAnsi="Wingdings" w:hint="default"/>
+        <w:sz w:val="20"/>
+      </w:rPr>
+    </w:lvl>
+    <w:lvl w:ilvl="8" w:tentative="1">
+      <w:start w:val="1"/>
+      <w:numFmt w:val="bullet"/>
+      <w:lvlText w:val=""/>
+      <w:lvlJc w:val="left"/>
+      <w:pPr>
+        <w:tabs>
+          <w:tab w:val="num" w:pos="6480"/>
+        </w:tabs>
+        <w:ind w:left="6480" w:hanging="360"/>
+      </w:pPr>
+      <w:rPr>
+        <w:rFonts w:ascii="Wingdings" w:hAnsi="Wingdings" w:hint="default"/>
+        <w:sz w:val="20"/>
+      </w:rPr>
+    </w:lvl>
+  </w:abstractNum>
+  <w:abstractNum w:abstractNumId="16">
+    <w:nsid w:val="1F801969"/>
+    <w:multiLevelType w:val="multilevel"/>
+    <w:tmpl w:val="1A92D794"/>
+    <w:lvl w:ilvl="0">
+      <w:start w:val="1"/>
+      <w:numFmt w:val="bullet"/>
+      <w:lvlText w:val=""/>
+      <w:lvlJc w:val="left"/>
+      <w:pPr>
+        <w:tabs>
+          <w:tab w:val="num" w:pos="720"/>
+        </w:tabs>
+        <w:ind w:left="720" w:hanging="360"/>
+      </w:pPr>
+      <w:rPr>
+        <w:rFonts w:ascii="Symbol" w:hAnsi="Symbol" w:hint="default"/>
+        <w:sz w:val="20"/>
+      </w:rPr>
+    </w:lvl>
+    <w:lvl w:ilvl="1">
+      <w:start w:val="1"/>
+      <w:numFmt w:val="bullet"/>
+      <w:lvlText w:val="o"/>
+      <w:lvlJc w:val="left"/>
+      <w:pPr>
+        <w:tabs>
+          <w:tab w:val="num" w:pos="1440"/>
+        </w:tabs>
+        <w:ind w:left="1440" w:hanging="360"/>
+      </w:pPr>
+      <w:rPr>
+        <w:rFonts w:ascii="Courier New" w:hAnsi="Courier New" w:hint="default"/>
+        <w:sz w:val="20"/>
+      </w:rPr>
+    </w:lvl>
+    <w:lvl w:ilvl="2" w:tentative="1">
+      <w:start w:val="1"/>
+      <w:numFmt w:val="bullet"/>
+      <w:lvlText w:val=""/>
+      <w:lvlJc w:val="left"/>
+      <w:pPr>
+        <w:tabs>
+          <w:tab w:val="num" w:pos="2160"/>
+        </w:tabs>
+        <w:ind w:left="2160" w:hanging="360"/>
+      </w:pPr>
+      <w:rPr>
+        <w:rFonts w:ascii="Wingdings" w:hAnsi="Wingdings" w:hint="default"/>
+        <w:sz w:val="20"/>
+      </w:rPr>
+    </w:lvl>
+    <w:lvl w:ilvl="3" w:tentative="1">
+      <w:start w:val="1"/>
+      <w:numFmt w:val="bullet"/>
+      <w:lvlText w:val=""/>
+      <w:lvlJc w:val="left"/>
+      <w:pPr>
+        <w:tabs>
+          <w:tab w:val="num" w:pos="2880"/>
+        </w:tabs>
+        <w:ind w:left="2880" w:hanging="360"/>
+      </w:pPr>
+      <w:rPr>
+        <w:rFonts w:ascii="Wingdings" w:hAnsi="Wingdings" w:hint="default"/>
+        <w:sz w:val="20"/>
+      </w:rPr>
+    </w:lvl>
+    <w:lvl w:ilvl="4" w:tentative="1">
+      <w:start w:val="1"/>
+      <w:numFmt w:val="bullet"/>
+      <w:lvlText w:val=""/>
+      <w:lvlJc w:val="left"/>
+      <w:pPr>
+        <w:tabs>
+          <w:tab w:val="num" w:pos="3600"/>
+        </w:tabs>
+        <w:ind w:left="3600" w:hanging="360"/>
+      </w:pPr>
+      <w:rPr>
+        <w:rFonts w:ascii="Wingdings" w:hAnsi="Wingdings" w:hint="default"/>
+        <w:sz w:val="20"/>
+      </w:rPr>
+    </w:lvl>
+    <w:lvl w:ilvl="5" w:tentative="1">
+      <w:start w:val="1"/>
+      <w:numFmt w:val="bullet"/>
+      <w:lvlText w:val=""/>
+      <w:lvlJc w:val="left"/>
+      <w:pPr>
+        <w:tabs>
+          <w:tab w:val="num" w:pos="4320"/>
+        </w:tabs>
+        <w:ind w:left="4320" w:hanging="360"/>
+      </w:pPr>
+      <w:rPr>
+        <w:rFonts w:ascii="Wingdings" w:hAnsi="Wingdings" w:hint="default"/>
+        <w:sz w:val="20"/>
+      </w:rPr>
+    </w:lvl>
+    <w:lvl w:ilvl="6" w:tentative="1">
+      <w:start w:val="1"/>
+      <w:numFmt w:val="bullet"/>
+      <w:lvlText w:val=""/>
+      <w:lvlJc w:val="left"/>
+      <w:pPr>
+        <w:tabs>
+          <w:tab w:val="num" w:pos="5040"/>
+        </w:tabs>
+        <w:ind w:left="5040" w:hanging="360"/>
+      </w:pPr>
+      <w:rPr>
+        <w:rFonts w:ascii="Wingdings" w:hAnsi="Wingdings" w:hint="default"/>
+        <w:sz w:val="20"/>
+      </w:rPr>
+    </w:lvl>
+    <w:lvl w:ilvl="7" w:tentative="1">
+      <w:start w:val="1"/>
+      <w:numFmt w:val="bullet"/>
+      <w:lvlText w:val=""/>
+      <w:lvlJc w:val="left"/>
+      <w:pPr>
+        <w:tabs>
+          <w:tab w:val="num" w:pos="5760"/>
+        </w:tabs>
+        <w:ind w:left="5760" w:hanging="360"/>
+      </w:pPr>
+      <w:rPr>
+        <w:rFonts w:ascii="Wingdings" w:hAnsi="Wingdings" w:hint="default"/>
+        <w:sz w:val="20"/>
+      </w:rPr>
+    </w:lvl>
+    <w:lvl w:ilvl="8" w:tentative="1">
+      <w:start w:val="1"/>
+      <w:numFmt w:val="bullet"/>
+      <w:lvlText w:val=""/>
+      <w:lvlJc w:val="left"/>
+      <w:pPr>
+        <w:tabs>
+          <w:tab w:val="num" w:pos="6480"/>
+        </w:tabs>
+        <w:ind w:left="6480" w:hanging="360"/>
+      </w:pPr>
+      <w:rPr>
+        <w:rFonts w:ascii="Wingdings" w:hAnsi="Wingdings" w:hint="default"/>
+        <w:sz w:val="20"/>
+      </w:rPr>
+    </w:lvl>
+  </w:abstractNum>
+  <w:abstractNum w:abstractNumId="17">
+    <w:nsid w:val="2009378A"/>
+    <w:multiLevelType w:val="multilevel"/>
+    <w:tmpl w:val="572829D4"/>
+    <w:lvl w:ilvl="0">
+      <w:start w:val="1"/>
+      <w:numFmt w:val="bullet"/>
+      <w:lvlText w:val=""/>
+      <w:lvlJc w:val="left"/>
+      <w:pPr>
+        <w:tabs>
+          <w:tab w:val="num" w:pos="720"/>
+        </w:tabs>
+        <w:ind w:left="720" w:hanging="360"/>
+      </w:pPr>
+      <w:rPr>
+        <w:rFonts w:ascii="Symbol" w:hAnsi="Symbol" w:hint="default"/>
+        <w:sz w:val="20"/>
+      </w:rPr>
+    </w:lvl>
+    <w:lvl w:ilvl="1" w:tentative="1">
+      <w:start w:val="1"/>
+      <w:numFmt w:val="bullet"/>
+      <w:lvlText w:val="o"/>
+      <w:lvlJc w:val="left"/>
+      <w:pPr>
+        <w:tabs>
+          <w:tab w:val="num" w:pos="1440"/>
+        </w:tabs>
+        <w:ind w:left="1440" w:hanging="360"/>
+      </w:pPr>
+      <w:rPr>
+        <w:rFonts w:ascii="Courier New" w:hAnsi="Courier New" w:hint="default"/>
+        <w:sz w:val="20"/>
+      </w:rPr>
+    </w:lvl>
+    <w:lvl w:ilvl="2" w:tentative="1">
+      <w:start w:val="1"/>
+      <w:numFmt w:val="bullet"/>
+      <w:lvlText w:val=""/>
+      <w:lvlJc w:val="left"/>
+      <w:pPr>
+        <w:tabs>
+          <w:tab w:val="num" w:pos="2160"/>
+        </w:tabs>
+        <w:ind w:left="2160" w:hanging="360"/>
+      </w:pPr>
+      <w:rPr>
+        <w:rFonts w:ascii="Wingdings" w:hAnsi="Wingdings" w:hint="default"/>
+        <w:sz w:val="20"/>
+      </w:rPr>
+    </w:lvl>
+    <w:lvl w:ilvl="3" w:tentative="1">
+      <w:start w:val="1"/>
+      <w:numFmt w:val="bullet"/>
+      <w:lvlText w:val=""/>
+      <w:lvlJc w:val="left"/>
+      <w:pPr>
+        <w:tabs>
+          <w:tab w:val="num" w:pos="2880"/>
+        </w:tabs>
+        <w:ind w:left="2880" w:hanging="360"/>
+      </w:pPr>
+      <w:rPr>
+        <w:rFonts w:ascii="Wingdings" w:hAnsi="Wingdings" w:hint="default"/>
+        <w:sz w:val="20"/>
+      </w:rPr>
+    </w:lvl>
+    <w:lvl w:ilvl="4" w:tentative="1">
+      <w:start w:val="1"/>
+      <w:numFmt w:val="bullet"/>
+      <w:lvlText w:val=""/>
+      <w:lvlJc w:val="left"/>
+      <w:pPr>
+        <w:tabs>
+          <w:tab w:val="num" w:pos="3600"/>
+        </w:tabs>
+        <w:ind w:left="3600" w:hanging="360"/>
+      </w:pPr>
+      <w:rPr>
+        <w:rFonts w:ascii="Wingdings" w:hAnsi="Wingdings" w:hint="default"/>
+        <w:sz w:val="20"/>
+      </w:rPr>
+    </w:lvl>
+    <w:lvl w:ilvl="5" w:tentative="1">
+      <w:start w:val="1"/>
+      <w:numFmt w:val="bullet"/>
+      <w:lvlText w:val=""/>
+      <w:lvlJc w:val="left"/>
+      <w:pPr>
+        <w:tabs>
+          <w:tab w:val="num" w:pos="4320"/>
+        </w:tabs>
+        <w:ind w:left="4320" w:hanging="360"/>
+      </w:pPr>
+      <w:rPr>
+        <w:rFonts w:ascii="Wingdings" w:hAnsi="Wingdings" w:hint="default"/>
+        <w:sz w:val="20"/>
+      </w:rPr>
+    </w:lvl>
+    <w:lvl w:ilvl="6" w:tentative="1">
+      <w:start w:val="1"/>
+      <w:numFmt w:val="bullet"/>
+      <w:lvlText w:val=""/>
+      <w:lvlJc w:val="left"/>
+      <w:pPr>
+        <w:tabs>
+          <w:tab w:val="num" w:pos="5040"/>
+        </w:tabs>
+        <w:ind w:left="5040" w:hanging="360"/>
+      </w:pPr>
+      <w:rPr>
+        <w:rFonts w:ascii="Wingdings" w:hAnsi="Wingdings" w:hint="default"/>
+        <w:sz w:val="20"/>
+      </w:rPr>
+    </w:lvl>
+    <w:lvl w:ilvl="7" w:tentative="1">
+      <w:start w:val="1"/>
+      <w:numFmt w:val="bullet"/>
+      <w:lvlText w:val=""/>
+      <w:lvlJc w:val="left"/>
+      <w:pPr>
+        <w:tabs>
+          <w:tab w:val="num" w:pos="5760"/>
+        </w:tabs>
+        <w:ind w:left="5760" w:hanging="360"/>
+      </w:pPr>
+      <w:rPr>
+        <w:rFonts w:ascii="Wingdings" w:hAnsi="Wingdings" w:hint="default"/>
+        <w:sz w:val="20"/>
+      </w:rPr>
+    </w:lvl>
+    <w:lvl w:ilvl="8" w:tentative="1">
+      <w:start w:val="1"/>
+      <w:numFmt w:val="bullet"/>
+      <w:lvlText w:val=""/>
+      <w:lvlJc w:val="left"/>
+      <w:pPr>
+        <w:tabs>
+          <w:tab w:val="num" w:pos="6480"/>
+        </w:tabs>
+        <w:ind w:left="6480" w:hanging="360"/>
+      </w:pPr>
+      <w:rPr>
+        <w:rFonts w:ascii="Wingdings" w:hAnsi="Wingdings" w:hint="default"/>
+        <w:sz w:val="20"/>
+      </w:rPr>
+    </w:lvl>
+  </w:abstractNum>
+  <w:abstractNum w:abstractNumId="18">
+    <w:nsid w:val="22AB2D16"/>
+    <w:multiLevelType w:val="multilevel"/>
+    <w:tmpl w:val="572829D4"/>
+    <w:lvl w:ilvl="0">
+      <w:start w:val="1"/>
+      <w:numFmt w:val="bullet"/>
+      <w:lvlText w:val=""/>
+      <w:lvlJc w:val="left"/>
+      <w:pPr>
+        <w:tabs>
+          <w:tab w:val="num" w:pos="720"/>
+        </w:tabs>
+        <w:ind w:left="720" w:hanging="360"/>
+      </w:pPr>
+      <w:rPr>
+        <w:rFonts w:ascii="Symbol" w:hAnsi="Symbol" w:hint="default"/>
+        <w:sz w:val="20"/>
+      </w:rPr>
+    </w:lvl>
+    <w:lvl w:ilvl="1" w:tentative="1">
+      <w:start w:val="1"/>
+      <w:numFmt w:val="bullet"/>
+      <w:lvlText w:val="o"/>
+      <w:lvlJc w:val="left"/>
+      <w:pPr>
+        <w:tabs>
+          <w:tab w:val="num" w:pos="1440"/>
+        </w:tabs>
+        <w:ind w:left="1440" w:hanging="360"/>
+      </w:pPr>
+      <w:rPr>
+        <w:rFonts w:ascii="Courier New" w:hAnsi="Courier New" w:hint="default"/>
+        <w:sz w:val="20"/>
+      </w:rPr>
+    </w:lvl>
+    <w:lvl w:ilvl="2" w:tentative="1">
+      <w:start w:val="1"/>
+      <w:numFmt w:val="bullet"/>
+      <w:lvlText w:val=""/>
+      <w:lvlJc w:val="left"/>
+      <w:pPr>
+        <w:tabs>
+          <w:tab w:val="num" w:pos="2160"/>
+        </w:tabs>
+        <w:ind w:left="2160" w:hanging="360"/>
+      </w:pPr>
+      <w:rPr>
+        <w:rFonts w:ascii="Wingdings" w:hAnsi="Wingdings" w:hint="default"/>
+        <w:sz w:val="20"/>
+      </w:rPr>
+    </w:lvl>
+    <w:lvl w:ilvl="3" w:tentative="1">
+      <w:start w:val="1"/>
+      <w:numFmt w:val="bullet"/>
+      <w:lvlText w:val=""/>
+      <w:lvlJc w:val="left"/>
+      <w:pPr>
+        <w:tabs>
+          <w:tab w:val="num" w:pos="2880"/>
+        </w:tabs>
+        <w:ind w:left="2880" w:hanging="360"/>
+      </w:pPr>
+      <w:rPr>
+        <w:rFonts w:ascii="Wingdings" w:hAnsi="Wingdings" w:hint="default"/>
+        <w:sz w:val="20"/>
+      </w:rPr>
+    </w:lvl>
+    <w:lvl w:ilvl="4" w:tentative="1">
+      <w:start w:val="1"/>
+      <w:numFmt w:val="bullet"/>
+      <w:lvlText w:val=""/>
+      <w:lvlJc w:val="left"/>
+      <w:pPr>
+        <w:tabs>
+          <w:tab w:val="num" w:pos="3600"/>
+        </w:tabs>
+        <w:ind w:left="3600" w:hanging="360"/>
+      </w:pPr>
+      <w:rPr>
+        <w:rFonts w:ascii="Wingdings" w:hAnsi="Wingdings" w:hint="default"/>
+        <w:sz w:val="20"/>
+      </w:rPr>
+    </w:lvl>
+    <w:lvl w:ilvl="5" w:tentative="1">
+      <w:start w:val="1"/>
+      <w:numFmt w:val="bullet"/>
+      <w:lvlText w:val=""/>
+      <w:lvlJc w:val="left"/>
+      <w:pPr>
+        <w:tabs>
+          <w:tab w:val="num" w:pos="4320"/>
+        </w:tabs>
+        <w:ind w:left="4320" w:hanging="360"/>
+      </w:pPr>
+      <w:rPr>
+        <w:rFonts w:ascii="Wingdings" w:hAnsi="Wingdings" w:hint="default"/>
+        <w:sz w:val="20"/>
+      </w:rPr>
+    </w:lvl>
+    <w:lvl w:ilvl="6" w:tentative="1">
+      <w:start w:val="1"/>
+      <w:numFmt w:val="bullet"/>
+      <w:lvlText w:val=""/>
+      <w:lvlJc w:val="left"/>
+      <w:pPr>
+        <w:tabs>
+          <w:tab w:val="num" w:pos="5040"/>
+        </w:tabs>
+        <w:ind w:left="5040" w:hanging="360"/>
+      </w:pPr>
+      <w:rPr>
+        <w:rFonts w:ascii="Wingdings" w:hAnsi="Wingdings" w:hint="default"/>
+        <w:sz w:val="20"/>
+      </w:rPr>
+    </w:lvl>
+    <w:lvl w:ilvl="7" w:tentative="1">
+      <w:start w:val="1"/>
+      <w:numFmt w:val="bullet"/>
+      <w:lvlText w:val=""/>
+      <w:lvlJc w:val="left"/>
+      <w:pPr>
+        <w:tabs>
+          <w:tab w:val="num" w:pos="5760"/>
+        </w:tabs>
+        <w:ind w:left="5760" w:hanging="360"/>
+      </w:pPr>
+      <w:rPr>
+        <w:rFonts w:ascii="Wingdings" w:hAnsi="Wingdings" w:hint="default"/>
+        <w:sz w:val="20"/>
+      </w:rPr>
+    </w:lvl>
+    <w:lvl w:ilvl="8" w:tentative="1">
+      <w:start w:val="1"/>
+      <w:numFmt w:val="bullet"/>
+      <w:lvlText w:val=""/>
+      <w:lvlJc w:val="left"/>
+      <w:pPr>
+        <w:tabs>
+          <w:tab w:val="num" w:pos="6480"/>
+        </w:tabs>
+        <w:ind w:left="6480" w:hanging="360"/>
+      </w:pPr>
+      <w:rPr>
+        <w:rFonts w:ascii="Wingdings" w:hAnsi="Wingdings" w:hint="default"/>
+        <w:sz w:val="20"/>
+      </w:rPr>
+    </w:lvl>
+  </w:abstractNum>
+  <w:abstractNum w:abstractNumId="19">
+    <w:nsid w:val="4C580AB2"/>
+    <w:multiLevelType w:val="multilevel"/>
+    <w:tmpl w:val="E2929B28"/>
+    <w:lvl w:ilvl="0">
+      <w:start w:val="1"/>
+      <w:numFmt w:val="bullet"/>
+      <w:lvlText w:val=""/>
+      <w:lvlJc w:val="left"/>
+      <w:pPr>
+        <w:tabs>
+          <w:tab w:val="num" w:pos="720"/>
+        </w:tabs>
+        <w:ind w:left="720" w:hanging="360"/>
+      </w:pPr>
+      <w:rPr>
+        <w:rFonts w:ascii="Symbol" w:hAnsi="Symbol" w:hint="default"/>
+        <w:sz w:val="20"/>
+      </w:rPr>
+    </w:lvl>
+    <w:lvl w:ilvl="1">
+      <w:start w:val="1"/>
+      <w:numFmt w:val="bullet"/>
+      <w:lvlText w:val="o"/>
+      <w:lvlJc w:val="left"/>
+      <w:pPr>
+        <w:tabs>
+          <w:tab w:val="num" w:pos="1440"/>
+        </w:tabs>
+        <w:ind w:left="1440" w:hanging="360"/>
+      </w:pPr>
+      <w:rPr>
+        <w:rFonts w:ascii="Courier New" w:hAnsi="Courier New" w:hint="default"/>
+        <w:sz w:val="20"/>
+      </w:rPr>
+    </w:lvl>
+    <w:lvl w:ilvl="2" w:tentative="1">
+      <w:start w:val="1"/>
+      <w:numFmt w:val="bullet"/>
+      <w:lvlText w:val=""/>
+      <w:lvlJc w:val="left"/>
+      <w:pPr>
+        <w:tabs>
+          <w:tab w:val="num" w:pos="2160"/>
+        </w:tabs>
+        <w:ind w:left="2160" w:hanging="360"/>
+      </w:pPr>
+      <w:rPr>
+        <w:rFonts w:ascii="Wingdings" w:hAnsi="Wingdings" w:hint="default"/>
+        <w:sz w:val="20"/>
+      </w:rPr>
+    </w:lvl>
+    <w:lvl w:ilvl="3" w:tentative="1">
+      <w:start w:val="1"/>
+      <w:numFmt w:val="bullet"/>
+      <w:lvlText w:val=""/>
+      <w:lvlJc w:val="left"/>
+      <w:pPr>
+        <w:tabs>
+          <w:tab w:val="num" w:pos="2880"/>
+        </w:tabs>
+        <w:ind w:left="2880" w:hanging="360"/>
+      </w:pPr>
+      <w:rPr>
+        <w:rFonts w:ascii="Wingdings" w:hAnsi="Wingdings" w:hint="default"/>
+        <w:sz w:val="20"/>
+      </w:rPr>
+    </w:lvl>
+    <w:lvl w:ilvl="4" w:tentative="1">
+      <w:start w:val="1"/>
+      <w:numFmt w:val="bullet"/>
+      <w:lvlText w:val=""/>
+      <w:lvlJc w:val="left"/>
+      <w:pPr>
+        <w:tabs>
+          <w:tab w:val="num" w:pos="3600"/>
+        </w:tabs>
+        <w:ind w:left="3600" w:hanging="360"/>
+      </w:pPr>
+      <w:rPr>
+        <w:rFonts w:ascii="Wingdings" w:hAnsi="Wingdings" w:hint="default"/>
+        <w:sz w:val="20"/>
+      </w:rPr>
+    </w:lvl>
+    <w:lvl w:ilvl="5" w:tentative="1">
+      <w:start w:val="1"/>
+      <w:numFmt w:val="bullet"/>
+      <w:lvlText w:val=""/>
+      <w:lvlJc w:val="left"/>
+      <w:pPr>
+        <w:tabs>
+          <w:tab w:val="num" w:pos="4320"/>
+        </w:tabs>
+        <w:ind w:left="4320" w:hanging="360"/>
+      </w:pPr>
+      <w:rPr>
+        <w:rFonts w:ascii="Wingdings" w:hAnsi="Wingdings" w:hint="default"/>
+        <w:sz w:val="20"/>
+      </w:rPr>
+    </w:lvl>
+    <w:lvl w:ilvl="6" w:tentative="1">
+      <w:start w:val="1"/>
+      <w:numFmt w:val="bullet"/>
+      <w:lvlText w:val=""/>
+      <w:lvlJc w:val="left"/>
+      <w:pPr>
+        <w:tabs>
+          <w:tab w:val="num" w:pos="5040"/>
+        </w:tabs>
+        <w:ind w:left="5040" w:hanging="360"/>
+      </w:pPr>
+      <w:rPr>
+        <w:rFonts w:ascii="Wingdings" w:hAnsi="Wingdings" w:hint="default"/>
+        <w:sz w:val="20"/>
+      </w:rPr>
+    </w:lvl>
+    <w:lvl w:ilvl="7" w:tentative="1">
+      <w:start w:val="1"/>
+      <w:numFmt w:val="bullet"/>
+      <w:lvlText w:val=""/>
+      <w:lvlJc w:val="left"/>
+      <w:pPr>
+        <w:tabs>
+          <w:tab w:val="num" w:pos="5760"/>
+        </w:tabs>
+        <w:ind w:left="5760" w:hanging="360"/>
+      </w:pPr>
+      <w:rPr>
+        <w:rFonts w:ascii="Wingdings" w:hAnsi="Wingdings" w:hint="default"/>
+        <w:sz w:val="20"/>
+      </w:rPr>
+    </w:lvl>
+    <w:lvl w:ilvl="8" w:tentative="1">
+      <w:start w:val="1"/>
+      <w:numFmt w:val="bullet"/>
+      <w:lvlText w:val=""/>
+      <w:lvlJc w:val="left"/>
+      <w:pPr>
+        <w:tabs>
+          <w:tab w:val="num" w:pos="6480"/>
+        </w:tabs>
+        <w:ind w:left="6480" w:hanging="360"/>
+      </w:pPr>
+      <w:rPr>
+        <w:rFonts w:ascii="Wingdings" w:hAnsi="Wingdings" w:hint="default"/>
+        <w:sz w:val="20"/>
+      </w:rPr>
+    </w:lvl>
+  </w:abstractNum>
+  <w:abstractNum w:abstractNumId="20">
+    <w:nsid w:val="55A612E4"/>
+    <w:multiLevelType w:val="multilevel"/>
+    <w:tmpl w:val="572829D4"/>
+    <w:lvl w:ilvl="0">
+      <w:start w:val="1"/>
+      <w:numFmt w:val="bullet"/>
+      <w:lvlText w:val=""/>
+      <w:lvlJc w:val="left"/>
+      <w:pPr>
+        <w:tabs>
+          <w:tab w:val="num" w:pos="720"/>
+        </w:tabs>
+        <w:ind w:left="720" w:hanging="360"/>
+      </w:pPr>
+      <w:rPr>
+        <w:rFonts w:ascii="Symbol" w:hAnsi="Symbol" w:hint="default"/>
+        <w:sz w:val="20"/>
+      </w:rPr>
+    </w:lvl>
+    <w:lvl w:ilvl="1">
+      <w:start w:val="1"/>
+      <w:numFmt w:val="bullet"/>
+      <w:lvlText w:val="o"/>
+      <w:lvlJc w:val="left"/>
+      <w:pPr>
+        <w:tabs>
+          <w:tab w:val="num" w:pos="1440"/>
+        </w:tabs>
+        <w:ind w:left="1440" w:hanging="360"/>
+      </w:pPr>
+      <w:rPr>
+        <w:rFonts w:ascii="Courier New" w:hAnsi="Courier New" w:hint="default"/>
+        <w:sz w:val="20"/>
+      </w:rPr>
+    </w:lvl>
+    <w:lvl w:ilvl="2" w:tentative="1">
+      <w:start w:val="1"/>
+      <w:numFmt w:val="bullet"/>
+      <w:lvlText w:val=""/>
+      <w:lvlJc w:val="left"/>
+      <w:pPr>
+        <w:tabs>
+          <w:tab w:val="num" w:pos="2160"/>
+        </w:tabs>
+        <w:ind w:left="2160" w:hanging="360"/>
+      </w:pPr>
+      <w:rPr>
+        <w:rFonts w:ascii="Wingdings" w:hAnsi="Wingdings" w:hint="default"/>
+        <w:sz w:val="20"/>
+      </w:rPr>
+    </w:lvl>
+    <w:lvl w:ilvl="3" w:tentative="1">
+      <w:start w:val="1"/>
+      <w:numFmt w:val="bullet"/>
+      <w:lvlText w:val=""/>
+      <w:lvlJc w:val="left"/>
+      <w:pPr>
+        <w:tabs>
+          <w:tab w:val="num" w:pos="2880"/>
+        </w:tabs>
+        <w:ind w:left="2880" w:hanging="360"/>
+      </w:pPr>
+      <w:rPr>
+        <w:rFonts w:ascii="Wingdings" w:hAnsi="Wingdings" w:hint="default"/>
+        <w:sz w:val="20"/>
+      </w:rPr>
+    </w:lvl>
+    <w:lvl w:ilvl="4" w:tentative="1">
+      <w:start w:val="1"/>
+      <w:numFmt w:val="bullet"/>
+      <w:lvlText w:val=""/>
+      <w:lvlJc w:val="left"/>
+      <w:pPr>
+        <w:tabs>
+          <w:tab w:val="num" w:pos="3600"/>
+        </w:tabs>
+        <w:ind w:left="3600" w:hanging="360"/>
+      </w:pPr>
+      <w:rPr>
+        <w:rFonts w:ascii="Wingdings" w:hAnsi="Wingdings" w:hint="default"/>
+        <w:sz w:val="20"/>
+      </w:rPr>
+    </w:lvl>
+    <w:lvl w:ilvl="5" w:tentative="1">
+      <w:start w:val="1"/>
+      <w:numFmt w:val="bullet"/>
+      <w:lvlText w:val=""/>
+      <w:lvlJc w:val="left"/>
+      <w:pPr>
+        <w:tabs>
+          <w:tab w:val="num" w:pos="4320"/>
+        </w:tabs>
+        <w:ind w:left="4320" w:hanging="360"/>
+      </w:pPr>
+      <w:rPr>
+        <w:rFonts w:ascii="Wingdings" w:hAnsi="Wingdings" w:hint="default"/>
+        <w:sz w:val="20"/>
+      </w:rPr>
+    </w:lvl>
+    <w:lvl w:ilvl="6" w:tentative="1">
+      <w:start w:val="1"/>
+      <w:numFmt w:val="bullet"/>
+      <w:lvlText w:val=""/>
+      <w:lvlJc w:val="left"/>
+      <w:pPr>
+        <w:tabs>
+          <w:tab w:val="num" w:pos="5040"/>
+        </w:tabs>
+        <w:ind w:left="5040" w:hanging="360"/>
+      </w:pPr>
+      <w:rPr>
+        <w:rFonts w:ascii="Wingdings" w:hAnsi="Wingdings" w:hint="default"/>
+        <w:sz w:val="20"/>
+      </w:rPr>
+    </w:lvl>
+    <w:lvl w:ilvl="7" w:tentative="1">
+      <w:start w:val="1"/>
+      <w:numFmt w:val="bullet"/>
+      <w:lvlText w:val=""/>
+      <w:lvlJc w:val="left"/>
+      <w:pPr>
+        <w:tabs>
+          <w:tab w:val="num" w:pos="5760"/>
+        </w:tabs>
+        <w:ind w:left="5760" w:hanging="360"/>
+      </w:pPr>
+      <w:rPr>
+        <w:rFonts w:ascii="Wingdings" w:hAnsi="Wingdings" w:hint="default"/>
+        <w:sz w:val="20"/>
+      </w:rPr>
+    </w:lvl>
+    <w:lvl w:ilvl="8" w:tentative="1">
+      <w:start w:val="1"/>
+      <w:numFmt w:val="bullet"/>
+      <w:lvlText w:val=""/>
+      <w:lvlJc w:val="left"/>
+      <w:pPr>
+        <w:tabs>
+          <w:tab w:val="num" w:pos="6480"/>
+        </w:tabs>
+        <w:ind w:left="6480" w:hanging="360"/>
+      </w:pPr>
+      <w:rPr>
+        <w:rFonts w:ascii="Wingdings" w:hAnsi="Wingdings" w:hint="default"/>
+        <w:sz w:val="20"/>
+      </w:rPr>
+    </w:lvl>
+  </w:abstractNum>
+  <w:abstractNum w:abstractNumId="21">
+    <w:nsid w:val="57117891"/>
+    <w:multiLevelType w:val="multilevel"/>
+    <w:tmpl w:val="572829D4"/>
+    <w:lvl w:ilvl="0">
+      <w:start w:val="1"/>
+      <w:numFmt w:val="bullet"/>
+      <w:lvlText w:val=""/>
+      <w:lvlJc w:val="left"/>
+      <w:pPr>
+        <w:tabs>
+          <w:tab w:val="num" w:pos="720"/>
+        </w:tabs>
+        <w:ind w:left="720" w:hanging="360"/>
+      </w:pPr>
+      <w:rPr>
+        <w:rFonts w:ascii="Symbol" w:hAnsi="Symbol" w:hint="default"/>
+        <w:sz w:val="20"/>
+      </w:rPr>
+    </w:lvl>
+    <w:lvl w:ilvl="1" w:tentative="1">
+      <w:start w:val="1"/>
+      <w:numFmt w:val="bullet"/>
+      <w:lvlText w:val="o"/>
+      <w:lvlJc w:val="left"/>
+      <w:pPr>
+        <w:tabs>
+          <w:tab w:val="num" w:pos="1440"/>
+        </w:tabs>
+        <w:ind w:left="1440" w:hanging="360"/>
+      </w:pPr>
+      <w:rPr>
+        <w:rFonts w:ascii="Courier New" w:hAnsi="Courier New" w:hint="default"/>
+        <w:sz w:val="20"/>
+      </w:rPr>
+    </w:lvl>
+    <w:lvl w:ilvl="2" w:tentative="1">
+      <w:start w:val="1"/>
+      <w:numFmt w:val="bullet"/>
+      <w:lvlText w:val=""/>
+      <w:lvlJc w:val="left"/>
+      <w:pPr>
+        <w:tabs>
+          <w:tab w:val="num" w:pos="2160"/>
+        </w:tabs>
+        <w:ind w:left="2160" w:hanging="360"/>
+      </w:pPr>
+      <w:rPr>
+        <w:rFonts w:ascii="Wingdings" w:hAnsi="Wingdings" w:hint="default"/>
+        <w:sz w:val="20"/>
+      </w:rPr>
+    </w:lvl>
+    <w:lvl w:ilvl="3" w:tentative="1">
+      <w:start w:val="1"/>
+      <w:numFmt w:val="bullet"/>
+      <w:lvlText w:val=""/>
+      <w:lvlJc w:val="left"/>
+      <w:pPr>
+        <w:tabs>
+          <w:tab w:val="num" w:pos="2880"/>
+        </w:tabs>
+        <w:ind w:left="2880" w:hanging="360"/>
+      </w:pPr>
+      <w:rPr>
+        <w:rFonts w:ascii="Wingdings" w:hAnsi="Wingdings" w:hint="default"/>
+        <w:sz w:val="20"/>
+      </w:rPr>
+    </w:lvl>
+    <w:lvl w:ilvl="4" w:tentative="1">
+      <w:start w:val="1"/>
+      <w:numFmt w:val="bullet"/>
+      <w:lvlText w:val=""/>
+      <w:lvlJc w:val="left"/>
+      <w:pPr>
+        <w:tabs>
+          <w:tab w:val="num" w:pos="3600"/>
+        </w:tabs>
+        <w:ind w:left="3600" w:hanging="360"/>
+      </w:pPr>
+      <w:rPr>
+        <w:rFonts w:ascii="Wingdings" w:hAnsi="Wingdings" w:hint="default"/>
+        <w:sz w:val="20"/>
+      </w:rPr>
+    </w:lvl>
+    <w:lvl w:ilvl="5" w:tentative="1">
+      <w:start w:val="1"/>
+      <w:numFmt w:val="bullet"/>
+      <w:lvlText w:val=""/>
+      <w:lvlJc w:val="left"/>
+      <w:pPr>
+        <w:tabs>
+          <w:tab w:val="num" w:pos="4320"/>
+        </w:tabs>
+        <w:ind w:left="4320" w:hanging="360"/>
+      </w:pPr>
+      <w:rPr>
+        <w:rFonts w:ascii="Wingdings" w:hAnsi="Wingdings" w:hint="default"/>
+        <w:sz w:val="20"/>
+      </w:rPr>
+    </w:lvl>
+    <w:lvl w:ilvl="6" w:tentative="1">
+      <w:start w:val="1"/>
+      <w:numFmt w:val="bullet"/>
+      <w:lvlText w:val=""/>
+      <w:lvlJc w:val="left"/>
+      <w:pPr>
+        <w:tabs>
+          <w:tab w:val="num" w:pos="5040"/>
+        </w:tabs>
+        <w:ind w:left="5040" w:hanging="360"/>
+      </w:pPr>
+      <w:rPr>
+        <w:rFonts w:ascii="Wingdings" w:hAnsi="Wingdings" w:hint="default"/>
+        <w:sz w:val="20"/>
+      </w:rPr>
+    </w:lvl>
+    <w:lvl w:ilvl="7" w:tentative="1">
+      <w:start w:val="1"/>
+      <w:numFmt w:val="bullet"/>
+      <w:lvlText w:val=""/>
+      <w:lvlJc w:val="left"/>
+      <w:pPr>
+        <w:tabs>
+          <w:tab w:val="num" w:pos="5760"/>
+        </w:tabs>
+        <w:ind w:left="5760" w:hanging="360"/>
+      </w:pPr>
+      <w:rPr>
+        <w:rFonts w:ascii="Wingdings" w:hAnsi="Wingdings" w:hint="default"/>
+        <w:sz w:val="20"/>
+      </w:rPr>
+    </w:lvl>
+    <w:lvl w:ilvl="8" w:tentative="1">
+      <w:start w:val="1"/>
+      <w:numFmt w:val="bullet"/>
+      <w:lvlText w:val=""/>
+      <w:lvlJc w:val="left"/>
+      <w:pPr>
+        <w:tabs>
+          <w:tab w:val="num" w:pos="6480"/>
+        </w:tabs>
+        <w:ind w:left="6480" w:hanging="360"/>
+      </w:pPr>
+      <w:rPr>
+        <w:rFonts w:ascii="Wingdings" w:hAnsi="Wingdings" w:hint="default"/>
+        <w:sz w:val="20"/>
+      </w:rPr>
+    </w:lvl>
+  </w:abstractNum>
+  <w:abstractNum w:abstractNumId="22">
+    <w:nsid w:val="5CC82E47"/>
+    <w:multiLevelType w:val="multilevel"/>
+    <w:tmpl w:val="572829D4"/>
+    <w:lvl w:ilvl="0">
+      <w:start w:val="1"/>
+      <w:numFmt w:val="bullet"/>
+      <w:lvlText w:val=""/>
+      <w:lvlJc w:val="left"/>
+      <w:pPr>
+        <w:tabs>
+          <w:tab w:val="num" w:pos="720"/>
+        </w:tabs>
+        <w:ind w:left="720" w:hanging="360"/>
+      </w:pPr>
+      <w:rPr>
+        <w:rFonts w:ascii="Symbol" w:hAnsi="Symbol" w:hint="default"/>
+        <w:sz w:val="20"/>
+      </w:rPr>
+    </w:lvl>
+    <w:lvl w:ilvl="1">
+      <w:start w:val="1"/>
+      <w:numFmt w:val="bullet"/>
+      <w:lvlText w:val="o"/>
+      <w:lvlJc w:val="left"/>
+      <w:pPr>
+        <w:tabs>
+          <w:tab w:val="num" w:pos="1440"/>
+        </w:tabs>
+        <w:ind w:left="1440" w:hanging="360"/>
+      </w:pPr>
+      <w:rPr>
+        <w:rFonts w:ascii="Courier New" w:hAnsi="Courier New" w:hint="default"/>
+        <w:sz w:val="20"/>
+      </w:rPr>
+    </w:lvl>
+    <w:lvl w:ilvl="2" w:tentative="1">
+      <w:start w:val="1"/>
+      <w:numFmt w:val="bullet"/>
+      <w:lvlText w:val=""/>
+      <w:lvlJc w:val="left"/>
+      <w:pPr>
+        <w:tabs>
+          <w:tab w:val="num" w:pos="2160"/>
+        </w:tabs>
+        <w:ind w:left="2160" w:hanging="360"/>
+      </w:pPr>
+      <w:rPr>
+        <w:rFonts w:ascii="Wingdings" w:hAnsi="Wingdings" w:hint="default"/>
+        <w:sz w:val="20"/>
+      </w:rPr>
+    </w:lvl>
+    <w:lvl w:ilvl="3" w:tentative="1">
+      <w:start w:val="1"/>
+      <w:numFmt w:val="bullet"/>
+      <w:lvlText w:val=""/>
+      <w:lvlJc w:val="left"/>
+      <w:pPr>
+        <w:tabs>
+          <w:tab w:val="num" w:pos="2880"/>
+        </w:tabs>
+        <w:ind w:left="2880" w:hanging="360"/>
+      </w:pPr>
+      <w:rPr>
+        <w:rFonts w:ascii="Wingdings" w:hAnsi="Wingdings" w:hint="default"/>
+        <w:sz w:val="20"/>
+      </w:rPr>
+    </w:lvl>
+    <w:lvl w:ilvl="4" w:tentative="1">
+      <w:start w:val="1"/>
+      <w:numFmt w:val="bullet"/>
+      <w:lvlText w:val=""/>
+      <w:lvlJc w:val="left"/>
+      <w:pPr>
+        <w:tabs>
+          <w:tab w:val="num" w:pos="3600"/>
+        </w:tabs>
+        <w:ind w:left="3600" w:hanging="360"/>
+      </w:pPr>
+      <w:rPr>
+        <w:rFonts w:ascii="Wingdings" w:hAnsi="Wingdings" w:hint="default"/>
+        <w:sz w:val="20"/>
+      </w:rPr>
+    </w:lvl>
+    <w:lvl w:ilvl="5" w:tentative="1">
+      <w:start w:val="1"/>
+      <w:numFmt w:val="bullet"/>
+      <w:lvlText w:val=""/>
+      <w:lvlJc w:val="left"/>
+      <w:pPr>
+        <w:tabs>
+          <w:tab w:val="num" w:pos="4320"/>
+        </w:tabs>
+        <w:ind w:left="4320" w:hanging="360"/>
+      </w:pPr>
+      <w:rPr>
+        <w:rFonts w:ascii="Wingdings" w:hAnsi="Wingdings" w:hint="default"/>
+        <w:sz w:val="20"/>
+      </w:rPr>
+    </w:lvl>
+    <w:lvl w:ilvl="6" w:tentative="1">
+      <w:start w:val="1"/>
+      <w:numFmt w:val="bullet"/>
+      <w:lvlText w:val=""/>
+      <w:lvlJc w:val="left"/>
+      <w:pPr>
+        <w:tabs>
+          <w:tab w:val="num" w:pos="5040"/>
+        </w:tabs>
+        <w:ind w:left="5040" w:hanging="360"/>
+      </w:pPr>
+      <w:rPr>
+        <w:rFonts w:ascii="Wingdings" w:hAnsi="Wingdings" w:hint="default"/>
+        <w:sz w:val="20"/>
+      </w:rPr>
+    </w:lvl>
+    <w:lvl w:ilvl="7" w:tentative="1">
+      <w:start w:val="1"/>
+      <w:numFmt w:val="bullet"/>
+      <w:lvlText w:val=""/>
+      <w:lvlJc w:val="left"/>
+      <w:pPr>
+        <w:tabs>
+          <w:tab w:val="num" w:pos="5760"/>
+        </w:tabs>
+        <w:ind w:left="5760" w:hanging="360"/>
+      </w:pPr>
+      <w:rPr>
+        <w:rFonts w:ascii="Wingdings" w:hAnsi="Wingdings" w:hint="default"/>
+        <w:sz w:val="20"/>
+      </w:rPr>
+    </w:lvl>
+    <w:lvl w:ilvl="8" w:tentative="1">
+      <w:start w:val="1"/>
+      <w:numFmt w:val="bullet"/>
+      <w:lvlText w:val=""/>
+      <w:lvlJc w:val="left"/>
+      <w:pPr>
+        <w:tabs>
+          <w:tab w:val="num" w:pos="6480"/>
+        </w:tabs>
+        <w:ind w:left="6480" w:hanging="360"/>
+      </w:pPr>
+      <w:rPr>
+        <w:rFonts w:ascii="Wingdings" w:hAnsi="Wingdings" w:hint="default"/>
+        <w:sz w:val="20"/>
+      </w:rPr>
+    </w:lvl>
+  </w:abstractNum>
+  <w:abstractNum w:abstractNumId="23">
+    <w:nsid w:val="5DC21E90"/>
+    <w:multiLevelType w:val="multilevel"/>
+    <w:tmpl w:val="6C509850"/>
+    <w:lvl w:ilvl="0">
+      <w:start w:val="1"/>
+      <w:numFmt w:val="bullet"/>
+      <w:lvlText w:val=""/>
+      <w:lvlJc w:val="left"/>
+      <w:pPr>
+        <w:tabs>
+          <w:tab w:val="num" w:pos="720"/>
+        </w:tabs>
+        <w:ind w:left="720" w:hanging="360"/>
+      </w:pPr>
+      <w:rPr>
+        <w:rFonts w:ascii="Symbol" w:hAnsi="Symbol" w:hint="default"/>
+        <w:sz w:val="20"/>
+      </w:rPr>
+    </w:lvl>
+    <w:lvl w:ilvl="1" w:tentative="1">
+      <w:start w:val="1"/>
+      <w:numFmt w:val="bullet"/>
+      <w:lvlText w:val="o"/>
+      <w:lvlJc w:val="left"/>
+      <w:pPr>
+        <w:tabs>
+          <w:tab w:val="num" w:pos="1440"/>
+        </w:tabs>
+        <w:ind w:left="1440" w:hanging="360"/>
+      </w:pPr>
+      <w:rPr>
+        <w:rFonts w:ascii="Courier New" w:hAnsi="Courier New" w:hint="default"/>
+        <w:sz w:val="20"/>
+      </w:rPr>
+    </w:lvl>
+    <w:lvl w:ilvl="2" w:tentative="1">
+      <w:start w:val="1"/>
+      <w:numFmt w:val="bullet"/>
+      <w:lvlText w:val=""/>
+      <w:lvlJc w:val="left"/>
+      <w:pPr>
+        <w:tabs>
+          <w:tab w:val="num" w:pos="2160"/>
+        </w:tabs>
+        <w:ind w:left="2160" w:hanging="360"/>
+      </w:pPr>
+      <w:rPr>
+        <w:rFonts w:ascii="Wingdings" w:hAnsi="Wingdings" w:hint="default"/>
+        <w:sz w:val="20"/>
+      </w:rPr>
+    </w:lvl>
+    <w:lvl w:ilvl="3" w:tentative="1">
+      <w:start w:val="1"/>
+      <w:numFmt w:val="bullet"/>
+      <w:lvlText w:val=""/>
+      <w:lvlJc w:val="left"/>
+      <w:pPr>
+        <w:tabs>
+          <w:tab w:val="num" w:pos="2880"/>
+        </w:tabs>
+        <w:ind w:left="2880" w:hanging="360"/>
+      </w:pPr>
+      <w:rPr>
+        <w:rFonts w:ascii="Wingdings" w:hAnsi="Wingdings" w:hint="default"/>
+        <w:sz w:val="20"/>
+      </w:rPr>
+    </w:lvl>
+    <w:lvl w:ilvl="4" w:tentative="1">
+      <w:start w:val="1"/>
+      <w:numFmt w:val="bullet"/>
+      <w:lvlText w:val=""/>
+      <w:lvlJc w:val="left"/>
+      <w:pPr>
+        <w:tabs>
+          <w:tab w:val="num" w:pos="3600"/>
+        </w:tabs>
+        <w:ind w:left="3600" w:hanging="360"/>
+      </w:pPr>
+      <w:rPr>
+        <w:rFonts w:ascii="Wingdings" w:hAnsi="Wingdings" w:hint="default"/>
+        <w:sz w:val="20"/>
+      </w:rPr>
+    </w:lvl>
+    <w:lvl w:ilvl="5" w:tentative="1">
+      <w:start w:val="1"/>
+      <w:numFmt w:val="bullet"/>
+      <w:lvlText w:val=""/>
+      <w:lvlJc w:val="left"/>
+      <w:pPr>
+        <w:tabs>
+          <w:tab w:val="num" w:pos="4320"/>
+        </w:tabs>
+        <w:ind w:left="4320" w:hanging="360"/>
+      </w:pPr>
+      <w:rPr>
+        <w:rFonts w:ascii="Wingdings" w:hAnsi="Wingdings" w:hint="default"/>
+        <w:sz w:val="20"/>
+      </w:rPr>
+    </w:lvl>
+    <w:lvl w:ilvl="6" w:tentative="1">
+      <w:start w:val="1"/>
+      <w:numFmt w:val="bullet"/>
+      <w:lvlText w:val=""/>
+      <w:lvlJc w:val="left"/>
+      <w:pPr>
+        <w:tabs>
+          <w:tab w:val="num" w:pos="5040"/>
+        </w:tabs>
+        <w:ind w:left="5040" w:hanging="360"/>
+      </w:pPr>
+      <w:rPr>
+        <w:rFonts w:ascii="Wingdings" w:hAnsi="Wingdings" w:hint="default"/>
+        <w:sz w:val="20"/>
+      </w:rPr>
+    </w:lvl>
+    <w:lvl w:ilvl="7" w:tentative="1">
+      <w:start w:val="1"/>
+      <w:numFmt w:val="bullet"/>
+      <w:lvlText w:val=""/>
+      <w:lvlJc w:val="left"/>
+      <w:pPr>
+        <w:tabs>
+          <w:tab w:val="num" w:pos="5760"/>
+        </w:tabs>
+        <w:ind w:left="5760" w:hanging="360"/>
+      </w:pPr>
+      <w:rPr>
+        <w:rFonts w:ascii="Wingdings" w:hAnsi="Wingdings" w:hint="default"/>
+        <w:sz w:val="20"/>
+      </w:rPr>
+    </w:lvl>
+    <w:lvl w:ilvl="8" w:tentative="1">
+      <w:start w:val="1"/>
+      <w:numFmt w:val="bullet"/>
+      <w:lvlText w:val=""/>
+      <w:lvlJc w:val="left"/>
+      <w:pPr>
+        <w:tabs>
+          <w:tab w:val="num" w:pos="6480"/>
+        </w:tabs>
+        <w:ind w:left="6480" w:hanging="360"/>
+      </w:pPr>
+      <w:rPr>
+        <w:rFonts w:ascii="Wingdings" w:hAnsi="Wingdings" w:hint="default"/>
+        <w:sz w:val="20"/>
+      </w:rPr>
+    </w:lvl>
+  </w:abstractNum>
+  <w:abstractNum w:abstractNumId="24">
+    <w:nsid w:val="5E3F652A"/>
+    <w:multiLevelType w:val="multilevel"/>
+    <w:tmpl w:val="572829D4"/>
+    <w:lvl w:ilvl="0">
+      <w:start w:val="1"/>
+      <w:numFmt w:val="bullet"/>
+      <w:lvlText w:val=""/>
+      <w:lvlJc w:val="left"/>
+      <w:pPr>
+        <w:tabs>
+          <w:tab w:val="num" w:pos="720"/>
+        </w:tabs>
+        <w:ind w:left="720" w:hanging="360"/>
+      </w:pPr>
+      <w:rPr>
+        <w:rFonts w:ascii="Symbol" w:hAnsi="Symbol" w:hint="default"/>
+        <w:sz w:val="20"/>
+      </w:rPr>
+    </w:lvl>
+    <w:lvl w:ilvl="1" w:tentative="1">
+      <w:start w:val="1"/>
+      <w:numFmt w:val="bullet"/>
+      <w:lvlText w:val="o"/>
+      <w:lvlJc w:val="left"/>
+      <w:pPr>
+        <w:tabs>
+          <w:tab w:val="num" w:pos="1440"/>
+        </w:tabs>
+        <w:ind w:left="1440" w:hanging="360"/>
+      </w:pPr>
+      <w:rPr>
+        <w:rFonts w:ascii="Courier New" w:hAnsi="Courier New" w:hint="default"/>
+        <w:sz w:val="20"/>
+      </w:rPr>
+    </w:lvl>
+    <w:lvl w:ilvl="2" w:tentative="1">
+      <w:start w:val="1"/>
+      <w:numFmt w:val="bullet"/>
+      <w:lvlText w:val=""/>
+      <w:lvlJc w:val="left"/>
+      <w:pPr>
+        <w:tabs>
+          <w:tab w:val="num" w:pos="2160"/>
+        </w:tabs>
+        <w:ind w:left="2160" w:hanging="360"/>
+      </w:pPr>
+      <w:rPr>
+        <w:rFonts w:ascii="Wingdings" w:hAnsi="Wingdings" w:hint="default"/>
+        <w:sz w:val="20"/>
+      </w:rPr>
+    </w:lvl>
+    <w:lvl w:ilvl="3" w:tentative="1">
+      <w:start w:val="1"/>
+      <w:numFmt w:val="bullet"/>
+      <w:lvlText w:val=""/>
+      <w:lvlJc w:val="left"/>
+      <w:pPr>
+        <w:tabs>
+          <w:tab w:val="num" w:pos="2880"/>
+        </w:tabs>
+        <w:ind w:left="2880" w:hanging="360"/>
+      </w:pPr>
+      <w:rPr>
+        <w:rFonts w:ascii="Wingdings" w:hAnsi="Wingdings" w:hint="default"/>
+        <w:sz w:val="20"/>
+      </w:rPr>
+    </w:lvl>
+    <w:lvl w:ilvl="4" w:tentative="1">
+      <w:start w:val="1"/>
+      <w:numFmt w:val="bullet"/>
+      <w:lvlText w:val=""/>
+      <w:lvlJc w:val="left"/>
+      <w:pPr>
+        <w:tabs>
+          <w:tab w:val="num" w:pos="3600"/>
+        </w:tabs>
+        <w:ind w:left="3600" w:hanging="360"/>
+      </w:pPr>
+      <w:rPr>
+        <w:rFonts w:ascii="Wingdings" w:hAnsi="Wingdings" w:hint="default"/>
+        <w:sz w:val="20"/>
+      </w:rPr>
+    </w:lvl>
+    <w:lvl w:ilvl="5" w:tentative="1">
+      <w:start w:val="1"/>
+      <w:numFmt w:val="bullet"/>
+      <w:lvlText w:val=""/>
+      <w:lvlJc w:val="left"/>
+      <w:pPr>
+        <w:tabs>
+          <w:tab w:val="num" w:pos="4320"/>
+        </w:tabs>
+        <w:ind w:left="4320" w:hanging="360"/>
+      </w:pPr>
+      <w:rPr>
+        <w:rFonts w:ascii="Wingdings" w:hAnsi="Wingdings" w:hint="default"/>
+        <w:sz w:val="20"/>
+      </w:rPr>
+    </w:lvl>
+    <w:lvl w:ilvl="6" w:tentative="1">
+      <w:start w:val="1"/>
+      <w:numFmt w:val="bullet"/>
+      <w:lvlText w:val=""/>
+      <w:lvlJc w:val="left"/>
+      <w:pPr>
+        <w:tabs>
+          <w:tab w:val="num" w:pos="5040"/>
+        </w:tabs>
+        <w:ind w:left="5040" w:hanging="360"/>
+      </w:pPr>
+      <w:rPr>
+        <w:rFonts w:ascii="Wingdings" w:hAnsi="Wingdings" w:hint="default"/>
+        <w:sz w:val="20"/>
+      </w:rPr>
+    </w:lvl>
+    <w:lvl w:ilvl="7" w:tentative="1">
+      <w:start w:val="1"/>
+      <w:numFmt w:val="bullet"/>
+      <w:lvlText w:val=""/>
+      <w:lvlJc w:val="left"/>
+      <w:pPr>
+        <w:tabs>
+          <w:tab w:val="num" w:pos="5760"/>
+        </w:tabs>
+        <w:ind w:left="5760" w:hanging="360"/>
+      </w:pPr>
+      <w:rPr>
+        <w:rFonts w:ascii="Wingdings" w:hAnsi="Wingdings" w:hint="default"/>
+        <w:sz w:val="20"/>
+      </w:rPr>
+    </w:lvl>
+    <w:lvl w:ilvl="8" w:tentative="1">
+      <w:start w:val="1"/>
+      <w:numFmt w:val="bullet"/>
+      <w:lvlText w:val=""/>
+      <w:lvlJc w:val="left"/>
+      <w:pPr>
+        <w:tabs>
+          <w:tab w:val="num" w:pos="6480"/>
+        </w:tabs>
+        <w:ind w:left="6480" w:hanging="360"/>
+      </w:pPr>
+      <w:rPr>
+        <w:rFonts w:ascii="Wingdings" w:hAnsi="Wingdings" w:hint="default"/>
+        <w:sz w:val="20"/>
+      </w:rPr>
+    </w:lvl>
+  </w:abstractNum>
+  <w:abstractNum w:abstractNumId="25">
+    <w:nsid w:val="5FE34A97"/>
+    <w:multiLevelType w:val="multilevel"/>
+    <w:tmpl w:val="8632C82E"/>
+    <w:lvl w:ilvl="0">
+      <w:start w:val="1"/>
+      <w:numFmt w:val="bullet"/>
+      <w:lvlText w:val=""/>
+      <w:lvlJc w:val="left"/>
+      <w:pPr>
+        <w:tabs>
+          <w:tab w:val="num" w:pos="720"/>
+        </w:tabs>
+        <w:ind w:left="720" w:hanging="360"/>
+      </w:pPr>
+      <w:rPr>
+        <w:rFonts w:ascii="Symbol" w:hAnsi="Symbol" w:hint="default"/>
+        <w:sz w:val="20"/>
+      </w:rPr>
+    </w:lvl>
+    <w:lvl w:ilvl="1">
+      <w:start w:val="1"/>
+      <w:numFmt w:val="bullet"/>
+      <w:lvlText w:val="o"/>
+      <w:lvlJc w:val="left"/>
+      <w:pPr>
+        <w:tabs>
+          <w:tab w:val="num" w:pos="1440"/>
+        </w:tabs>
+        <w:ind w:left="1440" w:hanging="360"/>
+      </w:pPr>
+      <w:rPr>
+        <w:rFonts w:ascii="Courier New" w:hAnsi="Courier New" w:hint="default"/>
+        <w:sz w:val="20"/>
+      </w:rPr>
+    </w:lvl>
+    <w:lvl w:ilvl="2" w:tentative="1">
+      <w:start w:val="1"/>
+      <w:numFmt w:val="bullet"/>
+      <w:lvlText w:val=""/>
+      <w:lvlJc w:val="left"/>
+      <w:pPr>
+        <w:tabs>
+          <w:tab w:val="num" w:pos="2160"/>
+        </w:tabs>
+        <w:ind w:left="2160" w:hanging="360"/>
+      </w:pPr>
+      <w:rPr>
+        <w:rFonts w:ascii="Wingdings" w:hAnsi="Wingdings" w:hint="default"/>
+        <w:sz w:val="20"/>
+      </w:rPr>
+    </w:lvl>
+    <w:lvl w:ilvl="3" w:tentative="1">
+      <w:start w:val="1"/>
+      <w:numFmt w:val="bullet"/>
+      <w:lvlText w:val=""/>
+      <w:lvlJc w:val="left"/>
+      <w:pPr>
+        <w:tabs>
+          <w:tab w:val="num" w:pos="2880"/>
+        </w:tabs>
+        <w:ind w:left="2880" w:hanging="360"/>
+      </w:pPr>
+      <w:rPr>
+        <w:rFonts w:ascii="Wingdings" w:hAnsi="Wingdings" w:hint="default"/>
+        <w:sz w:val="20"/>
+      </w:rPr>
+    </w:lvl>
+    <w:lvl w:ilvl="4" w:tentative="1">
+      <w:start w:val="1"/>
+      <w:numFmt w:val="bullet"/>
+      <w:lvlText w:val=""/>
+      <w:lvlJc w:val="left"/>
+      <w:pPr>
+        <w:tabs>
+          <w:tab w:val="num" w:pos="3600"/>
+        </w:tabs>
+        <w:ind w:left="3600" w:hanging="360"/>
+      </w:pPr>
+      <w:rPr>
+        <w:rFonts w:ascii="Wingdings" w:hAnsi="Wingdings" w:hint="default"/>
+        <w:sz w:val="20"/>
+      </w:rPr>
+    </w:lvl>
+    <w:lvl w:ilvl="5" w:tentative="1">
+      <w:start w:val="1"/>
+      <w:numFmt w:val="bullet"/>
+      <w:lvlText w:val=""/>
+      <w:lvlJc w:val="left"/>
+      <w:pPr>
+        <w:tabs>
+          <w:tab w:val="num" w:pos="4320"/>
+        </w:tabs>
+        <w:ind w:left="4320" w:hanging="360"/>
+      </w:pPr>
+      <w:rPr>
+        <w:rFonts w:ascii="Wingdings" w:hAnsi="Wingdings" w:hint="default"/>
+        <w:sz w:val="20"/>
+      </w:rPr>
+    </w:lvl>
+    <w:lvl w:ilvl="6" w:tentative="1">
+      <w:start w:val="1"/>
+      <w:numFmt w:val="bullet"/>
+      <w:lvlText w:val=""/>
+      <w:lvlJc w:val="left"/>
+      <w:pPr>
+        <w:tabs>
+          <w:tab w:val="num" w:pos="5040"/>
+        </w:tabs>
+        <w:ind w:left="5040" w:hanging="360"/>
+      </w:pPr>
+      <w:rPr>
+        <w:rFonts w:ascii="Wingdings" w:hAnsi="Wingdings" w:hint="default"/>
+        <w:sz w:val="20"/>
+      </w:rPr>
+    </w:lvl>
+    <w:lvl w:ilvl="7" w:tentative="1">
+      <w:start w:val="1"/>
+      <w:numFmt w:val="bullet"/>
+      <w:lvlText w:val=""/>
+      <w:lvlJc w:val="left"/>
+      <w:pPr>
+        <w:tabs>
+          <w:tab w:val="num" w:pos="5760"/>
+        </w:tabs>
+        <w:ind w:left="5760" w:hanging="360"/>
+      </w:pPr>
+      <w:rPr>
+        <w:rFonts w:ascii="Wingdings" w:hAnsi="Wingdings" w:hint="default"/>
+        <w:sz w:val="20"/>
+      </w:rPr>
+    </w:lvl>
+    <w:lvl w:ilvl="8" w:tentative="1">
+      <w:start w:val="1"/>
+      <w:numFmt w:val="bullet"/>
+      <w:lvlText w:val=""/>
+      <w:lvlJc w:val="left"/>
+      <w:pPr>
+        <w:tabs>
+          <w:tab w:val="num" w:pos="6480"/>
+        </w:tabs>
+        <w:ind w:left="6480" w:hanging="360"/>
+      </w:pPr>
+      <w:rPr>
+        <w:rFonts w:ascii="Wingdings" w:hAnsi="Wingdings" w:hint="default"/>
+        <w:sz w:val="20"/>
+      </w:rPr>
+    </w:lvl>
+  </w:abstractNum>
+  <w:abstractNum w:abstractNumId="26">
+    <w:nsid w:val="60CD5525"/>
+    <w:multiLevelType w:val="multilevel"/>
+    <w:tmpl w:val="572829D4"/>
+    <w:lvl w:ilvl="0">
+      <w:start w:val="1"/>
+      <w:numFmt w:val="bullet"/>
+      <w:lvlText w:val=""/>
+      <w:lvlJc w:val="left"/>
+      <w:pPr>
+        <w:tabs>
+          <w:tab w:val="num" w:pos="720"/>
+        </w:tabs>
+        <w:ind w:left="720" w:hanging="360"/>
+      </w:pPr>
+      <w:rPr>
+        <w:rFonts w:ascii="Symbol" w:hAnsi="Symbol" w:hint="default"/>
+        <w:sz w:val="20"/>
+      </w:rPr>
+    </w:lvl>
+    <w:lvl w:ilvl="1" w:tentative="1">
+      <w:start w:val="1"/>
+      <w:numFmt w:val="bullet"/>
+      <w:lvlText w:val="o"/>
+      <w:lvlJc w:val="left"/>
+      <w:pPr>
+        <w:tabs>
+          <w:tab w:val="num" w:pos="1440"/>
+        </w:tabs>
+        <w:ind w:left="1440" w:hanging="360"/>
+      </w:pPr>
+      <w:rPr>
+        <w:rFonts w:ascii="Courier New" w:hAnsi="Courier New" w:hint="default"/>
+        <w:sz w:val="20"/>
+      </w:rPr>
+    </w:lvl>
+    <w:lvl w:ilvl="2" w:tentative="1">
+      <w:start w:val="1"/>
+      <w:numFmt w:val="bullet"/>
+      <w:lvlText w:val=""/>
+      <w:lvlJc w:val="left"/>
+      <w:pPr>
+        <w:tabs>
+          <w:tab w:val="num" w:pos="2160"/>
+        </w:tabs>
+        <w:ind w:left="2160" w:hanging="360"/>
+      </w:pPr>
+      <w:rPr>
+        <w:rFonts w:ascii="Wingdings" w:hAnsi="Wingdings" w:hint="default"/>
+        <w:sz w:val="20"/>
+      </w:rPr>
+    </w:lvl>
+    <w:lvl w:ilvl="3" w:tentative="1">
+      <w:start w:val="1"/>
+      <w:numFmt w:val="bullet"/>
+      <w:lvlText w:val=""/>
+      <w:lvlJc w:val="left"/>
+      <w:pPr>
+        <w:tabs>
+          <w:tab w:val="num" w:pos="2880"/>
+        </w:tabs>
+        <w:ind w:left="2880" w:hanging="360"/>
+      </w:pPr>
+      <w:rPr>
+        <w:rFonts w:ascii="Wingdings" w:hAnsi="Wingdings" w:hint="default"/>
+        <w:sz w:val="20"/>
+      </w:rPr>
+    </w:lvl>
+    <w:lvl w:ilvl="4" w:tentative="1">
+      <w:start w:val="1"/>
+      <w:numFmt w:val="bullet"/>
+      <w:lvlText w:val=""/>
+      <w:lvlJc w:val="left"/>
+      <w:pPr>
+        <w:tabs>
+          <w:tab w:val="num" w:pos="3600"/>
+        </w:tabs>
+        <w:ind w:left="3600" w:hanging="360"/>
+      </w:pPr>
+      <w:rPr>
+        <w:rFonts w:ascii="Wingdings" w:hAnsi="Wingdings" w:hint="default"/>
+        <w:sz w:val="20"/>
+      </w:rPr>
+    </w:lvl>
+    <w:lvl w:ilvl="5" w:tentative="1">
+      <w:start w:val="1"/>
+      <w:numFmt w:val="bullet"/>
+      <w:lvlText w:val=""/>
+      <w:lvlJc w:val="left"/>
+      <w:pPr>
+        <w:tabs>
+          <w:tab w:val="num" w:pos="4320"/>
+        </w:tabs>
+        <w:ind w:left="4320" w:hanging="360"/>
+      </w:pPr>
+      <w:rPr>
+        <w:rFonts w:ascii="Wingdings" w:hAnsi="Wingdings" w:hint="default"/>
+        <w:sz w:val="20"/>
+      </w:rPr>
+    </w:lvl>
+    <w:lvl w:ilvl="6" w:tentative="1">
+      <w:start w:val="1"/>
+      <w:numFmt w:val="bullet"/>
+      <w:lvlText w:val=""/>
+      <w:lvlJc w:val="left"/>
+      <w:pPr>
+        <w:tabs>
+          <w:tab w:val="num" w:pos="5040"/>
+        </w:tabs>
+        <w:ind w:left="5040" w:hanging="360"/>
+      </w:pPr>
+      <w:rPr>
+        <w:rFonts w:ascii="Wingdings" w:hAnsi="Wingdings" w:hint="default"/>
+        <w:sz w:val="20"/>
+      </w:rPr>
+    </w:lvl>
+    <w:lvl w:ilvl="7" w:tentative="1">
+      <w:start w:val="1"/>
+      <w:numFmt w:val="bullet"/>
+      <w:lvlText w:val=""/>
+      <w:lvlJc w:val="left"/>
+      <w:pPr>
+        <w:tabs>
+          <w:tab w:val="num" w:pos="5760"/>
+        </w:tabs>
+        <w:ind w:left="5760" w:hanging="360"/>
+      </w:pPr>
+      <w:rPr>
+        <w:rFonts w:ascii="Wingdings" w:hAnsi="Wingdings" w:hint="default"/>
+        <w:sz w:val="20"/>
+      </w:rPr>
+    </w:lvl>
+    <w:lvl w:ilvl="8" w:tentative="1">
+      <w:start w:val="1"/>
+      <w:numFmt w:val="bullet"/>
+      <w:lvlText w:val=""/>
+      <w:lvlJc w:val="left"/>
+      <w:pPr>
+        <w:tabs>
+          <w:tab w:val="num" w:pos="6480"/>
+        </w:tabs>
+        <w:ind w:left="6480" w:hanging="360"/>
+      </w:pPr>
+      <w:rPr>
+        <w:rFonts w:ascii="Wingdings" w:hAnsi="Wingdings" w:hint="default"/>
+        <w:sz w:val="20"/>
+      </w:rPr>
+    </w:lvl>
+  </w:abstractNum>
+  <w:abstractNum w:abstractNumId="27">
+    <w:nsid w:val="62180BF4"/>
+    <w:multiLevelType w:val="multilevel"/>
+    <w:tmpl w:val="A5A67F4A"/>
+    <w:lvl w:ilvl="0">
+      <w:start w:val="1"/>
+      <w:numFmt w:val="bullet"/>
+      <w:lvlText w:val=""/>
+      <w:lvlJc w:val="left"/>
+      <w:pPr>
+        <w:tabs>
+          <w:tab w:val="num" w:pos="720"/>
+        </w:tabs>
+        <w:ind w:left="720" w:hanging="360"/>
+      </w:pPr>
+      <w:rPr>
+        <w:rFonts w:ascii="Symbol" w:hAnsi="Symbol" w:hint="default"/>
+        <w:sz w:val="20"/>
+      </w:rPr>
+    </w:lvl>
+    <w:lvl w:ilvl="1" w:tentative="1">
+      <w:start w:val="1"/>
+      <w:numFmt w:val="bullet"/>
+      <w:lvlText w:val="o"/>
+      <w:lvlJc w:val="left"/>
+      <w:pPr>
+        <w:tabs>
+          <w:tab w:val="num" w:pos="1440"/>
+        </w:tabs>
+        <w:ind w:left="1440" w:hanging="360"/>
+      </w:pPr>
+      <w:rPr>
+        <w:rFonts w:ascii="Courier New" w:hAnsi="Courier New" w:hint="default"/>
+        <w:sz w:val="20"/>
+      </w:rPr>
+    </w:lvl>
+    <w:lvl w:ilvl="2" w:tentative="1">
+      <w:start w:val="1"/>
+      <w:numFmt w:val="bullet"/>
+      <w:lvlText w:val=""/>
+      <w:lvlJc w:val="left"/>
+      <w:pPr>
+        <w:tabs>
+          <w:tab w:val="num" w:pos="2160"/>
+        </w:tabs>
+        <w:ind w:left="2160" w:hanging="360"/>
+      </w:pPr>
+      <w:rPr>
+        <w:rFonts w:ascii="Wingdings" w:hAnsi="Wingdings" w:hint="default"/>
+        <w:sz w:val="20"/>
+      </w:rPr>
+    </w:lvl>
+    <w:lvl w:ilvl="3" w:tentative="1">
+      <w:start w:val="1"/>
+      <w:numFmt w:val="bullet"/>
+      <w:lvlText w:val=""/>
+      <w:lvlJc w:val="left"/>
+      <w:pPr>
+        <w:tabs>
+          <w:tab w:val="num" w:pos="2880"/>
+        </w:tabs>
+        <w:ind w:left="2880" w:hanging="360"/>
+      </w:pPr>
+      <w:rPr>
+        <w:rFonts w:ascii="Wingdings" w:hAnsi="Wingdings" w:hint="default"/>
+        <w:sz w:val="20"/>
+      </w:rPr>
+    </w:lvl>
+    <w:lvl w:ilvl="4" w:tentative="1">
+      <w:start w:val="1"/>
+      <w:numFmt w:val="bullet"/>
+      <w:lvlText w:val=""/>
+      <w:lvlJc w:val="left"/>
+      <w:pPr>
+        <w:tabs>
+          <w:tab w:val="num" w:pos="3600"/>
+        </w:tabs>
+        <w:ind w:left="3600" w:hanging="360"/>
+      </w:pPr>
+      <w:rPr>
+        <w:rFonts w:ascii="Wingdings" w:hAnsi="Wingdings" w:hint="default"/>
+        <w:sz w:val="20"/>
+      </w:rPr>
+    </w:lvl>
+    <w:lvl w:ilvl="5" w:tentative="1">
+      <w:start w:val="1"/>
+      <w:numFmt w:val="bullet"/>
+      <w:lvlText w:val=""/>
+      <w:lvlJc w:val="left"/>
+      <w:pPr>
+        <w:tabs>
+          <w:tab w:val="num" w:pos="4320"/>
+        </w:tabs>
+        <w:ind w:left="4320" w:hanging="360"/>
+      </w:pPr>
+      <w:rPr>
+        <w:rFonts w:ascii="Wingdings" w:hAnsi="Wingdings" w:hint="default"/>
+        <w:sz w:val="20"/>
+      </w:rPr>
+    </w:lvl>
+    <w:lvl w:ilvl="6" w:tentative="1">
+      <w:start w:val="1"/>
+      <w:numFmt w:val="bullet"/>
+      <w:lvlText w:val=""/>
+      <w:lvlJc w:val="left"/>
+      <w:pPr>
+        <w:tabs>
+          <w:tab w:val="num" w:pos="5040"/>
+        </w:tabs>
+        <w:ind w:left="5040" w:hanging="360"/>
+      </w:pPr>
+      <w:rPr>
+        <w:rFonts w:ascii="Wingdings" w:hAnsi="Wingdings" w:hint="default"/>
+        <w:sz w:val="20"/>
+      </w:rPr>
+    </w:lvl>
+    <w:lvl w:ilvl="7" w:tentative="1">
+      <w:start w:val="1"/>
+      <w:numFmt w:val="bullet"/>
+      <w:lvlText w:val=""/>
+      <w:lvlJc w:val="left"/>
+      <w:pPr>
+        <w:tabs>
+          <w:tab w:val="num" w:pos="5760"/>
+        </w:tabs>
+        <w:ind w:left="5760" w:hanging="360"/>
+      </w:pPr>
+      <w:rPr>
+        <w:rFonts w:ascii="Wingdings" w:hAnsi="Wingdings" w:hint="default"/>
+        <w:sz w:val="20"/>
+      </w:rPr>
+    </w:lvl>
+    <w:lvl w:ilvl="8" w:tentative="1">
+      <w:start w:val="1"/>
+      <w:numFmt w:val="bullet"/>
+      <w:lvlText w:val=""/>
+      <w:lvlJc w:val="left"/>
+      <w:pPr>
+        <w:tabs>
+          <w:tab w:val="num" w:pos="6480"/>
+        </w:tabs>
+        <w:ind w:left="6480" w:hanging="360"/>
+      </w:pPr>
+      <w:rPr>
+        <w:rFonts w:ascii="Wingdings" w:hAnsi="Wingdings" w:hint="default"/>
+        <w:sz w:val="20"/>
+      </w:rPr>
+    </w:lvl>
+  </w:abstractNum>
+  <w:abstractNum w:abstractNumId="28">
+    <w:nsid w:val="63DB208B"/>
+    <w:multiLevelType w:val="multilevel"/>
+    <w:tmpl w:val="572829D4"/>
+    <w:lvl w:ilvl="0">
+      <w:start w:val="1"/>
+      <w:numFmt w:val="bullet"/>
+      <w:lvlText w:val=""/>
+      <w:lvlJc w:val="left"/>
+      <w:pPr>
+        <w:tabs>
+          <w:tab w:val="num" w:pos="720"/>
+        </w:tabs>
+        <w:ind w:left="720" w:hanging="360"/>
+      </w:pPr>
+      <w:rPr>
+        <w:rFonts w:ascii="Symbol" w:hAnsi="Symbol" w:hint="default"/>
+        <w:sz w:val="20"/>
+      </w:rPr>
+    </w:lvl>
+    <w:lvl w:ilvl="1">
+      <w:start w:val="1"/>
+      <w:numFmt w:val="bullet"/>
+      <w:lvlText w:val="o"/>
+      <w:lvlJc w:val="left"/>
+      <w:pPr>
+        <w:tabs>
+          <w:tab w:val="num" w:pos="1440"/>
+        </w:tabs>
+        <w:ind w:left="1440" w:hanging="360"/>
+      </w:pPr>
+      <w:rPr>
+        <w:rFonts w:ascii="Courier New" w:hAnsi="Courier New" w:hint="default"/>
+        <w:sz w:val="20"/>
+      </w:rPr>
+    </w:lvl>
+    <w:lvl w:ilvl="2" w:tentative="1">
+      <w:start w:val="1"/>
+      <w:numFmt w:val="bullet"/>
+      <w:lvlText w:val=""/>
+      <w:lvlJc w:val="left"/>
+      <w:pPr>
+        <w:tabs>
+          <w:tab w:val="num" w:pos="2160"/>
+        </w:tabs>
+        <w:ind w:left="2160" w:hanging="360"/>
+      </w:pPr>
+      <w:rPr>
+        <w:rFonts w:ascii="Wingdings" w:hAnsi="Wingdings" w:hint="default"/>
+        <w:sz w:val="20"/>
+      </w:rPr>
+    </w:lvl>
+    <w:lvl w:ilvl="3" w:tentative="1">
+      <w:start w:val="1"/>
+      <w:numFmt w:val="bullet"/>
+      <w:lvlText w:val=""/>
+      <w:lvlJc w:val="left"/>
+      <w:pPr>
+        <w:tabs>
+          <w:tab w:val="num" w:pos="2880"/>
+        </w:tabs>
+        <w:ind w:left="2880" w:hanging="360"/>
+      </w:pPr>
+      <w:rPr>
+        <w:rFonts w:ascii="Wingdings" w:hAnsi="Wingdings" w:hint="default"/>
+        <w:sz w:val="20"/>
+      </w:rPr>
+    </w:lvl>
+    <w:lvl w:ilvl="4" w:tentative="1">
+      <w:start w:val="1"/>
+      <w:numFmt w:val="bullet"/>
+      <w:lvlText w:val=""/>
+      <w:lvlJc w:val="left"/>
+      <w:pPr>
+        <w:tabs>
+          <w:tab w:val="num" w:pos="3600"/>
+        </w:tabs>
+        <w:ind w:left="3600" w:hanging="360"/>
+      </w:pPr>
+      <w:rPr>
+        <w:rFonts w:ascii="Wingdings" w:hAnsi="Wingdings" w:hint="default"/>
+        <w:sz w:val="20"/>
+      </w:rPr>
+    </w:lvl>
+    <w:lvl w:ilvl="5" w:tentative="1">
+      <w:start w:val="1"/>
+      <w:numFmt w:val="bullet"/>
+      <w:lvlText w:val=""/>
+      <w:lvlJc w:val="left"/>
+      <w:pPr>
+        <w:tabs>
+          <w:tab w:val="num" w:pos="4320"/>
+        </w:tabs>
+        <w:ind w:left="4320" w:hanging="360"/>
+      </w:pPr>
+      <w:rPr>
+        <w:rFonts w:ascii="Wingdings" w:hAnsi="Wingdings" w:hint="default"/>
+        <w:sz w:val="20"/>
+      </w:rPr>
+    </w:lvl>
+    <w:lvl w:ilvl="6" w:tentative="1">
+      <w:start w:val="1"/>
+      <w:numFmt w:val="bullet"/>
+      <w:lvlText w:val=""/>
+      <w:lvlJc w:val="left"/>
+      <w:pPr>
+        <w:tabs>
+          <w:tab w:val="num" w:pos="5040"/>
+        </w:tabs>
+        <w:ind w:left="5040" w:hanging="360"/>
+      </w:pPr>
+      <w:rPr>
+        <w:rFonts w:ascii="Wingdings" w:hAnsi="Wingdings" w:hint="default"/>
+        <w:sz w:val="20"/>
+      </w:rPr>
+    </w:lvl>
+    <w:lvl w:ilvl="7" w:tentative="1">
+      <w:start w:val="1"/>
+      <w:numFmt w:val="bullet"/>
+      <w:lvlText w:val=""/>
+      <w:lvlJc w:val="left"/>
+      <w:pPr>
+        <w:tabs>
+          <w:tab w:val="num" w:pos="5760"/>
+        </w:tabs>
+        <w:ind w:left="5760" w:hanging="360"/>
+      </w:pPr>
+      <w:rPr>
+        <w:rFonts w:ascii="Wingdings" w:hAnsi="Wingdings" w:hint="default"/>
+        <w:sz w:val="20"/>
+      </w:rPr>
+    </w:lvl>
+    <w:lvl w:ilvl="8" w:tentative="1">
+      <w:start w:val="1"/>
+      <w:numFmt w:val="bullet"/>
+      <w:lvlText w:val=""/>
+      <w:lvlJc w:val="left"/>
+      <w:pPr>
+        <w:tabs>
+          <w:tab w:val="num" w:pos="6480"/>
+        </w:tabs>
+        <w:ind w:left="6480" w:hanging="360"/>
+      </w:pPr>
+      <w:rPr>
+        <w:rFonts w:ascii="Wingdings" w:hAnsi="Wingdings" w:hint="default"/>
+        <w:sz w:val="20"/>
+      </w:rPr>
+    </w:lvl>
+  </w:abstractNum>
+  <w:abstractNum w:abstractNumId="29">
+    <w:nsid w:val="644C127C"/>
+    <w:multiLevelType w:val="multilevel"/>
+    <w:tmpl w:val="BAE091E4"/>
+    <w:lvl w:ilvl="0">
+      <w:start w:val="1"/>
+      <w:numFmt w:val="bullet"/>
+      <w:lvlText w:val=""/>
+      <w:lvlJc w:val="left"/>
+      <w:pPr>
+        <w:tabs>
+          <w:tab w:val="num" w:pos="720"/>
+        </w:tabs>
+        <w:ind w:left="720" w:hanging="360"/>
+      </w:pPr>
+      <w:rPr>
+        <w:rFonts w:ascii="Symbol" w:hAnsi="Symbol" w:hint="default"/>
+        <w:sz w:val="20"/>
+      </w:rPr>
+    </w:lvl>
+    <w:lvl w:ilvl="1" w:tentative="1">
+      <w:start w:val="1"/>
+      <w:numFmt w:val="bullet"/>
+      <w:lvlText w:val="o"/>
+      <w:lvlJc w:val="left"/>
+      <w:pPr>
+        <w:tabs>
+          <w:tab w:val="num" w:pos="1440"/>
+        </w:tabs>
+        <w:ind w:left="1440" w:hanging="360"/>
+      </w:pPr>
+      <w:rPr>
+        <w:rFonts w:ascii="Courier New" w:hAnsi="Courier New" w:hint="default"/>
+        <w:sz w:val="20"/>
+      </w:rPr>
+    </w:lvl>
+    <w:lvl w:ilvl="2" w:tentative="1">
+      <w:start w:val="1"/>
+      <w:numFmt w:val="bullet"/>
+      <w:lvlText w:val=""/>
+      <w:lvlJc w:val="left"/>
+      <w:pPr>
+        <w:tabs>
+          <w:tab w:val="num" w:pos="2160"/>
+        </w:tabs>
+        <w:ind w:left="2160" w:hanging="360"/>
+      </w:pPr>
+      <w:rPr>
+        <w:rFonts w:ascii="Wingdings" w:hAnsi="Wingdings" w:hint="default"/>
+        <w:sz w:val="20"/>
+      </w:rPr>
+    </w:lvl>
+    <w:lvl w:ilvl="3" w:tentative="1">
+      <w:start w:val="1"/>
+      <w:numFmt w:val="bullet"/>
+      <w:lvlText w:val=""/>
+      <w:lvlJc w:val="left"/>
+      <w:pPr>
+        <w:tabs>
+          <w:tab w:val="num" w:pos="2880"/>
+        </w:tabs>
+        <w:ind w:left="2880" w:hanging="360"/>
+      </w:pPr>
+      <w:rPr>
+        <w:rFonts w:ascii="Wingdings" w:hAnsi="Wingdings" w:hint="default"/>
+        <w:sz w:val="20"/>
+      </w:rPr>
+    </w:lvl>
+    <w:lvl w:ilvl="4" w:tentative="1">
+      <w:start w:val="1"/>
+      <w:numFmt w:val="bullet"/>
+      <w:lvlText w:val=""/>
+      <w:lvlJc w:val="left"/>
+      <w:pPr>
+        <w:tabs>
+          <w:tab w:val="num" w:pos="3600"/>
+        </w:tabs>
+        <w:ind w:left="3600" w:hanging="360"/>
+      </w:pPr>
+      <w:rPr>
+        <w:rFonts w:ascii="Wingdings" w:hAnsi="Wingdings" w:hint="default"/>
+        <w:sz w:val="20"/>
+      </w:rPr>
+    </w:lvl>
+    <w:lvl w:ilvl="5" w:tentative="1">
+      <w:start w:val="1"/>
+      <w:numFmt w:val="bullet"/>
+      <w:lvlText w:val=""/>
+      <w:lvlJc w:val="left"/>
+      <w:pPr>
+        <w:tabs>
+          <w:tab w:val="num" w:pos="4320"/>
+        </w:tabs>
+        <w:ind w:left="4320" w:hanging="360"/>
+      </w:pPr>
+      <w:rPr>
+        <w:rFonts w:ascii="Wingdings" w:hAnsi="Wingdings" w:hint="default"/>
+        <w:sz w:val="20"/>
+      </w:rPr>
+    </w:lvl>
+    <w:lvl w:ilvl="6" w:tentative="1">
+      <w:start w:val="1"/>
+      <w:numFmt w:val="bullet"/>
+      <w:lvlText w:val=""/>
+      <w:lvlJc w:val="left"/>
+      <w:pPr>
+        <w:tabs>
+          <w:tab w:val="num" w:pos="5040"/>
+        </w:tabs>
+        <w:ind w:left="5040" w:hanging="360"/>
+      </w:pPr>
+      <w:rPr>
+        <w:rFonts w:ascii="Wingdings" w:hAnsi="Wingdings" w:hint="default"/>
+        <w:sz w:val="20"/>
+      </w:rPr>
+    </w:lvl>
+    <w:lvl w:ilvl="7" w:tentative="1">
+      <w:start w:val="1"/>
+      <w:numFmt w:val="bullet"/>
+      <w:lvlText w:val=""/>
+      <w:lvlJc w:val="left"/>
+      <w:pPr>
+        <w:tabs>
+          <w:tab w:val="num" w:pos="5760"/>
+        </w:tabs>
+        <w:ind w:left="5760" w:hanging="360"/>
+      </w:pPr>
+      <w:rPr>
+        <w:rFonts w:ascii="Wingdings" w:hAnsi="Wingdings" w:hint="default"/>
+        <w:sz w:val="20"/>
+      </w:rPr>
+    </w:lvl>
+    <w:lvl w:ilvl="8" w:tentative="1">
+      <w:start w:val="1"/>
+      <w:numFmt w:val="bullet"/>
+      <w:lvlText w:val=""/>
+      <w:lvlJc w:val="left"/>
+      <w:pPr>
+        <w:tabs>
+          <w:tab w:val="num" w:pos="6480"/>
+        </w:tabs>
+        <w:ind w:left="6480" w:hanging="360"/>
+      </w:pPr>
+      <w:rPr>
+        <w:rFonts w:ascii="Wingdings" w:hAnsi="Wingdings" w:hint="default"/>
+        <w:sz w:val="20"/>
+      </w:rPr>
+    </w:lvl>
+  </w:abstractNum>
+  <w:abstractNum w:abstractNumId="30">
+    <w:nsid w:val="68223539"/>
+    <w:multiLevelType w:val="multilevel"/>
+    <w:tmpl w:val="2B5E0D4E"/>
+    <w:lvl w:ilvl="0">
+      <w:start w:val="1"/>
+      <w:numFmt w:val="bullet"/>
+      <w:lvlText w:val=""/>
+      <w:lvlJc w:val="left"/>
+      <w:pPr>
+        <w:tabs>
+          <w:tab w:val="num" w:pos="720"/>
+        </w:tabs>
+        <w:ind w:left="720" w:hanging="360"/>
+      </w:pPr>
+      <w:rPr>
+        <w:rFonts w:ascii="Symbol" w:hAnsi="Symbol" w:hint="default"/>
+        <w:sz w:val="20"/>
+      </w:rPr>
+    </w:lvl>
+    <w:lvl w:ilvl="1">
+      <w:start w:val="1"/>
+      <w:numFmt w:val="bullet"/>
+      <w:lvlText w:val="o"/>
+      <w:lvlJc w:val="left"/>
+      <w:pPr>
+        <w:tabs>
+          <w:tab w:val="num" w:pos="1440"/>
+        </w:tabs>
+        <w:ind w:left="1440" w:hanging="360"/>
+      </w:pPr>
+      <w:rPr>
+        <w:rFonts w:ascii="Courier New" w:hAnsi="Courier New" w:hint="default"/>
+        <w:sz w:val="20"/>
+      </w:rPr>
+    </w:lvl>
+    <w:lvl w:ilvl="2" w:tentative="1">
+      <w:start w:val="1"/>
+      <w:numFmt w:val="bullet"/>
+      <w:lvlText w:val=""/>
+      <w:lvlJc w:val="left"/>
+      <w:pPr>
+        <w:tabs>
+          <w:tab w:val="num" w:pos="2160"/>
+        </w:tabs>
+        <w:ind w:left="2160" w:hanging="360"/>
+      </w:pPr>
+      <w:rPr>
+        <w:rFonts w:ascii="Wingdings" w:hAnsi="Wingdings" w:hint="default"/>
+        <w:sz w:val="20"/>
+      </w:rPr>
+    </w:lvl>
+    <w:lvl w:ilvl="3" w:tentative="1">
+      <w:start w:val="1"/>
+      <w:numFmt w:val="bullet"/>
+      <w:lvlText w:val=""/>
+      <w:lvlJc w:val="left"/>
+      <w:pPr>
+        <w:tabs>
+          <w:tab w:val="num" w:pos="2880"/>
+        </w:tabs>
+        <w:ind w:left="2880" w:hanging="360"/>
+      </w:pPr>
+      <w:rPr>
+        <w:rFonts w:ascii="Wingdings" w:hAnsi="Wingdings" w:hint="default"/>
+        <w:sz w:val="20"/>
+      </w:rPr>
+    </w:lvl>
+    <w:lvl w:ilvl="4" w:tentative="1">
+      <w:start w:val="1"/>
+      <w:numFmt w:val="bullet"/>
+      <w:lvlText w:val=""/>
+      <w:lvlJc w:val="left"/>
+      <w:pPr>
+        <w:tabs>
+          <w:tab w:val="num" w:pos="3600"/>
+        </w:tabs>
+        <w:ind w:left="3600" w:hanging="360"/>
+      </w:pPr>
+      <w:rPr>
+        <w:rFonts w:ascii="Wingdings" w:hAnsi="Wingdings" w:hint="default"/>
+        <w:sz w:val="20"/>
+      </w:rPr>
+    </w:lvl>
+    <w:lvl w:ilvl="5" w:tentative="1">
+      <w:start w:val="1"/>
+      <w:numFmt w:val="bullet"/>
+      <w:lvlText w:val=""/>
+      <w:lvlJc w:val="left"/>
+      <w:pPr>
+        <w:tabs>
+          <w:tab w:val="num" w:pos="4320"/>
+        </w:tabs>
+        <w:ind w:left="4320" w:hanging="360"/>
+      </w:pPr>
+      <w:rPr>
+        <w:rFonts w:ascii="Wingdings" w:hAnsi="Wingdings" w:hint="default"/>
+        <w:sz w:val="20"/>
+      </w:rPr>
+    </w:lvl>
+    <w:lvl w:ilvl="6" w:tentative="1">
+      <w:start w:val="1"/>
+      <w:numFmt w:val="bullet"/>
+      <w:lvlText w:val=""/>
+      <w:lvlJc w:val="left"/>
+      <w:pPr>
+        <w:tabs>
+          <w:tab w:val="num" w:pos="5040"/>
+        </w:tabs>
+        <w:ind w:left="5040" w:hanging="360"/>
+      </w:pPr>
+      <w:rPr>
+        <w:rFonts w:ascii="Wingdings" w:hAnsi="Wingdings" w:hint="default"/>
+        <w:sz w:val="20"/>
+      </w:rPr>
+    </w:lvl>
+    <w:lvl w:ilvl="7" w:tentative="1">
+      <w:start w:val="1"/>
+      <w:numFmt w:val="bullet"/>
+      <w:lvlText w:val=""/>
+      <w:lvlJc w:val="left"/>
+      <w:pPr>
+        <w:tabs>
+          <w:tab w:val="num" w:pos="5760"/>
+        </w:tabs>
+        <w:ind w:left="5760" w:hanging="360"/>
+      </w:pPr>
+      <w:rPr>
+        <w:rFonts w:ascii="Wingdings" w:hAnsi="Wingdings" w:hint="default"/>
+        <w:sz w:val="20"/>
+      </w:rPr>
+    </w:lvl>
+    <w:lvl w:ilvl="8" w:tentative="1">
+      <w:start w:val="1"/>
+      <w:numFmt w:val="bullet"/>
+      <w:lvlText w:val=""/>
+      <w:lvlJc w:val="left"/>
+      <w:pPr>
+        <w:tabs>
+          <w:tab w:val="num" w:pos="6480"/>
+        </w:tabs>
+        <w:ind w:left="6480" w:hanging="360"/>
+      </w:pPr>
+      <w:rPr>
+        <w:rFonts w:ascii="Wingdings" w:hAnsi="Wingdings" w:hint="default"/>
+        <w:sz w:val="20"/>
+      </w:rPr>
+    </w:lvl>
+  </w:abstractNum>
+  <w:abstractNum w:abstractNumId="31">
+    <w:nsid w:val="6B241E0E"/>
+    <w:multiLevelType w:val="multilevel"/>
+    <w:tmpl w:val="4AE0DCFA"/>
+    <w:lvl w:ilvl="0">
+      <w:start w:val="1"/>
+      <w:numFmt w:val="bullet"/>
+      <w:lvlText w:val=""/>
+      <w:lvlJc w:val="left"/>
+      <w:pPr>
+        <w:tabs>
+          <w:tab w:val="num" w:pos="720"/>
+        </w:tabs>
+        <w:ind w:left="720" w:hanging="360"/>
+      </w:pPr>
+      <w:rPr>
+        <w:rFonts w:ascii="Symbol" w:hAnsi="Symbol" w:hint="default"/>
+        <w:sz w:val="20"/>
+      </w:rPr>
+    </w:lvl>
+    <w:lvl w:ilvl="1">
+      <w:start w:val="1"/>
+      <w:numFmt w:val="bullet"/>
+      <w:lvlText w:val="o"/>
+      <w:lvlJc w:val="left"/>
+      <w:pPr>
+        <w:tabs>
+          <w:tab w:val="num" w:pos="1440"/>
+        </w:tabs>
+        <w:ind w:left="1440" w:hanging="360"/>
+      </w:pPr>
+      <w:rPr>
+        <w:rFonts w:ascii="Courier New" w:hAnsi="Courier New" w:hint="default"/>
+        <w:sz w:val="20"/>
+      </w:rPr>
+    </w:lvl>
+    <w:lvl w:ilvl="2" w:tentative="1">
+      <w:start w:val="1"/>
+      <w:numFmt w:val="bullet"/>
+      <w:lvlText w:val=""/>
+      <w:lvlJc w:val="left"/>
+      <w:pPr>
+        <w:tabs>
+          <w:tab w:val="num" w:pos="2160"/>
+        </w:tabs>
+        <w:ind w:left="2160" w:hanging="360"/>
+      </w:pPr>
+      <w:rPr>
+        <w:rFonts w:ascii="Wingdings" w:hAnsi="Wingdings" w:hint="default"/>
+        <w:sz w:val="20"/>
+      </w:rPr>
+    </w:lvl>
+    <w:lvl w:ilvl="3" w:tentative="1">
+      <w:start w:val="1"/>
+      <w:numFmt w:val="bullet"/>
+      <w:lvlText w:val=""/>
+      <w:lvlJc w:val="left"/>
+      <w:pPr>
+        <w:tabs>
+          <w:tab w:val="num" w:pos="2880"/>
+        </w:tabs>
+        <w:ind w:left="2880" w:hanging="360"/>
+      </w:pPr>
+      <w:rPr>
+        <w:rFonts w:ascii="Wingdings" w:hAnsi="Wingdings" w:hint="default"/>
+        <w:sz w:val="20"/>
+      </w:rPr>
+    </w:lvl>
+    <w:lvl w:ilvl="4" w:tentative="1">
+      <w:start w:val="1"/>
+      <w:numFmt w:val="bullet"/>
+      <w:lvlText w:val=""/>
+      <w:lvlJc w:val="left"/>
+      <w:pPr>
+        <w:tabs>
+          <w:tab w:val="num" w:pos="3600"/>
+        </w:tabs>
+        <w:ind w:left="3600" w:hanging="360"/>
+      </w:pPr>
+      <w:rPr>
+        <w:rFonts w:ascii="Wingdings" w:hAnsi="Wingdings" w:hint="default"/>
+        <w:sz w:val="20"/>
+      </w:rPr>
+    </w:lvl>
+    <w:lvl w:ilvl="5" w:tentative="1">
+      <w:start w:val="1"/>
+      <w:numFmt w:val="bullet"/>
+      <w:lvlText w:val=""/>
+      <w:lvlJc w:val="left"/>
+      <w:pPr>
+        <w:tabs>
+          <w:tab w:val="num" w:pos="4320"/>
+        </w:tabs>
+        <w:ind w:left="4320" w:hanging="360"/>
+      </w:pPr>
+      <w:rPr>
+        <w:rFonts w:ascii="Wingdings" w:hAnsi="Wingdings" w:hint="default"/>
+        <w:sz w:val="20"/>
+      </w:rPr>
+    </w:lvl>
+    <w:lvl w:ilvl="6" w:tentative="1">
+      <w:start w:val="1"/>
+      <w:numFmt w:val="bullet"/>
+      <w:lvlText w:val=""/>
+      <w:lvlJc w:val="left"/>
+      <w:pPr>
+        <w:tabs>
+          <w:tab w:val="num" w:pos="5040"/>
+        </w:tabs>
+        <w:ind w:left="5040" w:hanging="360"/>
+      </w:pPr>
+      <w:rPr>
+        <w:rFonts w:ascii="Wingdings" w:hAnsi="Wingdings" w:hint="default"/>
+        <w:sz w:val="20"/>
+      </w:rPr>
+    </w:lvl>
+    <w:lvl w:ilvl="7" w:tentative="1">
+      <w:start w:val="1"/>
+      <w:numFmt w:val="bullet"/>
+      <w:lvlText w:val=""/>
+      <w:lvlJc w:val="left"/>
+      <w:pPr>
+        <w:tabs>
+          <w:tab w:val="num" w:pos="5760"/>
+        </w:tabs>
+        <w:ind w:left="5760" w:hanging="360"/>
+      </w:pPr>
+      <w:rPr>
+        <w:rFonts w:ascii="Wingdings" w:hAnsi="Wingdings" w:hint="default"/>
+        <w:sz w:val="20"/>
+      </w:rPr>
+    </w:lvl>
+    <w:lvl w:ilvl="8" w:tentative="1">
+      <w:start w:val="1"/>
+      <w:numFmt w:val="bullet"/>
+      <w:lvlText w:val=""/>
+      <w:lvlJc w:val="left"/>
+      <w:pPr>
+        <w:tabs>
+          <w:tab w:val="num" w:pos="6480"/>
+        </w:tabs>
+        <w:ind w:left="6480" w:hanging="360"/>
+      </w:pPr>
+      <w:rPr>
+        <w:rFonts w:ascii="Wingdings" w:hAnsi="Wingdings" w:hint="default"/>
+        <w:sz w:val="20"/>
+      </w:rPr>
+    </w:lvl>
+  </w:abstractNum>
+  <w:abstractNum w:abstractNumId="32">
+    <w:nsid w:val="6C3A3643"/>
+    <w:multiLevelType w:val="hybridMultilevel"/>
+    <w:tmpl w:val="AA762200"/>
+    <w:lvl w:ilvl="0" w:tplc="04160001">
+      <w:start w:val="1"/>
+      <w:numFmt w:val="bullet"/>
+      <w:lvlText w:val=""/>
+      <w:lvlJc w:val="left"/>
+      <w:pPr>
+        <w:ind w:left="720" w:hanging="360"/>
+      </w:pPr>
+      <w:rPr>
+        <w:rFonts w:ascii="Symbol" w:hAnsi="Symbol" w:hint="default"/>
+      </w:rPr>
+    </w:lvl>
+    <w:lvl w:ilvl="1" w:tplc="04160003">
+      <w:start w:val="1"/>
+      <w:numFmt w:val="bullet"/>
+      <w:lvlText w:val="o"/>
+      <w:lvlJc w:val="left"/>
+      <w:pPr>
+        <w:ind w:left="1440" w:hanging="360"/>
+      </w:pPr>
+      <w:rPr>
+        <w:rFonts w:ascii="Courier New" w:hAnsi="Courier New" w:cs="Courier New" w:hint="default"/>
+      </w:rPr>
+    </w:lvl>
+    <w:lvl w:ilvl="2" w:tplc="04160005" w:tentative="1">
+      <w:start w:val="1"/>
+      <w:numFmt w:val="bullet"/>
+      <w:lvlText w:val=""/>
+      <w:lvlJc w:val="left"/>
+      <w:pPr>
+        <w:ind w:left="2160" w:hanging="360"/>
+      </w:pPr>
+      <w:rPr>
+        <w:rFonts w:ascii="Wingdings" w:hAnsi="Wingdings" w:hint="default"/>
+      </w:rPr>
+    </w:lvl>
+    <w:lvl w:ilvl="3" w:tplc="04160001" w:tentative="1">
+      <w:start w:val="1"/>
+      <w:numFmt w:val="bullet"/>
+      <w:lvlText w:val=""/>
+      <w:lvlJc w:val="left"/>
+      <w:pPr>
+        <w:ind w:left="2880" w:hanging="360"/>
+      </w:pPr>
+      <w:rPr>
+        <w:rFonts w:ascii="Symbol" w:hAnsi="Symbol" w:hint="default"/>
+      </w:rPr>
+    </w:lvl>
+    <w:lvl w:ilvl="4" w:tplc="04160003" w:tentative="1">
+      <w:start w:val="1"/>
+      <w:numFmt w:val="bullet"/>
+      <w:lvlText w:val="o"/>
+      <w:lvlJc w:val="left"/>
+      <w:pPr>
+        <w:ind w:left="3600" w:hanging="360"/>
+      </w:pPr>
+      <w:rPr>
+        <w:rFonts w:ascii="Courier New" w:hAnsi="Courier New" w:cs="Courier New" w:hint="default"/>
+      </w:rPr>
+    </w:lvl>
+    <w:lvl w:ilvl="5" w:tplc="04160005" w:tentative="1">
+      <w:start w:val="1"/>
+      <w:numFmt w:val="bullet"/>
+      <w:lvlText w:val=""/>
+      <w:lvlJc w:val="left"/>
+      <w:pPr>
+        <w:ind w:left="4320" w:hanging="360"/>
+      </w:pPr>
+      <w:rPr>
+        <w:rFonts w:ascii="Wingdings" w:hAnsi="Wingdings" w:hint="default"/>
+      </w:rPr>
+    </w:lvl>
+    <w:lvl w:ilvl="6" w:tplc="04160001" w:tentative="1">
+      <w:start w:val="1"/>
+      <w:numFmt w:val="bullet"/>
+      <w:lvlText w:val=""/>
+      <w:lvlJc w:val="left"/>
+      <w:pPr>
+        <w:ind w:left="5040" w:hanging="360"/>
+      </w:pPr>
+      <w:rPr>
+        <w:rFonts w:ascii="Symbol" w:hAnsi="Symbol" w:hint="default"/>
+      </w:rPr>
+    </w:lvl>
+    <w:lvl w:ilvl="7" w:tplc="04160003" w:tentative="1">
+      <w:start w:val="1"/>
+      <w:numFmt w:val="bullet"/>
+      <w:lvlText w:val="o"/>
+      <w:lvlJc w:val="left"/>
+      <w:pPr>
+        <w:ind w:left="5760" w:hanging="360"/>
+      </w:pPr>
+      <w:rPr>
+        <w:rFonts w:ascii="Courier New" w:hAnsi="Courier New" w:cs="Courier New" w:hint="default"/>
+      </w:rPr>
+    </w:lvl>
+    <w:lvl w:ilvl="8" w:tplc="04160005" w:tentative="1">
+      <w:start w:val="1"/>
+      <w:numFmt w:val="bullet"/>
+      <w:lvlText w:val=""/>
+      <w:lvlJc w:val="left"/>
+      <w:pPr>
+        <w:ind w:left="6480" w:hanging="360"/>
+      </w:pPr>
+      <w:rPr>
+        <w:rFonts w:ascii="Wingdings" w:hAnsi="Wingdings" w:hint="default"/>
+      </w:rPr>
+    </w:lvl>
+  </w:abstractNum>
+  <w:abstractNum w:abstractNumId="33">
+    <w:nsid w:val="6D134E15"/>
+    <w:multiLevelType w:val="multilevel"/>
+    <w:tmpl w:val="A3241EA8"/>
+    <w:lvl w:ilvl="0">
+      <w:start w:val="1"/>
+      <w:numFmt w:val="bullet"/>
+      <w:lvlText w:val=""/>
+      <w:lvlJc w:val="left"/>
+      <w:pPr>
+        <w:tabs>
+          <w:tab w:val="num" w:pos="720"/>
+        </w:tabs>
+        <w:ind w:left="720" w:hanging="360"/>
+      </w:pPr>
+      <w:rPr>
+        <w:rFonts w:ascii="Symbol" w:hAnsi="Symbol" w:hint="default"/>
+        <w:sz w:val="20"/>
+      </w:rPr>
+    </w:lvl>
+    <w:lvl w:ilvl="1">
+      <w:start w:val="1"/>
+      <w:numFmt w:val="bullet"/>
+      <w:lvlText w:val="o"/>
+      <w:lvlJc w:val="left"/>
+      <w:pPr>
+        <w:tabs>
+          <w:tab w:val="num" w:pos="1440"/>
+        </w:tabs>
+        <w:ind w:left="1440" w:hanging="360"/>
+      </w:pPr>
+      <w:rPr>
+        <w:rFonts w:ascii="Courier New" w:hAnsi="Courier New" w:hint="default"/>
+        <w:sz w:val="20"/>
+      </w:rPr>
+    </w:lvl>
+    <w:lvl w:ilvl="2" w:tentative="1">
+      <w:start w:val="1"/>
+      <w:numFmt w:val="bullet"/>
+      <w:lvlText w:val=""/>
+      <w:lvlJc w:val="left"/>
+      <w:pPr>
+        <w:tabs>
+          <w:tab w:val="num" w:pos="2160"/>
+        </w:tabs>
+        <w:ind w:left="2160" w:hanging="360"/>
+      </w:pPr>
+      <w:rPr>
+        <w:rFonts w:ascii="Wingdings" w:hAnsi="Wingdings" w:hint="default"/>
+        <w:sz w:val="20"/>
+      </w:rPr>
+    </w:lvl>
+    <w:lvl w:ilvl="3" w:tentative="1">
+      <w:start w:val="1"/>
+      <w:numFmt w:val="bullet"/>
+      <w:lvlText w:val=""/>
+      <w:lvlJc w:val="left"/>
+      <w:pPr>
+        <w:tabs>
+          <w:tab w:val="num" w:pos="2880"/>
+        </w:tabs>
+        <w:ind w:left="2880" w:hanging="360"/>
+      </w:pPr>
+      <w:rPr>
+        <w:rFonts w:ascii="Wingdings" w:hAnsi="Wingdings" w:hint="default"/>
+        <w:sz w:val="20"/>
+      </w:rPr>
+    </w:lvl>
+    <w:lvl w:ilvl="4" w:tentative="1">
+      <w:start w:val="1"/>
+      <w:numFmt w:val="bullet"/>
+      <w:lvlText w:val=""/>
+      <w:lvlJc w:val="left"/>
+      <w:pPr>
+        <w:tabs>
+          <w:tab w:val="num" w:pos="3600"/>
+        </w:tabs>
+        <w:ind w:left="3600" w:hanging="360"/>
+      </w:pPr>
+      <w:rPr>
+        <w:rFonts w:ascii="Wingdings" w:hAnsi="Wingdings" w:hint="default"/>
+        <w:sz w:val="20"/>
+      </w:rPr>
+    </w:lvl>
+    <w:lvl w:ilvl="5" w:tentative="1">
+      <w:start w:val="1"/>
+      <w:numFmt w:val="bullet"/>
+      <w:lvlText w:val=""/>
+      <w:lvlJc w:val="left"/>
+      <w:pPr>
+        <w:tabs>
+          <w:tab w:val="num" w:pos="4320"/>
+        </w:tabs>
+        <w:ind w:left="4320" w:hanging="360"/>
+      </w:pPr>
+      <w:rPr>
+        <w:rFonts w:ascii="Wingdings" w:hAnsi="Wingdings" w:hint="default"/>
+        <w:sz w:val="20"/>
+      </w:rPr>
+    </w:lvl>
+    <w:lvl w:ilvl="6" w:tentative="1">
+      <w:start w:val="1"/>
+      <w:numFmt w:val="bullet"/>
+      <w:lvlText w:val=""/>
+      <w:lvlJc w:val="left"/>
+      <w:pPr>
+        <w:tabs>
+          <w:tab w:val="num" w:pos="5040"/>
+        </w:tabs>
+        <w:ind w:left="5040" w:hanging="360"/>
+      </w:pPr>
+      <w:rPr>
+        <w:rFonts w:ascii="Wingdings" w:hAnsi="Wingdings" w:hint="default"/>
+        <w:sz w:val="20"/>
+      </w:rPr>
+    </w:lvl>
+    <w:lvl w:ilvl="7" w:tentative="1">
+      <w:start w:val="1"/>
+      <w:numFmt w:val="bullet"/>
+      <w:lvlText w:val=""/>
+      <w:lvlJc w:val="left"/>
+      <w:pPr>
+        <w:tabs>
+          <w:tab w:val="num" w:pos="5760"/>
+        </w:tabs>
+        <w:ind w:left="5760" w:hanging="360"/>
+      </w:pPr>
+      <w:rPr>
+        <w:rFonts w:ascii="Wingdings" w:hAnsi="Wingdings" w:hint="default"/>
+        <w:sz w:val="20"/>
+      </w:rPr>
+    </w:lvl>
+    <w:lvl w:ilvl="8" w:tentative="1">
+      <w:start w:val="1"/>
+      <w:numFmt w:val="bullet"/>
+      <w:lvlText w:val=""/>
+      <w:lvlJc w:val="left"/>
+      <w:pPr>
+        <w:tabs>
+          <w:tab w:val="num" w:pos="6480"/>
+        </w:tabs>
+        <w:ind w:left="6480" w:hanging="360"/>
+      </w:pPr>
+      <w:rPr>
+        <w:rFonts w:ascii="Wingdings" w:hAnsi="Wingdings" w:hint="default"/>
+        <w:sz w:val="20"/>
+      </w:rPr>
+    </w:lvl>
+  </w:abstractNum>
+  <w:abstractNum w:abstractNumId="34">
+    <w:nsid w:val="75353F39"/>
+    <w:multiLevelType w:val="multilevel"/>
+    <w:tmpl w:val="69B23880"/>
+    <w:lvl w:ilvl="0">
+      <w:start w:val="1"/>
+      <w:numFmt w:val="bullet"/>
+      <w:lvlText w:val=""/>
+      <w:lvlJc w:val="left"/>
+      <w:pPr>
+        <w:tabs>
+          <w:tab w:val="num" w:pos="720"/>
+        </w:tabs>
+        <w:ind w:left="720" w:hanging="360"/>
+      </w:pPr>
+      <w:rPr>
+        <w:rFonts w:ascii="Symbol" w:hAnsi="Symbol" w:hint="default"/>
+        <w:sz w:val="20"/>
+      </w:rPr>
+    </w:lvl>
+    <w:lvl w:ilvl="1" w:tentative="1">
+      <w:start w:val="1"/>
+      <w:numFmt w:val="bullet"/>
+      <w:lvlText w:val="o"/>
+      <w:lvlJc w:val="left"/>
+      <w:pPr>
+        <w:tabs>
+          <w:tab w:val="num" w:pos="1440"/>
+        </w:tabs>
+        <w:ind w:left="1440" w:hanging="360"/>
+      </w:pPr>
+      <w:rPr>
+        <w:rFonts w:ascii="Courier New" w:hAnsi="Courier New" w:hint="default"/>
+        <w:sz w:val="20"/>
+      </w:rPr>
+    </w:lvl>
+    <w:lvl w:ilvl="2" w:tentative="1">
+      <w:start w:val="1"/>
+      <w:numFmt w:val="bullet"/>
+      <w:lvlText w:val=""/>
+      <w:lvlJc w:val="left"/>
+      <w:pPr>
+        <w:tabs>
+          <w:tab w:val="num" w:pos="2160"/>
+        </w:tabs>
+        <w:ind w:left="2160" w:hanging="360"/>
+      </w:pPr>
+      <w:rPr>
+        <w:rFonts w:ascii="Wingdings" w:hAnsi="Wingdings" w:hint="default"/>
+        <w:sz w:val="20"/>
+      </w:rPr>
+    </w:lvl>
+    <w:lvl w:ilvl="3" w:tentative="1">
+      <w:start w:val="1"/>
+      <w:numFmt w:val="bullet"/>
+      <w:lvlText w:val=""/>
+      <w:lvlJc w:val="left"/>
+      <w:pPr>
+        <w:tabs>
+          <w:tab w:val="num" w:pos="2880"/>
+        </w:tabs>
+        <w:ind w:left="2880" w:hanging="360"/>
+      </w:pPr>
+      <w:rPr>
+        <w:rFonts w:ascii="Wingdings" w:hAnsi="Wingdings" w:hint="default"/>
+        <w:sz w:val="20"/>
+      </w:rPr>
+    </w:lvl>
+    <w:lvl w:ilvl="4" w:tentative="1">
+      <w:start w:val="1"/>
+      <w:numFmt w:val="bullet"/>
+      <w:lvlText w:val=""/>
+      <w:lvlJc w:val="left"/>
+      <w:pPr>
+        <w:tabs>
+          <w:tab w:val="num" w:pos="3600"/>
+        </w:tabs>
+        <w:ind w:left="3600" w:hanging="360"/>
+      </w:pPr>
+      <w:rPr>
+        <w:rFonts w:ascii="Wingdings" w:hAnsi="Wingdings" w:hint="default"/>
+        <w:sz w:val="20"/>
+      </w:rPr>
+    </w:lvl>
+    <w:lvl w:ilvl="5" w:tentative="1">
+      <w:start w:val="1"/>
+      <w:numFmt w:val="bullet"/>
+      <w:lvlText w:val=""/>
+      <w:lvlJc w:val="left"/>
+      <w:pPr>
+        <w:tabs>
+          <w:tab w:val="num" w:pos="4320"/>
+        </w:tabs>
+        <w:ind w:left="4320" w:hanging="360"/>
+      </w:pPr>
+      <w:rPr>
+        <w:rFonts w:ascii="Wingdings" w:hAnsi="Wingdings" w:hint="default"/>
+        <w:sz w:val="20"/>
+      </w:rPr>
+    </w:lvl>
+    <w:lvl w:ilvl="6" w:tentative="1">
+      <w:start w:val="1"/>
+      <w:numFmt w:val="bullet"/>
+      <w:lvlText w:val=""/>
+      <w:lvlJc w:val="left"/>
+      <w:pPr>
+        <w:tabs>
+          <w:tab w:val="num" w:pos="5040"/>
+        </w:tabs>
+        <w:ind w:left="5040" w:hanging="360"/>
+      </w:pPr>
+      <w:rPr>
+        <w:rFonts w:ascii="Wingdings" w:hAnsi="Wingdings" w:hint="default"/>
+        <w:sz w:val="20"/>
+      </w:rPr>
+    </w:lvl>
+    <w:lvl w:ilvl="7" w:tentative="1">
+      <w:start w:val="1"/>
+      <w:numFmt w:val="bullet"/>
+      <w:lvlText w:val=""/>
+      <w:lvlJc w:val="left"/>
+      <w:pPr>
+        <w:tabs>
+          <w:tab w:val="num" w:pos="5760"/>
+        </w:tabs>
+        <w:ind w:left="5760" w:hanging="360"/>
+      </w:pPr>
+      <w:rPr>
+        <w:rFonts w:ascii="Wingdings" w:hAnsi="Wingdings" w:hint="default"/>
+        <w:sz w:val="20"/>
+      </w:rPr>
+    </w:lvl>
+    <w:lvl w:ilvl="8" w:tentative="1">
+      <w:start w:val="1"/>
+      <w:numFmt w:val="bullet"/>
+      <w:lvlText w:val=""/>
+      <w:lvlJc w:val="left"/>
+      <w:pPr>
+        <w:tabs>
+          <w:tab w:val="num" w:pos="6480"/>
+        </w:tabs>
+        <w:ind w:left="6480" w:hanging="360"/>
+      </w:pPr>
+      <w:rPr>
+        <w:rFonts w:ascii="Wingdings" w:hAnsi="Wingdings" w:hint="default"/>
+        <w:sz w:val="20"/>
       </w:rPr>
     </w:lvl>
   </w:abstractNum>
@@ -916,6 +5668,84 @@
   </w:num>
   <w:num w:numId="9">
     <w:abstractNumId w:val="0"/>
+  </w:num>
+  <w:num w:numId="10">
+    <w:abstractNumId w:val="29"/>
+  </w:num>
+  <w:num w:numId="11">
+    <w:abstractNumId w:val="15"/>
+  </w:num>
+  <w:num w:numId="12">
+    <w:abstractNumId w:val="23"/>
+  </w:num>
+  <w:num w:numId="13">
+    <w:abstractNumId w:val="28"/>
+  </w:num>
+  <w:num w:numId="14">
+    <w:abstractNumId w:val="9"/>
+  </w:num>
+  <w:num w:numId="15">
+    <w:abstractNumId w:val="33"/>
+  </w:num>
+  <w:num w:numId="16">
+    <w:abstractNumId w:val="19"/>
+  </w:num>
+  <w:num w:numId="17">
+    <w:abstractNumId w:val="30"/>
+  </w:num>
+  <w:num w:numId="18">
+    <w:abstractNumId w:val="31"/>
+  </w:num>
+  <w:num w:numId="19">
+    <w:abstractNumId w:val="11"/>
+  </w:num>
+  <w:num w:numId="20">
+    <w:abstractNumId w:val="13"/>
+  </w:num>
+  <w:num w:numId="21">
+    <w:abstractNumId w:val="34"/>
+  </w:num>
+  <w:num w:numId="22">
+    <w:abstractNumId w:val="12"/>
+  </w:num>
+  <w:num w:numId="23">
+    <w:abstractNumId w:val="27"/>
+  </w:num>
+  <w:num w:numId="24">
+    <w:abstractNumId w:val="25"/>
+  </w:num>
+  <w:num w:numId="25">
+    <w:abstractNumId w:val="16"/>
+  </w:num>
+  <w:num w:numId="26">
+    <w:abstractNumId w:val="32"/>
+  </w:num>
+  <w:num w:numId="27">
+    <w:abstractNumId w:val="20"/>
+  </w:num>
+  <w:num w:numId="28">
+    <w:abstractNumId w:val="22"/>
+  </w:num>
+  <w:num w:numId="29">
+    <w:abstractNumId w:val="10"/>
+  </w:num>
+  <w:num w:numId="30">
+    <w:abstractNumId w:val="17"/>
+  </w:num>
+  <w:num w:numId="31">
+    <w:abstractNumId w:val="26"/>
+  </w:num>
+  <w:num w:numId="32">
+    <w:abstractNumId w:val="18"/>
+  </w:num>
+  <w:num w:numId="33">
+    <w:abstractNumId w:val="24"/>
+  </w:num>
+  <w:num w:numId="34">
+    <w:abstractNumId w:val="21"/>
+  </w:num>
+  <w:num w:numId="35">
+    <w:abstractNumId w:val="14"/>
   </w:num>
 </w:numbering>
 </file>
@@ -12070,6 +16900,22 @@
       </w:tcPr>
     </w:tblStylePr>
   </w:style>
+  <w:style w:type="paragraph" w:styleId="NormalWeb">
+    <w:name w:val="Normal (Web)"/>
+    <w:basedOn w:val="Normal"/>
+    <w:uiPriority w:val="99"/>
+    <w:unhideWhenUsed/>
+    <w:rsid w:val="00D259BF"/>
+    <w:pPr>
+      <w:spacing w:before="100" w:beforeAutospacing="1" w:after="100" w:afterAutospacing="1" w:line="240" w:lineRule="auto"/>
+    </w:pPr>
+    <w:rPr>
+      <w:rFonts w:ascii="Times New Roman" w:eastAsia="Times New Roman" w:hAnsi="Times New Roman" w:cs="Times New Roman"/>
+      <w:sz w:val="24"/>
+      <w:szCs w:val="24"/>
+      <w:lang w:val="pt-BR" w:eastAsia="pt-BR"/>
+    </w:rPr>
+  </w:style>
 </w:styles>
 </file>
 
@@ -23223,7 +28069,135 @@
       </w:tcPr>
     </w:tblStylePr>
   </w:style>
+  <w:style w:type="paragraph" w:styleId="NormalWeb">
+    <w:name w:val="Normal (Web)"/>
+    <w:basedOn w:val="Normal"/>
+    <w:uiPriority w:val="99"/>
+    <w:unhideWhenUsed/>
+    <w:rsid w:val="00D259BF"/>
+    <w:pPr>
+      <w:spacing w:before="100" w:beforeAutospacing="1" w:after="100" w:afterAutospacing="1" w:line="240" w:lineRule="auto"/>
+    </w:pPr>
+    <w:rPr>
+      <w:rFonts w:ascii="Times New Roman" w:eastAsia="Times New Roman" w:hAnsi="Times New Roman" w:cs="Times New Roman"/>
+      <w:sz w:val="24"/>
+      <w:szCs w:val="24"/>
+      <w:lang w:val="pt-BR" w:eastAsia="pt-BR"/>
+    </w:rPr>
+  </w:style>
 </w:styles>
+</file>
+
+<file path=word/activeX/activeX1.xml><?xml version="1.0" encoding="utf-8"?>
+<ax:ocx xmlns:ax="http://schemas.microsoft.com/office/2006/activeX" xmlns:r="http://schemas.openxmlformats.org/officeDocument/2006/relationships" ax:classid="{5512D116-5CC6-11CF-8D67-00AA00BDCE1D}" ax:persistence="persistStream" r:id="rId1"/>
+</file>
+
+<file path=word/activeX/activeX10.xml><?xml version="1.0" encoding="utf-8"?>
+<ax:ocx xmlns:ax="http://schemas.microsoft.com/office/2006/activeX" xmlns:r="http://schemas.openxmlformats.org/officeDocument/2006/relationships" ax:classid="{5512D116-5CC6-11CF-8D67-00AA00BDCE1D}" ax:persistence="persistStream" r:id="rId1"/>
+</file>
+
+<file path=word/activeX/activeX11.xml><?xml version="1.0" encoding="utf-8"?>
+<ax:ocx xmlns:ax="http://schemas.microsoft.com/office/2006/activeX" xmlns:r="http://schemas.openxmlformats.org/officeDocument/2006/relationships" ax:classid="{5512D116-5CC6-11CF-8D67-00AA00BDCE1D}" ax:persistence="persistStream" r:id="rId1"/>
+</file>
+
+<file path=word/activeX/activeX12.xml><?xml version="1.0" encoding="utf-8"?>
+<ax:ocx xmlns:ax="http://schemas.microsoft.com/office/2006/activeX" xmlns:r="http://schemas.openxmlformats.org/officeDocument/2006/relationships" ax:classid="{5512D116-5CC6-11CF-8D67-00AA00BDCE1D}" ax:persistence="persistStream" r:id="rId1"/>
+</file>
+
+<file path=word/activeX/activeX13.xml><?xml version="1.0" encoding="utf-8"?>
+<ax:ocx xmlns:ax="http://schemas.microsoft.com/office/2006/activeX" xmlns:r="http://schemas.openxmlformats.org/officeDocument/2006/relationships" ax:classid="{5512D116-5CC6-11CF-8D67-00AA00BDCE1D}" ax:persistence="persistStream" r:id="rId1"/>
+</file>
+
+<file path=word/activeX/activeX14.xml><?xml version="1.0" encoding="utf-8"?>
+<ax:ocx xmlns:ax="http://schemas.microsoft.com/office/2006/activeX" xmlns:r="http://schemas.openxmlformats.org/officeDocument/2006/relationships" ax:classid="{5512D116-5CC6-11CF-8D67-00AA00BDCE1D}" ax:persistence="persistStream" r:id="rId1"/>
+</file>
+
+<file path=word/activeX/activeX15.xml><?xml version="1.0" encoding="utf-8"?>
+<ax:ocx xmlns:ax="http://schemas.microsoft.com/office/2006/activeX" xmlns:r="http://schemas.openxmlformats.org/officeDocument/2006/relationships" ax:classid="{5512D116-5CC6-11CF-8D67-00AA00BDCE1D}" ax:persistence="persistStream" r:id="rId1"/>
+</file>
+
+<file path=word/activeX/activeX16.xml><?xml version="1.0" encoding="utf-8"?>
+<ax:ocx xmlns:ax="http://schemas.microsoft.com/office/2006/activeX" xmlns:r="http://schemas.openxmlformats.org/officeDocument/2006/relationships" ax:classid="{5512D116-5CC6-11CF-8D67-00AA00BDCE1D}" ax:persistence="persistStream" r:id="rId1"/>
+</file>
+
+<file path=word/activeX/activeX17.xml><?xml version="1.0" encoding="utf-8"?>
+<ax:ocx xmlns:ax="http://schemas.microsoft.com/office/2006/activeX" xmlns:r="http://schemas.openxmlformats.org/officeDocument/2006/relationships" ax:classid="{5512D116-5CC6-11CF-8D67-00AA00BDCE1D}" ax:persistence="persistStream" r:id="rId1"/>
+</file>
+
+<file path=word/activeX/activeX18.xml><?xml version="1.0" encoding="utf-8"?>
+<ax:ocx xmlns:ax="http://schemas.microsoft.com/office/2006/activeX" xmlns:r="http://schemas.openxmlformats.org/officeDocument/2006/relationships" ax:classid="{5512D116-5CC6-11CF-8D67-00AA00BDCE1D}" ax:persistence="persistStream" r:id="rId1"/>
+</file>
+
+<file path=word/activeX/activeX19.xml><?xml version="1.0" encoding="utf-8"?>
+<ax:ocx xmlns:ax="http://schemas.microsoft.com/office/2006/activeX" xmlns:r="http://schemas.openxmlformats.org/officeDocument/2006/relationships" ax:classid="{5512D116-5CC6-11CF-8D67-00AA00BDCE1D}" ax:persistence="persistStream" r:id="rId1"/>
+</file>
+
+<file path=word/activeX/activeX2.xml><?xml version="1.0" encoding="utf-8"?>
+<ax:ocx xmlns:ax="http://schemas.microsoft.com/office/2006/activeX" xmlns:r="http://schemas.openxmlformats.org/officeDocument/2006/relationships" ax:classid="{5512D116-5CC6-11CF-8D67-00AA00BDCE1D}" ax:persistence="persistStream" r:id="rId1"/>
+</file>
+
+<file path=word/activeX/activeX20.xml><?xml version="1.0" encoding="utf-8"?>
+<ax:ocx xmlns:ax="http://schemas.microsoft.com/office/2006/activeX" xmlns:r="http://schemas.openxmlformats.org/officeDocument/2006/relationships" ax:classid="{5512D116-5CC6-11CF-8D67-00AA00BDCE1D}" ax:persistence="persistStream" r:id="rId1"/>
+</file>
+
+<file path=word/activeX/activeX21.xml><?xml version="1.0" encoding="utf-8"?>
+<ax:ocx xmlns:ax="http://schemas.microsoft.com/office/2006/activeX" xmlns:r="http://schemas.openxmlformats.org/officeDocument/2006/relationships" ax:classid="{5512D116-5CC6-11CF-8D67-00AA00BDCE1D}" ax:persistence="persistStream" r:id="rId1"/>
+</file>
+
+<file path=word/activeX/activeX22.xml><?xml version="1.0" encoding="utf-8"?>
+<ax:ocx xmlns:ax="http://schemas.microsoft.com/office/2006/activeX" xmlns:r="http://schemas.openxmlformats.org/officeDocument/2006/relationships" ax:classid="{5512D116-5CC6-11CF-8D67-00AA00BDCE1D}" ax:persistence="persistStream" r:id="rId1"/>
+</file>
+
+<file path=word/activeX/activeX23.xml><?xml version="1.0" encoding="utf-8"?>
+<ax:ocx xmlns:ax="http://schemas.microsoft.com/office/2006/activeX" xmlns:r="http://schemas.openxmlformats.org/officeDocument/2006/relationships" ax:classid="{5512D116-5CC6-11CF-8D67-00AA00BDCE1D}" ax:persistence="persistStream" r:id="rId1"/>
+</file>
+
+<file path=word/activeX/activeX24.xml><?xml version="1.0" encoding="utf-8"?>
+<ax:ocx xmlns:ax="http://schemas.microsoft.com/office/2006/activeX" xmlns:r="http://schemas.openxmlformats.org/officeDocument/2006/relationships" ax:classid="{5512D116-5CC6-11CF-8D67-00AA00BDCE1D}" ax:persistence="persistStream" r:id="rId1"/>
+</file>
+
+<file path=word/activeX/activeX25.xml><?xml version="1.0" encoding="utf-8"?>
+<ax:ocx xmlns:ax="http://schemas.microsoft.com/office/2006/activeX" xmlns:r="http://schemas.openxmlformats.org/officeDocument/2006/relationships" ax:classid="{5512D116-5CC6-11CF-8D67-00AA00BDCE1D}" ax:persistence="persistStream" r:id="rId1"/>
+</file>
+
+<file path=word/activeX/activeX26.xml><?xml version="1.0" encoding="utf-8"?>
+<ax:ocx xmlns:ax="http://schemas.microsoft.com/office/2006/activeX" xmlns:r="http://schemas.openxmlformats.org/officeDocument/2006/relationships" ax:classid="{5512D116-5CC6-11CF-8D67-00AA00BDCE1D}" ax:persistence="persistStream" r:id="rId1"/>
+</file>
+
+<file path=word/activeX/activeX27.xml><?xml version="1.0" encoding="utf-8"?>
+<ax:ocx xmlns:ax="http://schemas.microsoft.com/office/2006/activeX" xmlns:r="http://schemas.openxmlformats.org/officeDocument/2006/relationships" ax:classid="{5512D116-5CC6-11CF-8D67-00AA00BDCE1D}" ax:persistence="persistStream" r:id="rId1"/>
+</file>
+
+<file path=word/activeX/activeX28.xml><?xml version="1.0" encoding="utf-8"?>
+<ax:ocx xmlns:ax="http://schemas.microsoft.com/office/2006/activeX" xmlns:r="http://schemas.openxmlformats.org/officeDocument/2006/relationships" ax:classid="{5512D116-5CC6-11CF-8D67-00AA00BDCE1D}" ax:persistence="persistStream" r:id="rId1"/>
+</file>
+
+<file path=word/activeX/activeX3.xml><?xml version="1.0" encoding="utf-8"?>
+<ax:ocx xmlns:ax="http://schemas.microsoft.com/office/2006/activeX" xmlns:r="http://schemas.openxmlformats.org/officeDocument/2006/relationships" ax:classid="{5512D116-5CC6-11CF-8D67-00AA00BDCE1D}" ax:persistence="persistStream" r:id="rId1"/>
+</file>
+
+<file path=word/activeX/activeX4.xml><?xml version="1.0" encoding="utf-8"?>
+<ax:ocx xmlns:ax="http://schemas.microsoft.com/office/2006/activeX" xmlns:r="http://schemas.openxmlformats.org/officeDocument/2006/relationships" ax:classid="{5512D116-5CC6-11CF-8D67-00AA00BDCE1D}" ax:persistence="persistStream" r:id="rId1"/>
+</file>
+
+<file path=word/activeX/activeX5.xml><?xml version="1.0" encoding="utf-8"?>
+<ax:ocx xmlns:ax="http://schemas.microsoft.com/office/2006/activeX" xmlns:r="http://schemas.openxmlformats.org/officeDocument/2006/relationships" ax:classid="{5512D116-5CC6-11CF-8D67-00AA00BDCE1D}" ax:persistence="persistStream" r:id="rId1"/>
+</file>
+
+<file path=word/activeX/activeX6.xml><?xml version="1.0" encoding="utf-8"?>
+<ax:ocx xmlns:ax="http://schemas.microsoft.com/office/2006/activeX" xmlns:r="http://schemas.openxmlformats.org/officeDocument/2006/relationships" ax:classid="{5512D116-5CC6-11CF-8D67-00AA00BDCE1D}" ax:persistence="persistStream" r:id="rId1"/>
+</file>
+
+<file path=word/activeX/activeX7.xml><?xml version="1.0" encoding="utf-8"?>
+<ax:ocx xmlns:ax="http://schemas.microsoft.com/office/2006/activeX" xmlns:r="http://schemas.openxmlformats.org/officeDocument/2006/relationships" ax:classid="{5512D116-5CC6-11CF-8D67-00AA00BDCE1D}" ax:persistence="persistStream" r:id="rId1"/>
+</file>
+
+<file path=word/activeX/activeX8.xml><?xml version="1.0" encoding="utf-8"?>
+<ax:ocx xmlns:ax="http://schemas.microsoft.com/office/2006/activeX" xmlns:r="http://schemas.openxmlformats.org/officeDocument/2006/relationships" ax:classid="{5512D116-5CC6-11CF-8D67-00AA00BDCE1D}" ax:persistence="persistStream" r:id="rId1"/>
+</file>
+
+<file path=word/activeX/activeX9.xml><?xml version="1.0" encoding="utf-8"?>
+<ax:ocx xmlns:ax="http://schemas.microsoft.com/office/2006/activeX" xmlns:r="http://schemas.openxmlformats.org/officeDocument/2006/relationships" ax:classid="{5512D116-5CC6-11CF-8D67-00AA00BDCE1D}" ax:persistence="persistStream" r:id="rId1"/>
 </file>
 
 <file path=word/theme/theme1.xml><?xml version="1.0" encoding="utf-8"?>
@@ -23551,7 +28525,7 @@
 </file>
 
 <file path=customXml/itemProps1.xml><?xml version="1.0" encoding="utf-8"?>
-<ds:datastoreItem xmlns:ds="http://schemas.openxmlformats.org/officeDocument/2006/customXml" ds:itemID="{C14FCE1C-4480-4A62-9F28-84105CD52653}">
+<ds:datastoreItem xmlns:ds="http://schemas.openxmlformats.org/officeDocument/2006/customXml" ds:itemID="{B13CAAB8-3C73-4A8A-BA8E-636FEC657777}">
   <ds:schemaRefs>
     <ds:schemaRef ds:uri="http://schemas.openxmlformats.org/officeDocument/2006/bibliography"/>
   </ds:schemaRefs>
